--- a/lab4/Lab4_24I-6505.docx
+++ b/lab4/Lab4_24I-6505.docx
@@ -1,6 +1,6 @@
 
 <file path=word/document.xml><?xml version="1.0" encoding="utf-8"?>
-<w:document xmlns:wpc="http://schemas.microsoft.com/office/word/2010/wordprocessingCanvas" xmlns:cx="http://schemas.microsoft.com/office/drawing/2014/chartex" xmlns:cx1="http://schemas.microsoft.com/office/drawing/2015/9/8/chartex" xmlns:mc="http://schemas.openxmlformats.org/markup-compatibility/2006" xmlns:o="urn:schemas-microsoft-com:office:office" xmlns:r="http://schemas.openxmlformats.org/officeDocument/2006/relationships" xmlns:m="http://schemas.openxmlformats.org/officeDocument/2006/math" xmlns:v="urn:schemas-microsoft-com:vml" xmlns:wp14="http://schemas.microsoft.com/office/word/2010/wordprocessingDrawing" xmlns:wp="http://schemas.openxmlformats.org/drawingml/2006/wordprocessingDrawing" xmlns:w10="urn:schemas-microsoft-com:office:word" xmlns:w="http://schemas.openxmlformats.org/wordprocessingml/2006/main" xmlns:w14="http://schemas.microsoft.com/office/word/2010/wordml" xmlns:w15="http://schemas.microsoft.com/office/word/2012/wordml" xmlns:w16se="http://schemas.microsoft.com/office/word/2015/wordml/symex" xmlns:wpg="http://schemas.microsoft.com/office/word/2010/wordprocessingGroup" xmlns:wpi="http://schemas.microsoft.com/office/word/2010/wordprocessingInk" xmlns:wne="http://schemas.microsoft.com/office/word/2006/wordml" xmlns:wps="http://schemas.microsoft.com/office/word/2010/wordprocessingShape" mc:Ignorable="w14 w15 w16se wp14">
+<w:document xmlns:wpc="http://schemas.microsoft.com/office/word/2010/wordprocessingCanvas" xmlns:cx="http://schemas.microsoft.com/office/drawing/2014/chartex" xmlns:cx1="http://schemas.microsoft.com/office/drawing/2015/9/8/chartex" xmlns:cx2="http://schemas.microsoft.com/office/drawing/2015/10/21/chartex" xmlns:cx3="http://schemas.microsoft.com/office/drawing/2016/5/9/chartex" xmlns:cx4="http://schemas.microsoft.com/office/drawing/2016/5/10/chartex" xmlns:cx5="http://schemas.microsoft.com/office/drawing/2016/5/11/chartex" xmlns:cx6="http://schemas.microsoft.com/office/drawing/2016/5/12/chartex" xmlns:cx7="http://schemas.microsoft.com/office/drawing/2016/5/13/chartex" xmlns:cx8="http://schemas.microsoft.com/office/drawing/2016/5/14/chartex" xmlns:mc="http://schemas.openxmlformats.org/markup-compatibility/2006" xmlns:aink="http://schemas.microsoft.com/office/drawing/2016/ink" xmlns:am3d="http://schemas.microsoft.com/office/drawing/2017/model3d" xmlns:o="urn:schemas-microsoft-com:office:office" xmlns:oel="http://schemas.microsoft.com/office/2019/extlst" xmlns:r="http://schemas.openxmlformats.org/officeDocument/2006/relationships" xmlns:m="http://schemas.openxmlformats.org/officeDocument/2006/math" xmlns:v="urn:schemas-microsoft-com:vml" xmlns:wp14="http://schemas.microsoft.com/office/word/2010/wordprocessingDrawing" xmlns:wp="http://schemas.openxmlformats.org/drawingml/2006/wordprocessingDrawing" xmlns:w10="urn:schemas-microsoft-com:office:word" xmlns:w="http://schemas.openxmlformats.org/wordprocessingml/2006/main" xmlns:w14="http://schemas.microsoft.com/office/word/2010/wordml" xmlns:w15="http://schemas.microsoft.com/office/word/2012/wordml" xmlns:w16cex="http://schemas.microsoft.com/office/word/2018/wordml/cex" xmlns:w16cid="http://schemas.microsoft.com/office/word/2016/wordml/cid" xmlns:w16="http://schemas.microsoft.com/office/word/2018/wordml" xmlns:w16du="http://schemas.microsoft.com/office/word/2023/wordml/word16du" xmlns:w16sdtdh="http://schemas.microsoft.com/office/word/2020/wordml/sdtdatahash" xmlns:w16sdtfl="http://schemas.microsoft.com/office/word/2024/wordml/sdtformatlock" xmlns:w16se="http://schemas.microsoft.com/office/word/2015/wordml/symex" xmlns:wpg="http://schemas.microsoft.com/office/word/2010/wordprocessingGroup" xmlns:wpi="http://schemas.microsoft.com/office/word/2010/wordprocessingInk" xmlns:wne="http://schemas.microsoft.com/office/word/2006/wordml" xmlns:wps="http://schemas.microsoft.com/office/word/2010/wordprocessingShape" mc:Ignorable="w14 w15 w16se w16cid w16 w16cex w16sdtdh w16sdtfl w16du wp14">
   <w:body>
     <w:p>
       <w:pPr>
@@ -404,7 +404,7 @@
           <w:sz w:val="47"/>
           <w:szCs w:val="47"/>
         </w:rPr>
-        <w:t>___</w:t>
+        <w:t>4</w:t>
       </w:r>
       <w:r>
         <w:rPr>
@@ -443,29 +443,7 @@
           <w:sz w:val="44"/>
           <w:szCs w:val="44"/>
         </w:rPr>
-        <w:t xml:space="preserve">Write </w:t>
-      </w:r>
-      <w:r>
-        <w:rPr>
-          <w:rFonts w:asciiTheme="minorHAnsi" w:hAnsiTheme="minorHAnsi" w:cstheme="minorHAnsi"/>
-          <w:b/>
-          <w:bCs/>
-          <w:color w:val="FF0000"/>
-          <w:sz w:val="44"/>
-          <w:szCs w:val="44"/>
-        </w:rPr>
-        <w:t>Lab Title</w:t>
-      </w:r>
-      <w:r>
-        <w:rPr>
-          <w:rFonts w:asciiTheme="minorHAnsi" w:hAnsiTheme="minorHAnsi" w:cstheme="minorHAnsi"/>
-          <w:b/>
-          <w:bCs/>
-          <w:color w:val="FF0000"/>
-          <w:sz w:val="44"/>
-          <w:szCs w:val="44"/>
-        </w:rPr>
-        <w:t xml:space="preserve"> Here</w:t>
+        <w:t>Register Level Execution</w:t>
       </w:r>
     </w:p>
     <w:p>
@@ -514,39 +492,41 @@
         <w:ind w:right="-20"/>
         <w:rPr>
           <w:rFonts w:ascii="Cambria" w:hAnsi="Cambria" w:cs="Cambria"/>
+          <w:b/>
+          <w:bCs/>
         </w:rPr>
       </w:pPr>
       <w:r>
         <w:rPr>
           <w:rFonts w:ascii="Cambria" w:hAnsi="Cambria" w:cs="Cambria"/>
         </w:rPr>
-        <w:t>Student Name: ______</w:t>
+        <w:t xml:space="preserve">Student Name: </w:t>
       </w:r>
       <w:r>
         <w:rPr>
           <w:rFonts w:ascii="Cambria" w:hAnsi="Cambria" w:cs="Cambria"/>
-          <w:spacing w:val="-1"/>
+          <w:b/>
+          <w:bCs/>
         </w:rPr>
-        <w:t>_</w:t>
+        <w:t xml:space="preserve">HAIDER IRFAN  </w:t>
       </w:r>
       <w:r>
         <w:rPr>
           <w:rFonts w:ascii="Cambria" w:hAnsi="Cambria" w:cs="Cambria"/>
         </w:rPr>
-        <w:t>__</w:t>
-      </w:r>
-      <w:r>
-        <w:rPr>
-          <w:rFonts w:ascii="Cambria" w:hAnsi="Cambria" w:cs="Cambria"/>
-          <w:spacing w:val="1"/>
-        </w:rPr>
-        <w:t>_</w:t>
+        <w:t xml:space="preserve"> </w:t>
       </w:r>
       <w:r>
         <w:rPr>
           <w:rFonts w:ascii="Cambria" w:hAnsi="Cambria" w:cs="Cambria"/>
         </w:rPr>
-        <w:t xml:space="preserve"> Roll</w:t>
+        <w:t xml:space="preserve">    </w:t>
+      </w:r>
+      <w:r>
+        <w:rPr>
+          <w:rFonts w:ascii="Cambria" w:hAnsi="Cambria" w:cs="Cambria"/>
+        </w:rPr>
+        <w:t>Roll</w:t>
       </w:r>
       <w:r>
         <w:rPr>
@@ -571,34 +551,10 @@
       <w:r>
         <w:rPr>
           <w:rFonts w:ascii="Cambria" w:hAnsi="Cambria" w:cs="Cambria"/>
+          <w:b/>
+          <w:bCs/>
         </w:rPr>
-        <w:t>________</w:t>
-      </w:r>
-      <w:r>
-        <w:rPr>
-          <w:rFonts w:ascii="Cambria" w:hAnsi="Cambria" w:cs="Cambria"/>
-          <w:spacing w:val="1"/>
-        </w:rPr>
-        <w:t>_</w:t>
-      </w:r>
-      <w:r>
-        <w:rPr>
-          <w:rFonts w:ascii="Cambria" w:hAnsi="Cambria" w:cs="Cambria"/>
-        </w:rPr>
-        <w:t>____</w:t>
-      </w:r>
-      <w:r>
-        <w:rPr>
-          <w:rFonts w:ascii="Cambria" w:hAnsi="Cambria" w:cs="Cambria"/>
-          <w:spacing w:val="-1"/>
-        </w:rPr>
-        <w:t>_</w:t>
-      </w:r>
-      <w:r>
-        <w:rPr>
-          <w:rFonts w:ascii="Cambria" w:hAnsi="Cambria" w:cs="Cambria"/>
-        </w:rPr>
-        <w:t>__</w:t>
+        <w:t xml:space="preserve">24I-6505     </w:t>
       </w:r>
       <w:r>
         <w:rPr>
@@ -618,7 +574,15 @@
         <w:rPr>
           <w:rFonts w:ascii="Cambria" w:hAnsi="Cambria" w:cs="Cambria"/>
         </w:rPr>
-        <w:t>ection: ___</w:t>
+        <w:t xml:space="preserve">ection: </w:t>
+      </w:r>
+      <w:r>
+        <w:rPr>
+          <w:rFonts w:ascii="Cambria" w:hAnsi="Cambria" w:cs="Cambria"/>
+          <w:b/>
+          <w:bCs/>
+        </w:rPr>
+        <w:t>A</w:t>
       </w:r>
     </w:p>
     <w:p>
@@ -697,46 +661,13 @@
         <w:rPr>
           <w:rFonts w:ascii="Cambria" w:hAnsi="Cambria" w:cs="Cambria"/>
         </w:rPr>
-        <w:t>__</w:t>
-      </w:r>
-      <w:r>
-        <w:rPr>
-          <w:rFonts w:ascii="Cambria" w:hAnsi="Cambria" w:cs="Cambria"/>
-          <w:spacing w:val="-1"/>
-        </w:rPr>
-        <w:t>_</w:t>
+        <w:t>September 8</w:t>
       </w:r>
       <w:r>
         <w:rPr>
           <w:rFonts w:ascii="Cambria" w:hAnsi="Cambria" w:cs="Cambria"/>
         </w:rPr>
-        <w:t>____</w:t>
-      </w:r>
-      <w:r>
-        <w:rPr>
-          <w:rFonts w:ascii="Cambria" w:hAnsi="Cambria" w:cs="Cambria"/>
-          <w:spacing w:val="1"/>
-        </w:rPr>
-        <w:t>_</w:t>
-      </w:r>
-      <w:r>
-        <w:rPr>
-          <w:rFonts w:ascii="Cambria" w:hAnsi="Cambria" w:cs="Cambria"/>
-        </w:rPr>
-        <w:t>_</w:t>
-      </w:r>
-      <w:r>
-        <w:rPr>
-          <w:rFonts w:ascii="Cambria" w:hAnsi="Cambria" w:cs="Cambria"/>
-          <w:spacing w:val="1"/>
-        </w:rPr>
-        <w:t>_</w:t>
-      </w:r>
-      <w:r>
-        <w:rPr>
-          <w:rFonts w:ascii="Cambria" w:hAnsi="Cambria" w:cs="Cambria"/>
-        </w:rPr>
-        <w:t>___,</w:t>
+        <w:t>,</w:t>
       </w:r>
       <w:r>
         <w:rPr>
@@ -1556,56 +1487,28 @@
                 <w:sz w:val="22"/>
                 <w:szCs w:val="22"/>
               </w:rPr>
-              <w:t xml:space="preserve">// Write description of the task here </w:t>
-            </w:r>
-            <w:r>
-              <w:rPr>
-                <w:rFonts w:ascii="Segoe UI Symbol" w:hAnsi="Segoe UI Symbol" w:cs="Segoe UI Symbol"/>
-                <w:sz w:val="22"/>
-                <w:szCs w:val="22"/>
-              </w:rPr>
-              <w:t>👇</w:t>
-            </w:r>
-            <w:r>
-              <w:rPr>
-                <w:rFonts w:asciiTheme="minorHAnsi" w:hAnsiTheme="minorHAnsi" w:cstheme="minorHAnsi"/>
-                <w:sz w:val="22"/>
-                <w:szCs w:val="22"/>
-              </w:rPr>
-              <w:t xml:space="preserve"> (max. five </w:t>
-            </w:r>
-            <w:r>
-              <w:rPr>
-                <w:rFonts w:asciiTheme="minorHAnsi" w:hAnsiTheme="minorHAnsi" w:cstheme="minorHAnsi"/>
-                <w:sz w:val="22"/>
-                <w:szCs w:val="22"/>
-              </w:rPr>
-              <w:t xml:space="preserve">to seven </w:t>
-            </w:r>
-            <w:r>
-              <w:rPr>
-                <w:rFonts w:asciiTheme="minorHAnsi" w:hAnsiTheme="minorHAnsi" w:cstheme="minorHAnsi"/>
-                <w:sz w:val="22"/>
-                <w:szCs w:val="22"/>
-              </w:rPr>
-              <w:t>lines)</w:t>
-            </w:r>
-          </w:p>
-          <w:p>
-            <w:pPr>
-              <w:pStyle w:val="ListParagraph"/>
-              <w:spacing w:before="120" w:beforeAutospacing="0" w:after="120" w:afterAutospacing="0"/>
-              <w:rPr>
-                <w:rFonts w:asciiTheme="minorHAnsi" w:hAnsiTheme="minorHAnsi" w:cstheme="minorHAnsi"/>
-                <w:sz w:val="22"/>
-                <w:szCs w:val="22"/>
-              </w:rPr>
-            </w:pPr>
-          </w:p>
-          <w:p>
-            <w:pPr>
-              <w:pStyle w:val="ListParagraph"/>
-              <w:spacing w:before="120" w:beforeAutospacing="0" w:after="120" w:afterAutospacing="0"/>
+              <w:t xml:space="preserve">We had to write RISC-V assembly code for the provided C programs, where A = 5 and B = 4. </w:t>
+            </w:r>
+            <w:r>
+              <w:rPr>
+                <w:rFonts w:asciiTheme="minorHAnsi" w:hAnsiTheme="minorHAnsi" w:cstheme="minorHAnsi"/>
+                <w:sz w:val="22"/>
+                <w:szCs w:val="22"/>
+              </w:rPr>
+              <w:t>Then we had to identify the different fields of each instruction according to the instruction format</w:t>
+            </w:r>
+            <w:r>
+              <w:rPr>
+                <w:rFonts w:asciiTheme="minorHAnsi" w:hAnsiTheme="minorHAnsi" w:cstheme="minorHAnsi"/>
+                <w:sz w:val="22"/>
+                <w:szCs w:val="22"/>
+              </w:rPr>
+              <w:t xml:space="preserve">, and represent the field values in decimal. </w:t>
+            </w:r>
+          </w:p>
+          <w:p>
+            <w:pPr>
+              <w:pStyle w:val="ListParagraph"/>
               <w:rPr>
                 <w:rFonts w:asciiTheme="minorHAnsi" w:hAnsiTheme="minorHAnsi" w:cstheme="minorHAnsi"/>
                 <w:sz w:val="22"/>
@@ -1653,48 +1556,6 @@
           <w:p>
             <w:pPr>
               <w:pStyle w:val="ListParagraph"/>
-              <w:rPr>
-                <w:rFonts w:ascii="Segoe UI Symbol" w:hAnsi="Segoe UI Symbol" w:cs="Segoe UI Symbol"/>
-                <w:color w:val="474747"/>
-                <w:shd w:val="clear" w:color="auto" w:fill="FFFFFF"/>
-              </w:rPr>
-            </w:pPr>
-            <w:r>
-              <w:rPr>
-                <w:rFonts w:asciiTheme="minorHAnsi" w:hAnsiTheme="minorHAnsi" w:cstheme="minorHAnsi"/>
-                <w:sz w:val="22"/>
-                <w:szCs w:val="22"/>
-              </w:rPr>
-              <w:t xml:space="preserve">// Paste </w:t>
-            </w:r>
-            <w:r>
-              <w:rPr>
-                <w:rFonts w:asciiTheme="minorHAnsi" w:hAnsiTheme="minorHAnsi" w:cstheme="minorHAnsi"/>
-                <w:sz w:val="22"/>
-                <w:szCs w:val="22"/>
-              </w:rPr>
-              <w:t xml:space="preserve">source </w:t>
-            </w:r>
-            <w:r>
-              <w:rPr>
-                <w:rFonts w:asciiTheme="minorHAnsi" w:hAnsiTheme="minorHAnsi" w:cstheme="minorHAnsi"/>
-                <w:sz w:val="22"/>
-                <w:szCs w:val="22"/>
-              </w:rPr>
-              <w:t xml:space="preserve">code here </w:t>
-            </w:r>
-            <w:r>
-              <w:rPr>
-                <w:rFonts w:ascii="Segoe UI Symbol" w:hAnsi="Segoe UI Symbol" w:cs="Segoe UI Symbol"/>
-                <w:color w:val="474747"/>
-                <w:shd w:val="clear" w:color="auto" w:fill="FFFFFF"/>
-              </w:rPr>
-              <w:t>👇</w:t>
-            </w:r>
-          </w:p>
-          <w:p>
-            <w:pPr>
-              <w:pStyle w:val="ListParagraph"/>
               <w:spacing w:before="0" w:beforeAutospacing="0" w:after="0" w:afterAutospacing="0"/>
               <w:rPr>
                 <w:rFonts w:asciiTheme="minorHAnsi" w:hAnsiTheme="minorHAnsi" w:cstheme="minorHAnsi"/>
@@ -1702,6 +1563,14 @@
                 <w:szCs w:val="22"/>
               </w:rPr>
             </w:pPr>
+            <w:r>
+              <w:rPr>
+                <w:rFonts w:asciiTheme="minorHAnsi" w:hAnsiTheme="minorHAnsi" w:cstheme="minorHAnsi"/>
+                <w:sz w:val="22"/>
+                <w:szCs w:val="22"/>
+              </w:rPr>
+              <w:t>addi t0, x0, 5</w:t>
+            </w:r>
           </w:p>
           <w:p>
             <w:pPr>
@@ -1713,6 +1582,1227 @@
                 <w:szCs w:val="22"/>
               </w:rPr>
             </w:pPr>
+            <w:r>
+              <w:rPr>
+                <w:rFonts w:asciiTheme="minorHAnsi" w:hAnsiTheme="minorHAnsi" w:cstheme="minorHAnsi"/>
+                <w:sz w:val="22"/>
+                <w:szCs w:val="22"/>
+              </w:rPr>
+              <w:t>addi t1, x0, 4</w:t>
+            </w:r>
+          </w:p>
+          <w:p>
+            <w:pPr>
+              <w:pStyle w:val="ListParagraph"/>
+              <w:spacing w:before="0" w:beforeAutospacing="0" w:after="0" w:afterAutospacing="0"/>
+              <w:rPr>
+                <w:rFonts w:asciiTheme="minorHAnsi" w:hAnsiTheme="minorHAnsi" w:cstheme="minorHAnsi"/>
+                <w:sz w:val="22"/>
+                <w:szCs w:val="22"/>
+              </w:rPr>
+            </w:pPr>
+          </w:p>
+          <w:p>
+            <w:pPr>
+              <w:pStyle w:val="ListParagraph"/>
+              <w:spacing w:before="0" w:beforeAutospacing="0" w:after="0" w:afterAutospacing="0"/>
+              <w:rPr>
+                <w:rFonts w:asciiTheme="minorHAnsi" w:hAnsiTheme="minorHAnsi" w:cstheme="minorHAnsi"/>
+                <w:sz w:val="22"/>
+                <w:szCs w:val="22"/>
+              </w:rPr>
+            </w:pPr>
+            <w:r>
+              <w:rPr>
+                <w:rFonts w:asciiTheme="minorHAnsi" w:hAnsiTheme="minorHAnsi" w:cstheme="minorHAnsi"/>
+                <w:sz w:val="22"/>
+                <w:szCs w:val="22"/>
+              </w:rPr>
+              <w:t>add t2, t0, t1</w:t>
+            </w:r>
+          </w:p>
+          <w:p>
+            <w:pPr>
+              <w:pStyle w:val="ListParagraph"/>
+              <w:spacing w:before="0" w:beforeAutospacing="0" w:after="0" w:afterAutospacing="0"/>
+              <w:rPr>
+                <w:rFonts w:asciiTheme="minorHAnsi" w:hAnsiTheme="minorHAnsi" w:cstheme="minorHAnsi"/>
+                <w:sz w:val="22"/>
+                <w:szCs w:val="22"/>
+              </w:rPr>
+            </w:pPr>
+            <w:r>
+              <w:rPr>
+                <w:rFonts w:asciiTheme="minorHAnsi" w:hAnsiTheme="minorHAnsi" w:cstheme="minorHAnsi"/>
+                <w:sz w:val="22"/>
+                <w:szCs w:val="22"/>
+              </w:rPr>
+              <w:t>sub t3, t0, t1</w:t>
+            </w:r>
+          </w:p>
+          <w:p>
+            <w:pPr>
+              <w:pStyle w:val="ListParagraph"/>
+              <w:spacing w:before="0" w:beforeAutospacing="0" w:after="0" w:afterAutospacing="0"/>
+              <w:rPr>
+                <w:rFonts w:asciiTheme="minorHAnsi" w:hAnsiTheme="minorHAnsi" w:cstheme="minorHAnsi"/>
+                <w:sz w:val="22"/>
+                <w:szCs w:val="22"/>
+              </w:rPr>
+            </w:pPr>
+            <w:r>
+              <w:rPr>
+                <w:rFonts w:asciiTheme="minorHAnsi" w:hAnsiTheme="minorHAnsi" w:cstheme="minorHAnsi"/>
+                <w:sz w:val="22"/>
+                <w:szCs w:val="22"/>
+              </w:rPr>
+              <w:t>mul t4, t0, t1</w:t>
+            </w:r>
+          </w:p>
+          <w:p>
+            <w:pPr>
+              <w:pStyle w:val="ListParagraph"/>
+              <w:spacing w:before="0" w:beforeAutospacing="0" w:after="0" w:afterAutospacing="0"/>
+              <w:rPr>
+                <w:rFonts w:asciiTheme="minorHAnsi" w:hAnsiTheme="minorHAnsi" w:cstheme="minorHAnsi"/>
+                <w:sz w:val="22"/>
+                <w:szCs w:val="22"/>
+              </w:rPr>
+            </w:pPr>
+            <w:r>
+              <w:rPr>
+                <w:rFonts w:asciiTheme="minorHAnsi" w:hAnsiTheme="minorHAnsi" w:cstheme="minorHAnsi"/>
+                <w:sz w:val="22"/>
+                <w:szCs w:val="22"/>
+              </w:rPr>
+              <w:t>mul t5, t0, t0</w:t>
+            </w:r>
+          </w:p>
+          <w:p>
+            <w:pPr>
+              <w:pStyle w:val="ListParagraph"/>
+              <w:spacing w:before="0" w:beforeAutospacing="0" w:after="0" w:afterAutospacing="0"/>
+              <w:rPr>
+                <w:rFonts w:asciiTheme="minorHAnsi" w:hAnsiTheme="minorHAnsi" w:cstheme="minorHAnsi"/>
+                <w:sz w:val="22"/>
+                <w:szCs w:val="22"/>
+              </w:rPr>
+            </w:pPr>
+          </w:p>
+          <w:p>
+            <w:pPr>
+              <w:pStyle w:val="ListParagraph"/>
+              <w:pBdr>
+                <w:top w:val="single" w:sz="4" w:space="1" w:color="auto"/>
+                <w:left w:val="single" w:sz="4" w:space="4" w:color="auto"/>
+                <w:bottom w:val="single" w:sz="4" w:space="1" w:color="auto"/>
+                <w:right w:val="single" w:sz="4" w:space="4" w:color="auto"/>
+                <w:between w:val="single" w:sz="4" w:space="1" w:color="auto"/>
+                <w:bar w:val="single" w:sz="4" w:color="auto"/>
+              </w:pBdr>
+              <w:spacing w:before="0" w:beforeAutospacing="0" w:after="0" w:afterAutospacing="0"/>
+              <w:rPr>
+                <w:rFonts w:asciiTheme="minorHAnsi" w:hAnsiTheme="minorHAnsi" w:cstheme="minorHAnsi"/>
+                <w:b/>
+                <w:bCs/>
+                <w:sz w:val="22"/>
+                <w:szCs w:val="22"/>
+              </w:rPr>
+            </w:pPr>
+            <w:r>
+              <w:rPr>
+                <w:rFonts w:asciiTheme="minorHAnsi" w:hAnsiTheme="minorHAnsi" w:cstheme="minorHAnsi"/>
+                <w:b/>
+                <w:bCs/>
+                <w:sz w:val="22"/>
+                <w:szCs w:val="22"/>
+              </w:rPr>
+              <w:t>add t2, t0, t1</w:t>
+            </w:r>
+          </w:p>
+          <w:p>
+            <w:pPr>
+              <w:pStyle w:val="ListParagraph"/>
+              <w:spacing w:before="0" w:beforeAutospacing="0" w:after="0" w:afterAutospacing="0"/>
+              <w:rPr>
+                <w:rFonts w:asciiTheme="minorHAnsi" w:hAnsiTheme="minorHAnsi" w:cstheme="minorHAnsi"/>
+                <w:b/>
+                <w:bCs/>
+                <w:sz w:val="22"/>
+                <w:szCs w:val="22"/>
+              </w:rPr>
+            </w:pPr>
+          </w:p>
+          <w:p>
+            <w:pPr>
+              <w:pStyle w:val="ListParagraph"/>
+              <w:spacing w:before="0" w:beforeAutospacing="0" w:after="0" w:afterAutospacing="0"/>
+              <w:rPr>
+                <w:rFonts w:asciiTheme="minorHAnsi" w:hAnsiTheme="minorHAnsi" w:cstheme="minorHAnsi"/>
+                <w:sz w:val="22"/>
+                <w:szCs w:val="22"/>
+              </w:rPr>
+            </w:pPr>
+            <w:r>
+              <w:rPr>
+                <w:rFonts w:asciiTheme="minorHAnsi" w:hAnsiTheme="minorHAnsi" w:cstheme="minorHAnsi"/>
+                <w:b/>
+                <w:bCs/>
+                <w:sz w:val="22"/>
+                <w:szCs w:val="22"/>
+              </w:rPr>
+              <w:t xml:space="preserve">funct7: </w:t>
+            </w:r>
+            <w:r>
+              <w:rPr>
+                <w:rFonts w:asciiTheme="minorHAnsi" w:hAnsiTheme="minorHAnsi" w:cstheme="minorHAnsi"/>
+                <w:sz w:val="22"/>
+                <w:szCs w:val="22"/>
+              </w:rPr>
+              <w:t>0</w:t>
+            </w:r>
+          </w:p>
+          <w:p>
+            <w:pPr>
+              <w:pStyle w:val="ListParagraph"/>
+              <w:spacing w:before="0" w:beforeAutospacing="0" w:after="0" w:afterAutospacing="0"/>
+              <w:rPr>
+                <w:rFonts w:asciiTheme="minorHAnsi" w:hAnsiTheme="minorHAnsi" w:cstheme="minorHAnsi"/>
+                <w:sz w:val="22"/>
+                <w:szCs w:val="22"/>
+              </w:rPr>
+            </w:pPr>
+            <w:r>
+              <w:rPr>
+                <w:rFonts w:asciiTheme="minorHAnsi" w:hAnsiTheme="minorHAnsi" w:cstheme="minorHAnsi"/>
+                <w:b/>
+                <w:bCs/>
+                <w:sz w:val="22"/>
+                <w:szCs w:val="22"/>
+              </w:rPr>
+              <w:t xml:space="preserve">rs2: </w:t>
+            </w:r>
+            <w:r>
+              <w:rPr>
+                <w:rFonts w:asciiTheme="minorHAnsi" w:hAnsiTheme="minorHAnsi" w:cstheme="minorHAnsi"/>
+                <w:sz w:val="22"/>
+                <w:szCs w:val="22"/>
+              </w:rPr>
+              <w:t>6</w:t>
+            </w:r>
+          </w:p>
+          <w:p>
+            <w:pPr>
+              <w:pStyle w:val="ListParagraph"/>
+              <w:spacing w:before="0" w:beforeAutospacing="0" w:after="0" w:afterAutospacing="0"/>
+              <w:rPr>
+                <w:rFonts w:asciiTheme="minorHAnsi" w:hAnsiTheme="minorHAnsi" w:cstheme="minorHAnsi"/>
+                <w:sz w:val="22"/>
+                <w:szCs w:val="22"/>
+              </w:rPr>
+            </w:pPr>
+            <w:r>
+              <w:rPr>
+                <w:rFonts w:asciiTheme="minorHAnsi" w:hAnsiTheme="minorHAnsi" w:cstheme="minorHAnsi"/>
+                <w:b/>
+                <w:bCs/>
+                <w:sz w:val="22"/>
+                <w:szCs w:val="22"/>
+              </w:rPr>
+              <w:t xml:space="preserve">rs1: </w:t>
+            </w:r>
+            <w:r>
+              <w:rPr>
+                <w:rFonts w:asciiTheme="minorHAnsi" w:hAnsiTheme="minorHAnsi" w:cstheme="minorHAnsi"/>
+                <w:sz w:val="22"/>
+                <w:szCs w:val="22"/>
+              </w:rPr>
+              <w:t>5</w:t>
+            </w:r>
+          </w:p>
+          <w:p>
+            <w:pPr>
+              <w:pStyle w:val="ListParagraph"/>
+              <w:spacing w:before="0" w:beforeAutospacing="0" w:after="0" w:afterAutospacing="0"/>
+              <w:rPr>
+                <w:rFonts w:asciiTheme="minorHAnsi" w:hAnsiTheme="minorHAnsi" w:cstheme="minorHAnsi"/>
+                <w:sz w:val="22"/>
+                <w:szCs w:val="22"/>
+              </w:rPr>
+            </w:pPr>
+            <w:r>
+              <w:rPr>
+                <w:rFonts w:asciiTheme="minorHAnsi" w:hAnsiTheme="minorHAnsi" w:cstheme="minorHAnsi"/>
+                <w:b/>
+                <w:bCs/>
+                <w:sz w:val="22"/>
+                <w:szCs w:val="22"/>
+              </w:rPr>
+              <w:t xml:space="preserve">funct3: </w:t>
+            </w:r>
+            <w:r>
+              <w:rPr>
+                <w:rFonts w:asciiTheme="minorHAnsi" w:hAnsiTheme="minorHAnsi" w:cstheme="minorHAnsi"/>
+                <w:sz w:val="22"/>
+                <w:szCs w:val="22"/>
+              </w:rPr>
+              <w:t>0</w:t>
+            </w:r>
+          </w:p>
+          <w:p>
+            <w:pPr>
+              <w:pStyle w:val="ListParagraph"/>
+              <w:spacing w:before="0" w:beforeAutospacing="0" w:after="0" w:afterAutospacing="0"/>
+              <w:rPr>
+                <w:rFonts w:asciiTheme="minorHAnsi" w:hAnsiTheme="minorHAnsi" w:cstheme="minorHAnsi"/>
+                <w:sz w:val="22"/>
+                <w:szCs w:val="22"/>
+              </w:rPr>
+            </w:pPr>
+            <w:r>
+              <w:rPr>
+                <w:rFonts w:asciiTheme="minorHAnsi" w:hAnsiTheme="minorHAnsi" w:cstheme="minorHAnsi"/>
+                <w:b/>
+                <w:bCs/>
+                <w:sz w:val="22"/>
+                <w:szCs w:val="22"/>
+              </w:rPr>
+              <w:t xml:space="preserve">rd: </w:t>
+            </w:r>
+            <w:r>
+              <w:rPr>
+                <w:rFonts w:asciiTheme="minorHAnsi" w:hAnsiTheme="minorHAnsi" w:cstheme="minorHAnsi"/>
+                <w:sz w:val="22"/>
+                <w:szCs w:val="22"/>
+              </w:rPr>
+              <w:t>7</w:t>
+            </w:r>
+          </w:p>
+          <w:p>
+            <w:pPr>
+              <w:pStyle w:val="ListParagraph"/>
+              <w:spacing w:before="0" w:beforeAutospacing="0" w:after="0" w:afterAutospacing="0"/>
+              <w:rPr>
+                <w:rFonts w:asciiTheme="minorHAnsi" w:hAnsiTheme="minorHAnsi" w:cstheme="minorHAnsi"/>
+                <w:sz w:val="22"/>
+                <w:szCs w:val="22"/>
+              </w:rPr>
+            </w:pPr>
+            <w:r>
+              <w:rPr>
+                <w:rFonts w:asciiTheme="minorHAnsi" w:hAnsiTheme="minorHAnsi" w:cstheme="minorHAnsi"/>
+                <w:b/>
+                <w:bCs/>
+                <w:sz w:val="22"/>
+                <w:szCs w:val="22"/>
+              </w:rPr>
+              <w:t xml:space="preserve">opcode: </w:t>
+            </w:r>
+            <w:r>
+              <w:rPr>
+                <w:rFonts w:asciiTheme="minorHAnsi" w:hAnsiTheme="minorHAnsi" w:cstheme="minorHAnsi"/>
+                <w:sz w:val="22"/>
+                <w:szCs w:val="22"/>
+              </w:rPr>
+              <w:t>51</w:t>
+            </w:r>
+          </w:p>
+          <w:p>
+            <w:pPr>
+              <w:pStyle w:val="ListParagraph"/>
+              <w:spacing w:before="0" w:beforeAutospacing="0" w:after="0" w:afterAutospacing="0"/>
+              <w:rPr>
+                <w:rFonts w:asciiTheme="minorHAnsi" w:hAnsiTheme="minorHAnsi" w:cstheme="minorHAnsi"/>
+                <w:b/>
+                <w:bCs/>
+                <w:sz w:val="22"/>
+                <w:szCs w:val="22"/>
+              </w:rPr>
+            </w:pPr>
+          </w:p>
+          <w:p>
+            <w:pPr>
+              <w:pStyle w:val="ListParagraph"/>
+              <w:pBdr>
+                <w:top w:val="single" w:sz="4" w:space="1" w:color="auto"/>
+                <w:left w:val="single" w:sz="4" w:space="4" w:color="auto"/>
+                <w:bottom w:val="single" w:sz="4" w:space="1" w:color="auto"/>
+                <w:right w:val="single" w:sz="4" w:space="4" w:color="auto"/>
+                <w:between w:val="single" w:sz="4" w:space="1" w:color="auto"/>
+                <w:bar w:val="single" w:sz="4" w:color="auto"/>
+              </w:pBdr>
+              <w:spacing w:before="0" w:beforeAutospacing="0" w:after="0" w:afterAutospacing="0"/>
+              <w:rPr>
+                <w:rFonts w:asciiTheme="minorHAnsi" w:hAnsiTheme="minorHAnsi" w:cstheme="minorHAnsi"/>
+                <w:b/>
+                <w:bCs/>
+                <w:sz w:val="22"/>
+                <w:szCs w:val="22"/>
+              </w:rPr>
+            </w:pPr>
+            <w:r>
+              <w:rPr>
+                <w:rFonts w:asciiTheme="minorHAnsi" w:hAnsiTheme="minorHAnsi" w:cstheme="minorHAnsi"/>
+                <w:b/>
+                <w:bCs/>
+                <w:sz w:val="22"/>
+                <w:szCs w:val="22"/>
+              </w:rPr>
+              <w:t>sub t3, t0, t1</w:t>
+            </w:r>
+          </w:p>
+          <w:p>
+            <w:pPr>
+              <w:pStyle w:val="ListParagraph"/>
+              <w:spacing w:before="0" w:beforeAutospacing="0" w:after="0" w:afterAutospacing="0"/>
+              <w:rPr>
+                <w:rFonts w:asciiTheme="minorHAnsi" w:hAnsiTheme="minorHAnsi" w:cstheme="minorHAnsi"/>
+                <w:b/>
+                <w:bCs/>
+                <w:sz w:val="22"/>
+                <w:szCs w:val="22"/>
+              </w:rPr>
+            </w:pPr>
+          </w:p>
+          <w:p>
+            <w:pPr>
+              <w:pStyle w:val="ListParagraph"/>
+              <w:spacing w:before="0" w:beforeAutospacing="0" w:after="0" w:afterAutospacing="0"/>
+              <w:rPr>
+                <w:rFonts w:asciiTheme="minorHAnsi" w:hAnsiTheme="minorHAnsi" w:cstheme="minorHAnsi"/>
+                <w:sz w:val="22"/>
+                <w:szCs w:val="22"/>
+              </w:rPr>
+            </w:pPr>
+            <w:r>
+              <w:rPr>
+                <w:rFonts w:asciiTheme="minorHAnsi" w:hAnsiTheme="minorHAnsi" w:cstheme="minorHAnsi"/>
+                <w:b/>
+                <w:bCs/>
+                <w:sz w:val="22"/>
+                <w:szCs w:val="22"/>
+              </w:rPr>
+              <w:t>funct7:</w:t>
+            </w:r>
+            <w:r>
+              <w:rPr>
+                <w:rFonts w:asciiTheme="minorHAnsi" w:hAnsiTheme="minorHAnsi" w:cstheme="minorHAnsi"/>
+                <w:b/>
+                <w:bCs/>
+                <w:sz w:val="22"/>
+                <w:szCs w:val="22"/>
+              </w:rPr>
+              <w:t xml:space="preserve"> </w:t>
+            </w:r>
+            <w:r>
+              <w:rPr>
+                <w:rFonts w:asciiTheme="minorHAnsi" w:hAnsiTheme="minorHAnsi" w:cstheme="minorHAnsi"/>
+                <w:sz w:val="22"/>
+                <w:szCs w:val="22"/>
+              </w:rPr>
+              <w:t>32</w:t>
+            </w:r>
+          </w:p>
+          <w:p>
+            <w:pPr>
+              <w:pStyle w:val="ListParagraph"/>
+              <w:spacing w:before="0" w:beforeAutospacing="0" w:after="0" w:afterAutospacing="0"/>
+              <w:rPr>
+                <w:rFonts w:asciiTheme="minorHAnsi" w:hAnsiTheme="minorHAnsi" w:cstheme="minorHAnsi"/>
+                <w:sz w:val="22"/>
+                <w:szCs w:val="22"/>
+              </w:rPr>
+            </w:pPr>
+            <w:r>
+              <w:rPr>
+                <w:rFonts w:asciiTheme="minorHAnsi" w:hAnsiTheme="minorHAnsi" w:cstheme="minorHAnsi"/>
+                <w:b/>
+                <w:bCs/>
+                <w:sz w:val="22"/>
+                <w:szCs w:val="22"/>
+              </w:rPr>
+              <w:t>rs2:</w:t>
+            </w:r>
+            <w:r>
+              <w:rPr>
+                <w:rFonts w:asciiTheme="minorHAnsi" w:hAnsiTheme="minorHAnsi" w:cstheme="minorHAnsi"/>
+                <w:b/>
+                <w:bCs/>
+                <w:sz w:val="22"/>
+                <w:szCs w:val="22"/>
+              </w:rPr>
+              <w:t xml:space="preserve"> </w:t>
+            </w:r>
+            <w:r>
+              <w:rPr>
+                <w:rFonts w:asciiTheme="minorHAnsi" w:hAnsiTheme="minorHAnsi" w:cstheme="minorHAnsi"/>
+                <w:sz w:val="22"/>
+                <w:szCs w:val="22"/>
+              </w:rPr>
+              <w:t>6</w:t>
+            </w:r>
+          </w:p>
+          <w:p>
+            <w:pPr>
+              <w:pStyle w:val="ListParagraph"/>
+              <w:spacing w:before="0" w:beforeAutospacing="0" w:after="0" w:afterAutospacing="0"/>
+              <w:rPr>
+                <w:rFonts w:asciiTheme="minorHAnsi" w:hAnsiTheme="minorHAnsi" w:cstheme="minorHAnsi"/>
+                <w:sz w:val="22"/>
+                <w:szCs w:val="22"/>
+              </w:rPr>
+            </w:pPr>
+            <w:r>
+              <w:rPr>
+                <w:rFonts w:asciiTheme="minorHAnsi" w:hAnsiTheme="minorHAnsi" w:cstheme="minorHAnsi"/>
+                <w:b/>
+                <w:bCs/>
+                <w:sz w:val="22"/>
+                <w:szCs w:val="22"/>
+              </w:rPr>
+              <w:t>rs1:</w:t>
+            </w:r>
+            <w:r>
+              <w:rPr>
+                <w:rFonts w:asciiTheme="minorHAnsi" w:hAnsiTheme="minorHAnsi" w:cstheme="minorHAnsi"/>
+                <w:b/>
+                <w:bCs/>
+                <w:sz w:val="22"/>
+                <w:szCs w:val="22"/>
+              </w:rPr>
+              <w:t xml:space="preserve"> </w:t>
+            </w:r>
+            <w:r>
+              <w:rPr>
+                <w:rFonts w:asciiTheme="minorHAnsi" w:hAnsiTheme="minorHAnsi" w:cstheme="minorHAnsi"/>
+                <w:sz w:val="22"/>
+                <w:szCs w:val="22"/>
+              </w:rPr>
+              <w:t>5</w:t>
+            </w:r>
+          </w:p>
+          <w:p>
+            <w:pPr>
+              <w:pStyle w:val="ListParagraph"/>
+              <w:spacing w:before="0" w:beforeAutospacing="0" w:after="0" w:afterAutospacing="0"/>
+              <w:rPr>
+                <w:rFonts w:asciiTheme="minorHAnsi" w:hAnsiTheme="minorHAnsi" w:cstheme="minorHAnsi"/>
+                <w:sz w:val="22"/>
+                <w:szCs w:val="22"/>
+              </w:rPr>
+            </w:pPr>
+            <w:r>
+              <w:rPr>
+                <w:rFonts w:asciiTheme="minorHAnsi" w:hAnsiTheme="minorHAnsi" w:cstheme="minorHAnsi"/>
+                <w:b/>
+                <w:bCs/>
+                <w:sz w:val="22"/>
+                <w:szCs w:val="22"/>
+              </w:rPr>
+              <w:t>funct3:</w:t>
+            </w:r>
+            <w:r>
+              <w:rPr>
+                <w:rFonts w:asciiTheme="minorHAnsi" w:hAnsiTheme="minorHAnsi" w:cstheme="minorHAnsi"/>
+                <w:b/>
+                <w:bCs/>
+                <w:sz w:val="22"/>
+                <w:szCs w:val="22"/>
+              </w:rPr>
+              <w:t xml:space="preserve"> </w:t>
+            </w:r>
+            <w:r>
+              <w:rPr>
+                <w:rFonts w:asciiTheme="minorHAnsi" w:hAnsiTheme="minorHAnsi" w:cstheme="minorHAnsi"/>
+                <w:sz w:val="22"/>
+                <w:szCs w:val="22"/>
+              </w:rPr>
+              <w:t>0</w:t>
+            </w:r>
+          </w:p>
+          <w:p>
+            <w:pPr>
+              <w:pStyle w:val="ListParagraph"/>
+              <w:spacing w:before="0" w:beforeAutospacing="0" w:after="0" w:afterAutospacing="0"/>
+              <w:rPr>
+                <w:rFonts w:asciiTheme="minorHAnsi" w:hAnsiTheme="minorHAnsi" w:cstheme="minorHAnsi"/>
+                <w:sz w:val="22"/>
+                <w:szCs w:val="22"/>
+              </w:rPr>
+            </w:pPr>
+            <w:r>
+              <w:rPr>
+                <w:rFonts w:asciiTheme="minorHAnsi" w:hAnsiTheme="minorHAnsi" w:cstheme="minorHAnsi"/>
+                <w:b/>
+                <w:bCs/>
+                <w:sz w:val="22"/>
+                <w:szCs w:val="22"/>
+              </w:rPr>
+              <w:t>rd:</w:t>
+            </w:r>
+            <w:r>
+              <w:rPr>
+                <w:rFonts w:asciiTheme="minorHAnsi" w:hAnsiTheme="minorHAnsi" w:cstheme="minorHAnsi"/>
+                <w:b/>
+                <w:bCs/>
+                <w:sz w:val="22"/>
+                <w:szCs w:val="22"/>
+              </w:rPr>
+              <w:t xml:space="preserve"> </w:t>
+            </w:r>
+            <w:r>
+              <w:rPr>
+                <w:rFonts w:asciiTheme="minorHAnsi" w:hAnsiTheme="minorHAnsi" w:cstheme="minorHAnsi"/>
+                <w:sz w:val="22"/>
+                <w:szCs w:val="22"/>
+              </w:rPr>
+              <w:t>28</w:t>
+            </w:r>
+          </w:p>
+          <w:p>
+            <w:pPr>
+              <w:pStyle w:val="ListParagraph"/>
+              <w:spacing w:before="0" w:beforeAutospacing="0" w:after="0" w:afterAutospacing="0"/>
+              <w:rPr>
+                <w:rFonts w:asciiTheme="minorHAnsi" w:hAnsiTheme="minorHAnsi" w:cstheme="minorHAnsi"/>
+                <w:sz w:val="22"/>
+                <w:szCs w:val="22"/>
+              </w:rPr>
+            </w:pPr>
+            <w:r>
+              <w:rPr>
+                <w:rFonts w:asciiTheme="minorHAnsi" w:hAnsiTheme="minorHAnsi" w:cstheme="minorHAnsi"/>
+                <w:b/>
+                <w:bCs/>
+                <w:sz w:val="22"/>
+                <w:szCs w:val="22"/>
+              </w:rPr>
+              <w:t>opcode:</w:t>
+            </w:r>
+            <w:r>
+              <w:rPr>
+                <w:rFonts w:asciiTheme="minorHAnsi" w:hAnsiTheme="minorHAnsi" w:cstheme="minorHAnsi"/>
+                <w:b/>
+                <w:bCs/>
+                <w:sz w:val="22"/>
+                <w:szCs w:val="22"/>
+              </w:rPr>
+              <w:t xml:space="preserve"> </w:t>
+            </w:r>
+            <w:r>
+              <w:rPr>
+                <w:rFonts w:asciiTheme="minorHAnsi" w:hAnsiTheme="minorHAnsi" w:cstheme="minorHAnsi"/>
+                <w:sz w:val="22"/>
+                <w:szCs w:val="22"/>
+              </w:rPr>
+              <w:t>51</w:t>
+            </w:r>
+          </w:p>
+          <w:p>
+            <w:pPr>
+              <w:pStyle w:val="ListParagraph"/>
+              <w:spacing w:before="0" w:beforeAutospacing="0" w:after="0" w:afterAutospacing="0"/>
+              <w:rPr>
+                <w:rFonts w:asciiTheme="minorHAnsi" w:hAnsiTheme="minorHAnsi" w:cstheme="minorHAnsi"/>
+                <w:b/>
+                <w:bCs/>
+                <w:sz w:val="22"/>
+                <w:szCs w:val="22"/>
+              </w:rPr>
+            </w:pPr>
+          </w:p>
+          <w:p>
+            <w:pPr>
+              <w:pStyle w:val="ListParagraph"/>
+              <w:spacing w:before="0" w:beforeAutospacing="0" w:after="0" w:afterAutospacing="0"/>
+              <w:rPr>
+                <w:rFonts w:asciiTheme="minorHAnsi" w:hAnsiTheme="minorHAnsi" w:cstheme="minorHAnsi"/>
+                <w:b/>
+                <w:bCs/>
+                <w:sz w:val="22"/>
+                <w:szCs w:val="22"/>
+              </w:rPr>
+            </w:pPr>
+          </w:p>
+          <w:p>
+            <w:pPr>
+              <w:pStyle w:val="ListParagraph"/>
+              <w:pBdr>
+                <w:top w:val="single" w:sz="4" w:space="1" w:color="auto"/>
+                <w:left w:val="single" w:sz="4" w:space="4" w:color="auto"/>
+                <w:bottom w:val="single" w:sz="4" w:space="1" w:color="auto"/>
+                <w:right w:val="single" w:sz="4" w:space="4" w:color="auto"/>
+                <w:between w:val="single" w:sz="4" w:space="1" w:color="auto"/>
+                <w:bar w:val="single" w:sz="4" w:color="auto"/>
+              </w:pBdr>
+              <w:spacing w:before="0" w:beforeAutospacing="0" w:after="0" w:afterAutospacing="0"/>
+              <w:rPr>
+                <w:rFonts w:asciiTheme="minorHAnsi" w:hAnsiTheme="minorHAnsi" w:cstheme="minorHAnsi"/>
+                <w:b/>
+                <w:bCs/>
+                <w:sz w:val="22"/>
+                <w:szCs w:val="22"/>
+              </w:rPr>
+            </w:pPr>
+            <w:r>
+              <w:rPr>
+                <w:rFonts w:asciiTheme="minorHAnsi" w:hAnsiTheme="minorHAnsi" w:cstheme="minorHAnsi"/>
+                <w:b/>
+                <w:bCs/>
+                <w:sz w:val="22"/>
+                <w:szCs w:val="22"/>
+              </w:rPr>
+              <w:t>mul t4, t0, t1</w:t>
+            </w:r>
+          </w:p>
+          <w:p>
+            <w:pPr>
+              <w:pStyle w:val="ListParagraph"/>
+              <w:spacing w:before="0" w:beforeAutospacing="0" w:after="0" w:afterAutospacing="0"/>
+              <w:rPr>
+                <w:rFonts w:asciiTheme="minorHAnsi" w:hAnsiTheme="minorHAnsi" w:cstheme="minorHAnsi"/>
+                <w:b/>
+                <w:bCs/>
+                <w:sz w:val="22"/>
+                <w:szCs w:val="22"/>
+              </w:rPr>
+            </w:pPr>
+          </w:p>
+          <w:p>
+            <w:pPr>
+              <w:pStyle w:val="ListParagraph"/>
+              <w:spacing w:before="0" w:beforeAutospacing="0" w:after="0" w:afterAutospacing="0"/>
+              <w:rPr>
+                <w:rFonts w:asciiTheme="minorHAnsi" w:hAnsiTheme="minorHAnsi" w:cstheme="minorHAnsi"/>
+                <w:sz w:val="22"/>
+                <w:szCs w:val="22"/>
+              </w:rPr>
+            </w:pPr>
+            <w:r>
+              <w:rPr>
+                <w:rFonts w:asciiTheme="minorHAnsi" w:hAnsiTheme="minorHAnsi" w:cstheme="minorHAnsi"/>
+                <w:b/>
+                <w:bCs/>
+                <w:sz w:val="22"/>
+                <w:szCs w:val="22"/>
+              </w:rPr>
+              <w:t>funct7:</w:t>
+            </w:r>
+            <w:r>
+              <w:rPr>
+                <w:rFonts w:asciiTheme="minorHAnsi" w:hAnsiTheme="minorHAnsi" w:cstheme="minorHAnsi"/>
+                <w:b/>
+                <w:bCs/>
+                <w:sz w:val="22"/>
+                <w:szCs w:val="22"/>
+              </w:rPr>
+              <w:t xml:space="preserve"> </w:t>
+            </w:r>
+            <w:r>
+              <w:rPr>
+                <w:rFonts w:asciiTheme="minorHAnsi" w:hAnsiTheme="minorHAnsi" w:cstheme="minorHAnsi"/>
+                <w:sz w:val="22"/>
+                <w:szCs w:val="22"/>
+              </w:rPr>
+              <w:t>1</w:t>
+            </w:r>
+          </w:p>
+          <w:p>
+            <w:pPr>
+              <w:pStyle w:val="ListParagraph"/>
+              <w:spacing w:before="0" w:beforeAutospacing="0" w:after="0" w:afterAutospacing="0"/>
+              <w:rPr>
+                <w:rFonts w:asciiTheme="minorHAnsi" w:hAnsiTheme="minorHAnsi" w:cstheme="minorHAnsi"/>
+                <w:sz w:val="22"/>
+                <w:szCs w:val="22"/>
+              </w:rPr>
+            </w:pPr>
+            <w:r>
+              <w:rPr>
+                <w:rFonts w:asciiTheme="minorHAnsi" w:hAnsiTheme="minorHAnsi" w:cstheme="minorHAnsi"/>
+                <w:b/>
+                <w:bCs/>
+                <w:sz w:val="22"/>
+                <w:szCs w:val="22"/>
+              </w:rPr>
+              <w:t>rs2:</w:t>
+            </w:r>
+            <w:r>
+              <w:rPr>
+                <w:rFonts w:asciiTheme="minorHAnsi" w:hAnsiTheme="minorHAnsi" w:cstheme="minorHAnsi"/>
+                <w:b/>
+                <w:bCs/>
+                <w:sz w:val="22"/>
+                <w:szCs w:val="22"/>
+              </w:rPr>
+              <w:t xml:space="preserve"> </w:t>
+            </w:r>
+            <w:r>
+              <w:rPr>
+                <w:rFonts w:asciiTheme="minorHAnsi" w:hAnsiTheme="minorHAnsi" w:cstheme="minorHAnsi"/>
+                <w:sz w:val="22"/>
+                <w:szCs w:val="22"/>
+              </w:rPr>
+              <w:t>6</w:t>
+            </w:r>
+          </w:p>
+          <w:p>
+            <w:pPr>
+              <w:pStyle w:val="ListParagraph"/>
+              <w:spacing w:before="0" w:beforeAutospacing="0" w:after="0" w:afterAutospacing="0"/>
+              <w:rPr>
+                <w:rFonts w:asciiTheme="minorHAnsi" w:hAnsiTheme="minorHAnsi" w:cstheme="minorHAnsi"/>
+                <w:sz w:val="22"/>
+                <w:szCs w:val="22"/>
+              </w:rPr>
+            </w:pPr>
+            <w:r>
+              <w:rPr>
+                <w:rFonts w:asciiTheme="minorHAnsi" w:hAnsiTheme="minorHAnsi" w:cstheme="minorHAnsi"/>
+                <w:b/>
+                <w:bCs/>
+                <w:sz w:val="22"/>
+                <w:szCs w:val="22"/>
+              </w:rPr>
+              <w:t>rs1:</w:t>
+            </w:r>
+            <w:r>
+              <w:rPr>
+                <w:rFonts w:asciiTheme="minorHAnsi" w:hAnsiTheme="minorHAnsi" w:cstheme="minorHAnsi"/>
+                <w:b/>
+                <w:bCs/>
+                <w:sz w:val="22"/>
+                <w:szCs w:val="22"/>
+              </w:rPr>
+              <w:t xml:space="preserve"> </w:t>
+            </w:r>
+            <w:r>
+              <w:rPr>
+                <w:rFonts w:asciiTheme="minorHAnsi" w:hAnsiTheme="minorHAnsi" w:cstheme="minorHAnsi"/>
+                <w:sz w:val="22"/>
+                <w:szCs w:val="22"/>
+              </w:rPr>
+              <w:t>5</w:t>
+            </w:r>
+          </w:p>
+          <w:p>
+            <w:pPr>
+              <w:pStyle w:val="ListParagraph"/>
+              <w:spacing w:before="0" w:beforeAutospacing="0" w:after="0" w:afterAutospacing="0"/>
+              <w:rPr>
+                <w:rFonts w:asciiTheme="minorHAnsi" w:hAnsiTheme="minorHAnsi" w:cstheme="minorHAnsi"/>
+                <w:sz w:val="22"/>
+                <w:szCs w:val="22"/>
+              </w:rPr>
+            </w:pPr>
+            <w:r>
+              <w:rPr>
+                <w:rFonts w:asciiTheme="minorHAnsi" w:hAnsiTheme="minorHAnsi" w:cstheme="minorHAnsi"/>
+                <w:b/>
+                <w:bCs/>
+                <w:sz w:val="22"/>
+                <w:szCs w:val="22"/>
+              </w:rPr>
+              <w:t>funct3:</w:t>
+            </w:r>
+            <w:r>
+              <w:rPr>
+                <w:rFonts w:asciiTheme="minorHAnsi" w:hAnsiTheme="minorHAnsi" w:cstheme="minorHAnsi"/>
+                <w:b/>
+                <w:bCs/>
+                <w:sz w:val="22"/>
+                <w:szCs w:val="22"/>
+              </w:rPr>
+              <w:t xml:space="preserve"> </w:t>
+            </w:r>
+            <w:r>
+              <w:rPr>
+                <w:rFonts w:asciiTheme="minorHAnsi" w:hAnsiTheme="minorHAnsi" w:cstheme="minorHAnsi"/>
+                <w:sz w:val="22"/>
+                <w:szCs w:val="22"/>
+              </w:rPr>
+              <w:t>0</w:t>
+            </w:r>
+          </w:p>
+          <w:p>
+            <w:pPr>
+              <w:pStyle w:val="ListParagraph"/>
+              <w:spacing w:before="0" w:beforeAutospacing="0" w:after="0" w:afterAutospacing="0"/>
+              <w:rPr>
+                <w:rFonts w:asciiTheme="minorHAnsi" w:hAnsiTheme="minorHAnsi" w:cstheme="minorHAnsi"/>
+                <w:sz w:val="22"/>
+                <w:szCs w:val="22"/>
+              </w:rPr>
+            </w:pPr>
+            <w:r>
+              <w:rPr>
+                <w:rFonts w:asciiTheme="minorHAnsi" w:hAnsiTheme="minorHAnsi" w:cstheme="minorHAnsi"/>
+                <w:b/>
+                <w:bCs/>
+                <w:sz w:val="22"/>
+                <w:szCs w:val="22"/>
+              </w:rPr>
+              <w:t>rd:</w:t>
+            </w:r>
+            <w:r>
+              <w:rPr>
+                <w:rFonts w:asciiTheme="minorHAnsi" w:hAnsiTheme="minorHAnsi" w:cstheme="minorHAnsi"/>
+                <w:b/>
+                <w:bCs/>
+                <w:sz w:val="22"/>
+                <w:szCs w:val="22"/>
+              </w:rPr>
+              <w:t xml:space="preserve"> </w:t>
+            </w:r>
+            <w:r>
+              <w:rPr>
+                <w:rFonts w:asciiTheme="minorHAnsi" w:hAnsiTheme="minorHAnsi" w:cstheme="minorHAnsi"/>
+                <w:sz w:val="22"/>
+                <w:szCs w:val="22"/>
+              </w:rPr>
+              <w:t>29</w:t>
+            </w:r>
+          </w:p>
+          <w:p>
+            <w:pPr>
+              <w:pStyle w:val="ListParagraph"/>
+              <w:spacing w:before="0" w:beforeAutospacing="0" w:after="0" w:afterAutospacing="0"/>
+              <w:rPr>
+                <w:rFonts w:asciiTheme="minorHAnsi" w:hAnsiTheme="minorHAnsi" w:cstheme="minorHAnsi"/>
+                <w:sz w:val="22"/>
+                <w:szCs w:val="22"/>
+              </w:rPr>
+            </w:pPr>
+            <w:r>
+              <w:rPr>
+                <w:rFonts w:asciiTheme="minorHAnsi" w:hAnsiTheme="minorHAnsi" w:cstheme="minorHAnsi"/>
+                <w:b/>
+                <w:bCs/>
+                <w:sz w:val="22"/>
+                <w:szCs w:val="22"/>
+              </w:rPr>
+              <w:t>opcode:</w:t>
+            </w:r>
+            <w:r>
+              <w:rPr>
+                <w:rFonts w:asciiTheme="minorHAnsi" w:hAnsiTheme="minorHAnsi" w:cstheme="minorHAnsi"/>
+                <w:b/>
+                <w:bCs/>
+                <w:sz w:val="22"/>
+                <w:szCs w:val="22"/>
+              </w:rPr>
+              <w:t xml:space="preserve"> </w:t>
+            </w:r>
+            <w:r>
+              <w:rPr>
+                <w:rFonts w:asciiTheme="minorHAnsi" w:hAnsiTheme="minorHAnsi" w:cstheme="minorHAnsi"/>
+                <w:sz w:val="22"/>
+                <w:szCs w:val="22"/>
+              </w:rPr>
+              <w:t>51</w:t>
+            </w:r>
+          </w:p>
+          <w:p>
+            <w:pPr>
+              <w:pStyle w:val="ListParagraph"/>
+              <w:spacing w:before="0" w:beforeAutospacing="0" w:after="0" w:afterAutospacing="0"/>
+              <w:rPr>
+                <w:rFonts w:asciiTheme="minorHAnsi" w:hAnsiTheme="minorHAnsi" w:cstheme="minorHAnsi"/>
+                <w:b/>
+                <w:bCs/>
+                <w:sz w:val="22"/>
+                <w:szCs w:val="22"/>
+              </w:rPr>
+            </w:pPr>
+          </w:p>
+          <w:p>
+            <w:pPr>
+              <w:pStyle w:val="ListParagraph"/>
+              <w:spacing w:before="0" w:beforeAutospacing="0" w:after="0" w:afterAutospacing="0"/>
+              <w:rPr>
+                <w:rFonts w:asciiTheme="minorHAnsi" w:hAnsiTheme="minorHAnsi" w:cstheme="minorHAnsi"/>
+                <w:b/>
+                <w:bCs/>
+                <w:sz w:val="22"/>
+                <w:szCs w:val="22"/>
+              </w:rPr>
+            </w:pPr>
+          </w:p>
+          <w:p>
+            <w:pPr>
+              <w:pStyle w:val="ListParagraph"/>
+              <w:pBdr>
+                <w:top w:val="single" w:sz="4" w:space="1" w:color="auto"/>
+                <w:left w:val="single" w:sz="4" w:space="4" w:color="auto"/>
+                <w:bottom w:val="single" w:sz="4" w:space="1" w:color="auto"/>
+                <w:right w:val="single" w:sz="4" w:space="4" w:color="auto"/>
+                <w:between w:val="single" w:sz="4" w:space="1" w:color="auto"/>
+                <w:bar w:val="single" w:sz="4" w:color="auto"/>
+              </w:pBdr>
+              <w:spacing w:before="0" w:beforeAutospacing="0" w:after="0" w:afterAutospacing="0"/>
+              <w:rPr>
+                <w:rFonts w:asciiTheme="minorHAnsi" w:hAnsiTheme="minorHAnsi" w:cstheme="minorHAnsi"/>
+                <w:b/>
+                <w:bCs/>
+                <w:sz w:val="22"/>
+                <w:szCs w:val="22"/>
+              </w:rPr>
+            </w:pPr>
+            <w:r>
+              <w:rPr>
+                <w:rFonts w:asciiTheme="minorHAnsi" w:hAnsiTheme="minorHAnsi" w:cstheme="minorHAnsi"/>
+                <w:b/>
+                <w:bCs/>
+                <w:sz w:val="22"/>
+                <w:szCs w:val="22"/>
+              </w:rPr>
+              <w:t>mul t5, t0, t0</w:t>
+            </w:r>
+          </w:p>
+          <w:p>
+            <w:pPr>
+              <w:pStyle w:val="ListParagraph"/>
+              <w:spacing w:before="0" w:beforeAutospacing="0" w:after="0" w:afterAutospacing="0"/>
+              <w:rPr>
+                <w:rFonts w:asciiTheme="minorHAnsi" w:hAnsiTheme="minorHAnsi" w:cstheme="minorHAnsi"/>
+                <w:sz w:val="22"/>
+                <w:szCs w:val="22"/>
+              </w:rPr>
+            </w:pPr>
+          </w:p>
+          <w:p>
+            <w:pPr>
+              <w:pStyle w:val="ListParagraph"/>
+              <w:spacing w:before="0" w:beforeAutospacing="0" w:after="0" w:afterAutospacing="0"/>
+              <w:rPr>
+                <w:rFonts w:asciiTheme="minorHAnsi" w:hAnsiTheme="minorHAnsi" w:cstheme="minorHAnsi"/>
+                <w:sz w:val="22"/>
+                <w:szCs w:val="22"/>
+              </w:rPr>
+            </w:pPr>
+            <w:r>
+              <w:rPr>
+                <w:rFonts w:asciiTheme="minorHAnsi" w:hAnsiTheme="minorHAnsi" w:cstheme="minorHAnsi"/>
+                <w:b/>
+                <w:bCs/>
+                <w:sz w:val="22"/>
+                <w:szCs w:val="22"/>
+              </w:rPr>
+              <w:t>funct7:</w:t>
+            </w:r>
+            <w:r>
+              <w:rPr>
+                <w:rFonts w:asciiTheme="minorHAnsi" w:hAnsiTheme="minorHAnsi" w:cstheme="minorHAnsi"/>
+                <w:b/>
+                <w:bCs/>
+                <w:sz w:val="22"/>
+                <w:szCs w:val="22"/>
+              </w:rPr>
+              <w:t xml:space="preserve"> </w:t>
+            </w:r>
+            <w:r>
+              <w:rPr>
+                <w:rFonts w:asciiTheme="minorHAnsi" w:hAnsiTheme="minorHAnsi" w:cstheme="minorHAnsi"/>
+                <w:sz w:val="22"/>
+                <w:szCs w:val="22"/>
+              </w:rPr>
+              <w:t>1</w:t>
+            </w:r>
+          </w:p>
+          <w:p>
+            <w:pPr>
+              <w:pStyle w:val="ListParagraph"/>
+              <w:spacing w:before="0" w:beforeAutospacing="0" w:after="0" w:afterAutospacing="0"/>
+              <w:rPr>
+                <w:rFonts w:asciiTheme="minorHAnsi" w:hAnsiTheme="minorHAnsi" w:cstheme="minorHAnsi"/>
+                <w:sz w:val="22"/>
+                <w:szCs w:val="22"/>
+              </w:rPr>
+            </w:pPr>
+            <w:r>
+              <w:rPr>
+                <w:rFonts w:asciiTheme="minorHAnsi" w:hAnsiTheme="minorHAnsi" w:cstheme="minorHAnsi"/>
+                <w:b/>
+                <w:bCs/>
+                <w:sz w:val="22"/>
+                <w:szCs w:val="22"/>
+              </w:rPr>
+              <w:t>rs2:</w:t>
+            </w:r>
+            <w:r>
+              <w:rPr>
+                <w:rFonts w:asciiTheme="minorHAnsi" w:hAnsiTheme="minorHAnsi" w:cstheme="minorHAnsi"/>
+                <w:b/>
+                <w:bCs/>
+                <w:sz w:val="22"/>
+                <w:szCs w:val="22"/>
+              </w:rPr>
+              <w:t xml:space="preserve"> </w:t>
+            </w:r>
+            <w:r>
+              <w:rPr>
+                <w:rFonts w:asciiTheme="minorHAnsi" w:hAnsiTheme="minorHAnsi" w:cstheme="minorHAnsi"/>
+                <w:sz w:val="22"/>
+                <w:szCs w:val="22"/>
+              </w:rPr>
+              <w:t>5</w:t>
+            </w:r>
+          </w:p>
+          <w:p>
+            <w:pPr>
+              <w:pStyle w:val="ListParagraph"/>
+              <w:spacing w:before="0" w:beforeAutospacing="0" w:after="0" w:afterAutospacing="0"/>
+              <w:rPr>
+                <w:rFonts w:asciiTheme="minorHAnsi" w:hAnsiTheme="minorHAnsi" w:cstheme="minorHAnsi"/>
+                <w:sz w:val="22"/>
+                <w:szCs w:val="22"/>
+              </w:rPr>
+            </w:pPr>
+            <w:r>
+              <w:rPr>
+                <w:rFonts w:asciiTheme="minorHAnsi" w:hAnsiTheme="minorHAnsi" w:cstheme="minorHAnsi"/>
+                <w:b/>
+                <w:bCs/>
+                <w:sz w:val="22"/>
+                <w:szCs w:val="22"/>
+              </w:rPr>
+              <w:t>rs1:</w:t>
+            </w:r>
+            <w:r>
+              <w:rPr>
+                <w:rFonts w:asciiTheme="minorHAnsi" w:hAnsiTheme="minorHAnsi" w:cstheme="minorHAnsi"/>
+                <w:b/>
+                <w:bCs/>
+                <w:sz w:val="22"/>
+                <w:szCs w:val="22"/>
+              </w:rPr>
+              <w:t xml:space="preserve"> </w:t>
+            </w:r>
+            <w:r>
+              <w:rPr>
+                <w:rFonts w:asciiTheme="minorHAnsi" w:hAnsiTheme="minorHAnsi" w:cstheme="minorHAnsi"/>
+                <w:sz w:val="22"/>
+                <w:szCs w:val="22"/>
+              </w:rPr>
+              <w:t>5</w:t>
+            </w:r>
+          </w:p>
+          <w:p>
+            <w:pPr>
+              <w:pStyle w:val="ListParagraph"/>
+              <w:spacing w:before="0" w:beforeAutospacing="0" w:after="0" w:afterAutospacing="0"/>
+              <w:rPr>
+                <w:rFonts w:asciiTheme="minorHAnsi" w:hAnsiTheme="minorHAnsi" w:cstheme="minorHAnsi"/>
+                <w:sz w:val="22"/>
+                <w:szCs w:val="22"/>
+              </w:rPr>
+            </w:pPr>
+            <w:r>
+              <w:rPr>
+                <w:rFonts w:asciiTheme="minorHAnsi" w:hAnsiTheme="minorHAnsi" w:cstheme="minorHAnsi"/>
+                <w:b/>
+                <w:bCs/>
+                <w:sz w:val="22"/>
+                <w:szCs w:val="22"/>
+              </w:rPr>
+              <w:t>funct3:</w:t>
+            </w:r>
+            <w:r>
+              <w:rPr>
+                <w:rFonts w:asciiTheme="minorHAnsi" w:hAnsiTheme="minorHAnsi" w:cstheme="minorHAnsi"/>
+                <w:b/>
+                <w:bCs/>
+                <w:sz w:val="22"/>
+                <w:szCs w:val="22"/>
+              </w:rPr>
+              <w:t xml:space="preserve"> </w:t>
+            </w:r>
+            <w:r>
+              <w:rPr>
+                <w:rFonts w:asciiTheme="minorHAnsi" w:hAnsiTheme="minorHAnsi" w:cstheme="minorHAnsi"/>
+                <w:sz w:val="22"/>
+                <w:szCs w:val="22"/>
+              </w:rPr>
+              <w:t>0</w:t>
+            </w:r>
+          </w:p>
+          <w:p>
+            <w:pPr>
+              <w:pStyle w:val="ListParagraph"/>
+              <w:spacing w:before="0" w:beforeAutospacing="0" w:after="0" w:afterAutospacing="0"/>
+              <w:rPr>
+                <w:rFonts w:asciiTheme="minorHAnsi" w:hAnsiTheme="minorHAnsi" w:cstheme="minorHAnsi"/>
+                <w:sz w:val="22"/>
+                <w:szCs w:val="22"/>
+              </w:rPr>
+            </w:pPr>
+            <w:r>
+              <w:rPr>
+                <w:rFonts w:asciiTheme="minorHAnsi" w:hAnsiTheme="minorHAnsi" w:cstheme="minorHAnsi"/>
+                <w:b/>
+                <w:bCs/>
+                <w:sz w:val="22"/>
+                <w:szCs w:val="22"/>
+              </w:rPr>
+              <w:t>rd:</w:t>
+            </w:r>
+            <w:r>
+              <w:rPr>
+                <w:rFonts w:asciiTheme="minorHAnsi" w:hAnsiTheme="minorHAnsi" w:cstheme="minorHAnsi"/>
+                <w:b/>
+                <w:bCs/>
+                <w:sz w:val="22"/>
+                <w:szCs w:val="22"/>
+              </w:rPr>
+              <w:t xml:space="preserve"> </w:t>
+            </w:r>
+            <w:r>
+              <w:rPr>
+                <w:rFonts w:asciiTheme="minorHAnsi" w:hAnsiTheme="minorHAnsi" w:cstheme="minorHAnsi"/>
+                <w:sz w:val="22"/>
+                <w:szCs w:val="22"/>
+              </w:rPr>
+              <w:t>30</w:t>
+            </w:r>
+          </w:p>
+          <w:p>
+            <w:pPr>
+              <w:pStyle w:val="ListParagraph"/>
+              <w:spacing w:before="0" w:beforeAutospacing="0" w:after="0" w:afterAutospacing="0"/>
+              <w:rPr>
+                <w:rFonts w:asciiTheme="minorHAnsi" w:hAnsiTheme="minorHAnsi" w:cstheme="minorHAnsi"/>
+                <w:sz w:val="22"/>
+                <w:szCs w:val="22"/>
+              </w:rPr>
+            </w:pPr>
+            <w:r>
+              <w:rPr>
+                <w:rFonts w:asciiTheme="minorHAnsi" w:hAnsiTheme="minorHAnsi" w:cstheme="minorHAnsi"/>
+                <w:b/>
+                <w:bCs/>
+                <w:sz w:val="22"/>
+                <w:szCs w:val="22"/>
+              </w:rPr>
+              <w:t>opcode:</w:t>
+            </w:r>
+            <w:r>
+              <w:rPr>
+                <w:rFonts w:asciiTheme="minorHAnsi" w:hAnsiTheme="minorHAnsi" w:cstheme="minorHAnsi"/>
+                <w:b/>
+                <w:bCs/>
+                <w:sz w:val="22"/>
+                <w:szCs w:val="22"/>
+              </w:rPr>
+              <w:t xml:space="preserve"> </w:t>
+            </w:r>
+            <w:r>
+              <w:rPr>
+                <w:rFonts w:asciiTheme="minorHAnsi" w:hAnsiTheme="minorHAnsi" w:cstheme="minorHAnsi"/>
+                <w:sz w:val="22"/>
+                <w:szCs w:val="22"/>
+              </w:rPr>
+              <w:t>51</w:t>
+            </w:r>
           </w:p>
           <w:p>
             <w:pPr>
@@ -1763,6 +2853,7 @@
                 <w:sz w:val="26"/>
                 <w:szCs w:val="26"/>
               </w:rPr>
+              <w:lastRenderedPageBreak/>
               <w:t>Output:</w:t>
             </w:r>
           </w:p>
@@ -1788,87 +2879,154 @@
                 <w:sz w:val="22"/>
                 <w:szCs w:val="22"/>
               </w:rPr>
-              <w:t xml:space="preserve">// Import </w:t>
-            </w:r>
-            <w:r>
-              <w:rPr>
-                <w:rFonts w:asciiTheme="minorHAnsi" w:hAnsiTheme="minorHAnsi" w:cstheme="minorHAnsi"/>
-                <w:sz w:val="22"/>
-                <w:szCs w:val="22"/>
-              </w:rPr>
-              <w:t>output</w:t>
-            </w:r>
-            <w:r>
-              <w:rPr>
-                <w:rFonts w:asciiTheme="minorHAnsi" w:hAnsiTheme="minorHAnsi" w:cstheme="minorHAnsi"/>
-                <w:sz w:val="22"/>
-                <w:szCs w:val="22"/>
-              </w:rPr>
-              <w:t xml:space="preserve"> here </w:t>
-            </w:r>
-            <w:r>
-              <w:rPr>
-                <w:rFonts w:ascii="Segoe UI Symbol" w:hAnsi="Segoe UI Symbol" w:cs="Segoe UI Symbol"/>
-                <w:color w:val="474747"/>
-                <w:shd w:val="clear" w:color="auto" w:fill="FFFFFF"/>
-              </w:rPr>
-              <w:t>👇</w:t>
-            </w:r>
-          </w:p>
-          <w:p>
-            <w:pPr>
-              <w:pStyle w:val="ListParagraph"/>
-              <w:spacing w:before="0" w:beforeAutospacing="0" w:after="0" w:afterAutospacing="0"/>
-              <w:rPr>
-                <w:rFonts w:asciiTheme="minorHAnsi" w:hAnsiTheme="minorHAnsi" w:cstheme="minorHAnsi"/>
-                <w:sz w:val="22"/>
-                <w:szCs w:val="22"/>
-              </w:rPr>
-            </w:pPr>
-          </w:p>
-          <w:p>
-            <w:pPr>
-              <w:pStyle w:val="ListParagraph"/>
-              <w:spacing w:before="0" w:beforeAutospacing="0" w:after="0" w:afterAutospacing="0"/>
-              <w:rPr>
-                <w:rFonts w:asciiTheme="minorHAnsi" w:hAnsiTheme="minorHAnsi" w:cstheme="minorHAnsi"/>
-                <w:sz w:val="22"/>
-                <w:szCs w:val="22"/>
-              </w:rPr>
-            </w:pPr>
-          </w:p>
-          <w:p>
-            <w:pPr>
-              <w:pStyle w:val="ListParagraph"/>
-              <w:spacing w:before="0" w:beforeAutospacing="0" w:after="0" w:afterAutospacing="0"/>
-              <w:rPr>
-                <w:rFonts w:asciiTheme="minorHAnsi" w:hAnsiTheme="minorHAnsi" w:cstheme="minorHAnsi"/>
-                <w:sz w:val="22"/>
-                <w:szCs w:val="22"/>
-              </w:rPr>
-            </w:pPr>
-          </w:p>
-          <w:p>
-            <w:pPr>
-              <w:pStyle w:val="ListParagraph"/>
-              <w:spacing w:before="0" w:beforeAutospacing="0" w:after="0" w:afterAutospacing="0"/>
-              <w:rPr>
-                <w:rFonts w:asciiTheme="minorHAnsi" w:hAnsiTheme="minorHAnsi" w:cstheme="minorHAnsi"/>
-                <w:sz w:val="22"/>
-                <w:szCs w:val="22"/>
-              </w:rPr>
-            </w:pPr>
-          </w:p>
-          <w:p>
-            <w:pPr>
-              <w:pStyle w:val="ListParagraph"/>
-              <w:spacing w:before="0" w:beforeAutospacing="0" w:after="240" w:afterAutospacing="0"/>
-              <w:rPr>
-                <w:rFonts w:asciiTheme="minorHAnsi" w:hAnsiTheme="minorHAnsi" w:cstheme="minorHAnsi"/>
-                <w:sz w:val="22"/>
-                <w:szCs w:val="22"/>
-              </w:rPr>
-            </w:pPr>
+              <w:drawing>
+                <wp:inline distT="0" distB="0" distL="0" distR="0" wp14:anchorId="492FB630" wp14:editId="466D3BC9">
+                  <wp:extent cx="6189345" cy="4545965"/>
+                  <wp:effectExtent l="0" t="0" r="1905" b="6985"/>
+                  <wp:docPr id="841181310" name="Picture 1"/>
+                  <wp:cNvGraphicFramePr>
+                    <a:graphicFrameLocks xmlns:a="http://schemas.openxmlformats.org/drawingml/2006/main" noChangeAspect="1"/>
+                  </wp:cNvGraphicFramePr>
+                  <a:graphic xmlns:a="http://schemas.openxmlformats.org/drawingml/2006/main">
+                    <a:graphicData uri="http://schemas.openxmlformats.org/drawingml/2006/picture">
+                      <pic:pic xmlns:pic="http://schemas.openxmlformats.org/drawingml/2006/picture">
+                        <pic:nvPicPr>
+                          <pic:cNvPr id="841181310" name=""/>
+                          <pic:cNvPicPr/>
+                        </pic:nvPicPr>
+                        <pic:blipFill>
+                          <a:blip r:embed="rId9"/>
+                          <a:stretch>
+                            <a:fillRect/>
+                          </a:stretch>
+                        </pic:blipFill>
+                        <pic:spPr>
+                          <a:xfrm>
+                            <a:off x="0" y="0"/>
+                            <a:ext cx="6189345" cy="4545965"/>
+                          </a:xfrm>
+                          <a:prstGeom prst="rect">
+                            <a:avLst/>
+                          </a:prstGeom>
+                        </pic:spPr>
+                      </pic:pic>
+                    </a:graphicData>
+                  </a:graphic>
+                </wp:inline>
+              </w:drawing>
+            </w:r>
+          </w:p>
+        </w:tc>
+      </w:tr>
+      <w:tr>
+        <w:tc>
+          <w:tcPr>
+            <w:tcW w:w="9737" w:type="dxa"/>
+          </w:tcPr>
+          <w:p>
+            <w:pPr>
+              <w:pStyle w:val="ListParagraph"/>
+              <w:rPr>
+                <w:rFonts w:asciiTheme="minorHAnsi" w:hAnsiTheme="minorHAnsi" w:cstheme="minorHAnsi"/>
+                <w:sz w:val="22"/>
+                <w:szCs w:val="22"/>
+              </w:rPr>
+            </w:pPr>
+            <w:r>
+              <w:rPr>
+                <w:rFonts w:asciiTheme="minorHAnsi" w:hAnsiTheme="minorHAnsi" w:cstheme="minorHAnsi"/>
+                <w:sz w:val="22"/>
+                <w:szCs w:val="22"/>
+              </w:rPr>
+              <w:lastRenderedPageBreak/>
+              <w:drawing>
+                <wp:inline distT="0" distB="0" distL="0" distR="0" wp14:anchorId="50D6C54A" wp14:editId="5A5B7CB3">
+                  <wp:extent cx="5944430" cy="1771897"/>
+                  <wp:effectExtent l="0" t="0" r="0" b="0"/>
+                  <wp:docPr id="1771288652" name="Picture 1"/>
+                  <wp:cNvGraphicFramePr>
+                    <a:graphicFrameLocks xmlns:a="http://schemas.openxmlformats.org/drawingml/2006/main" noChangeAspect="1"/>
+                  </wp:cNvGraphicFramePr>
+                  <a:graphic xmlns:a="http://schemas.openxmlformats.org/drawingml/2006/main">
+                    <a:graphicData uri="http://schemas.openxmlformats.org/drawingml/2006/picture">
+                      <pic:pic xmlns:pic="http://schemas.openxmlformats.org/drawingml/2006/picture">
+                        <pic:nvPicPr>
+                          <pic:cNvPr id="1771288652" name=""/>
+                          <pic:cNvPicPr/>
+                        </pic:nvPicPr>
+                        <pic:blipFill>
+                          <a:blip r:embed="rId10"/>
+                          <a:stretch>
+                            <a:fillRect/>
+                          </a:stretch>
+                        </pic:blipFill>
+                        <pic:spPr>
+                          <a:xfrm>
+                            <a:off x="0" y="0"/>
+                            <a:ext cx="5944430" cy="1771897"/>
+                          </a:xfrm>
+                          <a:prstGeom prst="rect">
+                            <a:avLst/>
+                          </a:prstGeom>
+                        </pic:spPr>
+                      </pic:pic>
+                    </a:graphicData>
+                  </a:graphic>
+                </wp:inline>
+              </w:drawing>
+            </w:r>
+          </w:p>
+          <w:p>
+            <w:pPr>
+              <w:pStyle w:val="ListParagraph"/>
+              <w:rPr>
+                <w:rFonts w:asciiTheme="minorHAnsi" w:hAnsiTheme="minorHAnsi" w:cstheme="minorHAnsi"/>
+                <w:sz w:val="22"/>
+                <w:szCs w:val="22"/>
+              </w:rPr>
+            </w:pPr>
+            <w:r>
+              <w:rPr>
+                <w:rFonts w:asciiTheme="minorHAnsi" w:hAnsiTheme="minorHAnsi" w:cstheme="minorHAnsi"/>
+                <w:sz w:val="22"/>
+                <w:szCs w:val="22"/>
+              </w:rPr>
+              <w:drawing>
+                <wp:inline distT="0" distB="0" distL="0" distR="0" wp14:anchorId="464BEC98" wp14:editId="69C05C88">
+                  <wp:extent cx="5839640" cy="2467319"/>
+                  <wp:effectExtent l="0" t="0" r="8890" b="9525"/>
+                  <wp:docPr id="324544151" name="Picture 1"/>
+                  <wp:cNvGraphicFramePr>
+                    <a:graphicFrameLocks xmlns:a="http://schemas.openxmlformats.org/drawingml/2006/main" noChangeAspect="1"/>
+                  </wp:cNvGraphicFramePr>
+                  <a:graphic xmlns:a="http://schemas.openxmlformats.org/drawingml/2006/main">
+                    <a:graphicData uri="http://schemas.openxmlformats.org/drawingml/2006/picture">
+                      <pic:pic xmlns:pic="http://schemas.openxmlformats.org/drawingml/2006/picture">
+                        <pic:nvPicPr>
+                          <pic:cNvPr id="324544151" name=""/>
+                          <pic:cNvPicPr/>
+                        </pic:nvPicPr>
+                        <pic:blipFill>
+                          <a:blip r:embed="rId11"/>
+                          <a:stretch>
+                            <a:fillRect/>
+                          </a:stretch>
+                        </pic:blipFill>
+                        <pic:spPr>
+                          <a:xfrm>
+                            <a:off x="0" y="0"/>
+                            <a:ext cx="5839640" cy="2467319"/>
+                          </a:xfrm>
+                          <a:prstGeom prst="rect">
+                            <a:avLst/>
+                          </a:prstGeom>
+                        </pic:spPr>
+                      </pic:pic>
+                    </a:graphicData>
+                  </a:graphic>
+                </wp:inline>
+              </w:drawing>
+            </w:r>
           </w:p>
         </w:tc>
       </w:tr>
@@ -1900,8 +3058,6 @@
         </w:rPr>
         <w:br w:type="page"/>
       </w:r>
-      <w:bookmarkStart w:id="0" w:name="_GoBack"/>
-      <w:bookmarkEnd w:id="0"/>
     </w:p>
     <w:p>
       <w:pPr>
@@ -1993,56 +3149,6 @@
           <w:p>
             <w:pPr>
               <w:pStyle w:val="ListParagraph"/>
-              <w:rPr>
-                <w:rFonts w:asciiTheme="minorHAnsi" w:hAnsiTheme="minorHAnsi" w:cstheme="minorHAnsi"/>
-                <w:sz w:val="22"/>
-                <w:szCs w:val="22"/>
-              </w:rPr>
-            </w:pPr>
-            <w:r>
-              <w:rPr>
-                <w:rFonts w:asciiTheme="minorHAnsi" w:hAnsiTheme="minorHAnsi" w:cstheme="minorHAnsi"/>
-                <w:sz w:val="22"/>
-                <w:szCs w:val="22"/>
-              </w:rPr>
-              <w:t xml:space="preserve">// Write description of the task here </w:t>
-            </w:r>
-            <w:r>
-              <w:rPr>
-                <w:rFonts w:ascii="Segoe UI Symbol" w:hAnsi="Segoe UI Symbol" w:cs="Segoe UI Symbol"/>
-                <w:sz w:val="22"/>
-                <w:szCs w:val="22"/>
-              </w:rPr>
-              <w:t>👇</w:t>
-            </w:r>
-            <w:r>
-              <w:rPr>
-                <w:rFonts w:asciiTheme="minorHAnsi" w:hAnsiTheme="minorHAnsi" w:cstheme="minorHAnsi"/>
-                <w:sz w:val="22"/>
-                <w:szCs w:val="22"/>
-              </w:rPr>
-              <w:t xml:space="preserve"> (max. five </w:t>
-            </w:r>
-            <w:r>
-              <w:rPr>
-                <w:rFonts w:asciiTheme="minorHAnsi" w:hAnsiTheme="minorHAnsi" w:cstheme="minorHAnsi"/>
-                <w:sz w:val="22"/>
-                <w:szCs w:val="22"/>
-              </w:rPr>
-              <w:t xml:space="preserve">to seven </w:t>
-            </w:r>
-            <w:r>
-              <w:rPr>
-                <w:rFonts w:asciiTheme="minorHAnsi" w:hAnsiTheme="minorHAnsi" w:cstheme="minorHAnsi"/>
-                <w:sz w:val="22"/>
-                <w:szCs w:val="22"/>
-              </w:rPr>
-              <w:t>lines)</w:t>
-            </w:r>
-          </w:p>
-          <w:p>
-            <w:pPr>
-              <w:pStyle w:val="ListParagraph"/>
               <w:spacing w:before="120" w:beforeAutospacing="0" w:after="120" w:afterAutospacing="0"/>
               <w:rPr>
                 <w:rFonts w:asciiTheme="minorHAnsi" w:hAnsiTheme="minorHAnsi" w:cstheme="minorHAnsi"/>
@@ -2050,6 +3156,14 @@
                 <w:szCs w:val="22"/>
               </w:rPr>
             </w:pPr>
+            <w:r>
+              <w:rPr>
+                <w:rFonts w:asciiTheme="minorHAnsi" w:hAnsiTheme="minorHAnsi" w:cstheme="minorHAnsi"/>
+                <w:sz w:val="22"/>
+                <w:szCs w:val="22"/>
+              </w:rPr>
+              <w:t xml:space="preserve">We had to convert the given expression into assembly language. Each variable was assigned a register. t6 was used to store one temporary result, and since there is no t7, the other temporary result was stored in s0. </w:t>
+            </w:r>
           </w:p>
           <w:p>
             <w:pPr>
@@ -2102,32 +3216,6 @@
           <w:p>
             <w:pPr>
               <w:pStyle w:val="ListParagraph"/>
-              <w:rPr>
-                <w:rFonts w:ascii="Segoe UI Symbol" w:hAnsi="Segoe UI Symbol" w:cs="Segoe UI Symbol"/>
-                <w:color w:val="474747"/>
-                <w:shd w:val="clear" w:color="auto" w:fill="FFFFFF"/>
-              </w:rPr>
-            </w:pPr>
-            <w:r>
-              <w:rPr>
-                <w:rFonts w:asciiTheme="minorHAnsi" w:hAnsiTheme="minorHAnsi" w:cstheme="minorHAnsi"/>
-                <w:sz w:val="22"/>
-                <w:szCs w:val="22"/>
-              </w:rPr>
-              <w:t xml:space="preserve">// Paste source code here </w:t>
-            </w:r>
-            <w:r>
-              <w:rPr>
-                <w:rFonts w:ascii="Segoe UI Symbol" w:hAnsi="Segoe UI Symbol" w:cs="Segoe UI Symbol"/>
-                <w:color w:val="474747"/>
-                <w:shd w:val="clear" w:color="auto" w:fill="FFFFFF"/>
-              </w:rPr>
-              <w:t>👇</w:t>
-            </w:r>
-          </w:p>
-          <w:p>
-            <w:pPr>
-              <w:pStyle w:val="ListParagraph"/>
               <w:spacing w:before="0" w:beforeAutospacing="0" w:after="0" w:afterAutospacing="0"/>
               <w:rPr>
                 <w:rFonts w:asciiTheme="minorHAnsi" w:hAnsiTheme="minorHAnsi" w:cstheme="minorHAnsi"/>
@@ -2135,6 +3223,90 @@
                 <w:szCs w:val="22"/>
               </w:rPr>
             </w:pPr>
+            <w:r>
+              <w:rPr>
+                <w:rFonts w:asciiTheme="minorHAnsi" w:hAnsiTheme="minorHAnsi" w:cstheme="minorHAnsi"/>
+                <w:sz w:val="22"/>
+                <w:szCs w:val="22"/>
+              </w:rPr>
+              <w:t>sub t6, t0, t1</w:t>
+            </w:r>
+          </w:p>
+          <w:p>
+            <w:pPr>
+              <w:pStyle w:val="ListParagraph"/>
+              <w:spacing w:before="0" w:beforeAutospacing="0" w:after="0" w:afterAutospacing="0"/>
+              <w:rPr>
+                <w:rFonts w:asciiTheme="minorHAnsi" w:hAnsiTheme="minorHAnsi" w:cstheme="minorHAnsi"/>
+                <w:sz w:val="22"/>
+                <w:szCs w:val="22"/>
+              </w:rPr>
+            </w:pPr>
+            <w:r>
+              <w:rPr>
+                <w:rFonts w:asciiTheme="minorHAnsi" w:hAnsiTheme="minorHAnsi" w:cstheme="minorHAnsi"/>
+                <w:sz w:val="22"/>
+                <w:szCs w:val="22"/>
+              </w:rPr>
+              <w:t>add s0, t2, t3</w:t>
+            </w:r>
+          </w:p>
+          <w:p>
+            <w:pPr>
+              <w:pStyle w:val="ListParagraph"/>
+              <w:spacing w:before="0" w:beforeAutospacing="0" w:after="0" w:afterAutospacing="0"/>
+              <w:rPr>
+                <w:rFonts w:asciiTheme="minorHAnsi" w:hAnsiTheme="minorHAnsi" w:cstheme="minorHAnsi"/>
+                <w:sz w:val="22"/>
+                <w:szCs w:val="22"/>
+              </w:rPr>
+            </w:pPr>
+            <w:r>
+              <w:rPr>
+                <w:rFonts w:asciiTheme="minorHAnsi" w:hAnsiTheme="minorHAnsi" w:cstheme="minorHAnsi"/>
+                <w:sz w:val="22"/>
+                <w:szCs w:val="22"/>
+              </w:rPr>
+              <w:t>mul s0, s0, t4</w:t>
+            </w:r>
+          </w:p>
+          <w:p>
+            <w:pPr>
+              <w:pStyle w:val="ListParagraph"/>
+              <w:spacing w:before="0" w:beforeAutospacing="0" w:after="0" w:afterAutospacing="0"/>
+              <w:rPr>
+                <w:rFonts w:asciiTheme="minorHAnsi" w:hAnsiTheme="minorHAnsi" w:cstheme="minorHAnsi"/>
+                <w:sz w:val="22"/>
+                <w:szCs w:val="22"/>
+              </w:rPr>
+            </w:pPr>
+            <w:r>
+              <w:rPr>
+                <w:rFonts w:asciiTheme="minorHAnsi" w:hAnsiTheme="minorHAnsi" w:cstheme="minorHAnsi"/>
+                <w:sz w:val="22"/>
+                <w:szCs w:val="22"/>
+              </w:rPr>
+              <w:t>add t5, t6, s0</w:t>
+            </w:r>
+          </w:p>
+          <w:p>
+            <w:pPr>
+              <w:pStyle w:val="ListParagraph"/>
+              <w:spacing w:before="0" w:beforeAutospacing="0" w:after="0" w:afterAutospacing="0"/>
+              <w:rPr>
+                <w:rFonts w:asciiTheme="minorHAnsi" w:hAnsiTheme="minorHAnsi" w:cstheme="minorHAnsi"/>
+                <w:sz w:val="22"/>
+                <w:szCs w:val="22"/>
+              </w:rPr>
+            </w:pPr>
+            <w:r>
+              <w:rPr>
+                <w:rFonts w:asciiTheme="minorHAnsi" w:hAnsiTheme="minorHAnsi" w:cstheme="minorHAnsi"/>
+                <w:sz w:val="22"/>
+                <w:szCs w:val="22"/>
+              </w:rPr>
+              <w:t># a = t0, c = t1, d = t2, e = t3, f = t4, m = t5</w:t>
+            </w:r>
           </w:p>
           <w:p>
             <w:pPr>
@@ -2221,17 +3393,209 @@
                 <w:sz w:val="22"/>
                 <w:szCs w:val="22"/>
               </w:rPr>
-              <w:t xml:space="preserve">// Import output here </w:t>
-            </w:r>
-            <w:r>
-              <w:rPr>
-                <w:rFonts w:ascii="Segoe UI Symbol" w:hAnsi="Segoe UI Symbol" w:cs="Segoe UI Symbol"/>
-                <w:color w:val="474747"/>
-                <w:shd w:val="clear" w:color="auto" w:fill="FFFFFF"/>
-              </w:rPr>
-              <w:t>👇</w:t>
-            </w:r>
-          </w:p>
+              <w:drawing>
+                <wp:inline distT="0" distB="0" distL="0" distR="0" wp14:anchorId="38F61E9A" wp14:editId="43CB23E1">
+                  <wp:extent cx="6065822" cy="4100830"/>
+                  <wp:effectExtent l="0" t="0" r="0" b="0"/>
+                  <wp:docPr id="1684926718" name="Picture 1"/>
+                  <wp:cNvGraphicFramePr>
+                    <a:graphicFrameLocks xmlns:a="http://schemas.openxmlformats.org/drawingml/2006/main" noChangeAspect="1"/>
+                  </wp:cNvGraphicFramePr>
+                  <a:graphic xmlns:a="http://schemas.openxmlformats.org/drawingml/2006/main">
+                    <a:graphicData uri="http://schemas.openxmlformats.org/drawingml/2006/picture">
+                      <pic:pic xmlns:pic="http://schemas.openxmlformats.org/drawingml/2006/picture">
+                        <pic:nvPicPr>
+                          <pic:cNvPr id="1684926718" name=""/>
+                          <pic:cNvPicPr/>
+                        </pic:nvPicPr>
+                        <pic:blipFill>
+                          <a:blip r:embed="rId12"/>
+                          <a:stretch>
+                            <a:fillRect/>
+                          </a:stretch>
+                        </pic:blipFill>
+                        <pic:spPr>
+                          <a:xfrm>
+                            <a:off x="0" y="0"/>
+                            <a:ext cx="6075945" cy="4107673"/>
+                          </a:xfrm>
+                          <a:prstGeom prst="rect">
+                            <a:avLst/>
+                          </a:prstGeom>
+                        </pic:spPr>
+                      </pic:pic>
+                    </a:graphicData>
+                  </a:graphic>
+                </wp:inline>
+              </w:drawing>
+            </w:r>
+          </w:p>
+        </w:tc>
+      </w:tr>
+    </w:tbl>
+    <w:p>
+      <w:pPr>
+        <w:rPr>
+          <w:b/>
+          <w:sz w:val="28"/>
+          <w:szCs w:val="28"/>
+          <w:lang w:val="en-GB"/>
+        </w:rPr>
+      </w:pPr>
+    </w:p>
+    <w:p>
+      <w:pPr>
+        <w:rPr>
+          <w:b/>
+          <w:sz w:val="28"/>
+          <w:szCs w:val="28"/>
+          <w:lang w:val="en-GB"/>
+        </w:rPr>
+      </w:pPr>
+      <w:r>
+        <w:rPr>
+          <w:b/>
+          <w:sz w:val="28"/>
+          <w:szCs w:val="28"/>
+          <w:lang w:val="en-GB"/>
+        </w:rPr>
+        <w:lastRenderedPageBreak/>
+        <w:t>Task 3:</w:t>
+      </w:r>
+    </w:p>
+    <w:p>
+      <w:pPr>
+        <w:autoSpaceDE w:val="0"/>
+        <w:autoSpaceDN w:val="0"/>
+        <w:adjustRightInd w:val="0"/>
+        <w:spacing w:line="276" w:lineRule="auto"/>
+        <w:rPr>
+          <w:rFonts w:asciiTheme="minorHAnsi" w:hAnsiTheme="minorHAnsi" w:cstheme="minorHAnsi"/>
+          <w:sz w:val="22"/>
+          <w:szCs w:val="22"/>
+        </w:rPr>
+      </w:pPr>
+    </w:p>
+    <w:tbl>
+      <w:tblPr>
+        <w:tblStyle w:val="TableGrid"/>
+        <w:tblW w:w="0" w:type="auto"/>
+        <w:tblLook w:val="04A0" w:firstRow="1" w:lastRow="0" w:firstColumn="1" w:lastColumn="0" w:noHBand="0" w:noVBand="1"/>
+      </w:tblPr>
+      <w:tblGrid>
+        <w:gridCol w:w="9737"/>
+      </w:tblGrid>
+      <w:tr>
+        <w:tc>
+          <w:tcPr>
+            <w:tcW w:w="9737" w:type="dxa"/>
+          </w:tcPr>
+          <w:p>
+            <w:pPr>
+              <w:pStyle w:val="ListParagraph"/>
+              <w:spacing w:before="120" w:beforeAutospacing="0" w:after="120" w:afterAutospacing="0"/>
+              <w:rPr>
+                <w:rFonts w:asciiTheme="minorHAnsi" w:hAnsiTheme="minorHAnsi" w:cstheme="minorHAnsi"/>
+                <w:b/>
+                <w:bCs/>
+                <w:sz w:val="26"/>
+                <w:szCs w:val="26"/>
+              </w:rPr>
+            </w:pPr>
+            <w:r>
+              <w:rPr>
+                <w:rFonts w:asciiTheme="minorHAnsi" w:hAnsiTheme="minorHAnsi" w:cstheme="minorHAnsi"/>
+                <w:b/>
+                <w:bCs/>
+                <w:sz w:val="26"/>
+                <w:szCs w:val="26"/>
+              </w:rPr>
+              <w:t>Description</w:t>
+            </w:r>
+            <w:r>
+              <w:rPr>
+                <w:rFonts w:asciiTheme="minorHAnsi" w:hAnsiTheme="minorHAnsi" w:cstheme="minorHAnsi"/>
+                <w:b/>
+                <w:bCs/>
+                <w:sz w:val="26"/>
+                <w:szCs w:val="26"/>
+              </w:rPr>
+              <w:t>:</w:t>
+            </w:r>
+          </w:p>
+        </w:tc>
+      </w:tr>
+      <w:tr>
+        <w:tc>
+          <w:tcPr>
+            <w:tcW w:w="9737" w:type="dxa"/>
+          </w:tcPr>
+          <w:p>
+            <w:pPr>
+              <w:pStyle w:val="ListParagraph"/>
+              <w:rPr>
+                <w:rFonts w:asciiTheme="minorHAnsi" w:hAnsiTheme="minorHAnsi" w:cstheme="minorHAnsi"/>
+                <w:sz w:val="22"/>
+                <w:szCs w:val="22"/>
+              </w:rPr>
+            </w:pPr>
+            <w:r>
+              <w:rPr>
+                <w:rFonts w:asciiTheme="minorHAnsi" w:hAnsiTheme="minorHAnsi" w:cstheme="minorHAnsi"/>
+                <w:sz w:val="22"/>
+                <w:szCs w:val="22"/>
+              </w:rPr>
+              <w:t>We had to use RISC-V assembly language code to perform the AND, OR and XOR operations on the given hexadecimal numbers.</w:t>
+            </w:r>
+          </w:p>
+          <w:p>
+            <w:pPr>
+              <w:pStyle w:val="ListParagraph"/>
+              <w:spacing w:before="120" w:beforeAutospacing="0" w:after="120" w:afterAutospacing="0"/>
+              <w:rPr>
+                <w:rFonts w:asciiTheme="minorHAnsi" w:hAnsiTheme="minorHAnsi" w:cstheme="minorHAnsi"/>
+                <w:sz w:val="22"/>
+                <w:szCs w:val="22"/>
+              </w:rPr>
+            </w:pPr>
+          </w:p>
+        </w:tc>
+      </w:tr>
+      <w:tr>
+        <w:tc>
+          <w:tcPr>
+            <w:tcW w:w="9737" w:type="dxa"/>
+          </w:tcPr>
+          <w:p>
+            <w:pPr>
+              <w:pStyle w:val="ListParagraph"/>
+              <w:spacing w:before="120" w:beforeAutospacing="0" w:after="120" w:afterAutospacing="0"/>
+              <w:rPr>
+                <w:rFonts w:asciiTheme="minorHAnsi" w:hAnsiTheme="minorHAnsi" w:cstheme="minorHAnsi"/>
+                <w:b/>
+                <w:bCs/>
+                <w:sz w:val="26"/>
+                <w:szCs w:val="26"/>
+              </w:rPr>
+            </w:pPr>
+            <w:r>
+              <w:rPr>
+                <w:rFonts w:asciiTheme="minorHAnsi" w:hAnsiTheme="minorHAnsi" w:cstheme="minorHAnsi"/>
+                <w:b/>
+                <w:bCs/>
+                <w:sz w:val="26"/>
+                <w:szCs w:val="26"/>
+              </w:rPr>
+              <w:t xml:space="preserve">Code: </w:t>
+            </w:r>
+          </w:p>
+        </w:tc>
+      </w:tr>
+      <w:tr>
+        <w:tc>
+          <w:tcPr>
+            <w:tcW w:w="9737" w:type="dxa"/>
+          </w:tcPr>
           <w:p>
             <w:pPr>
               <w:pStyle w:val="ListParagraph"/>
@@ -2242,6 +3606,14 @@
                 <w:szCs w:val="22"/>
               </w:rPr>
             </w:pPr>
+            <w:r>
+              <w:rPr>
+                <w:rFonts w:asciiTheme="minorHAnsi" w:hAnsiTheme="minorHAnsi" w:cstheme="minorHAnsi"/>
+                <w:sz w:val="22"/>
+                <w:szCs w:val="22"/>
+              </w:rPr>
+              <w:t>li t0, 0xFFF</w:t>
+            </w:r>
           </w:p>
           <w:p>
             <w:pPr>
@@ -2253,6 +3625,14 @@
                 <w:szCs w:val="22"/>
               </w:rPr>
             </w:pPr>
+            <w:r>
+              <w:rPr>
+                <w:rFonts w:asciiTheme="minorHAnsi" w:hAnsiTheme="minorHAnsi" w:cstheme="minorHAnsi"/>
+                <w:sz w:val="22"/>
+                <w:szCs w:val="22"/>
+              </w:rPr>
+              <w:t>li t1, 0xF0F</w:t>
+            </w:r>
           </w:p>
           <w:p>
             <w:pPr>
@@ -2275,6 +3655,1295 @@
                 <w:szCs w:val="22"/>
               </w:rPr>
             </w:pPr>
+            <w:r>
+              <w:rPr>
+                <w:rFonts w:asciiTheme="minorHAnsi" w:hAnsiTheme="minorHAnsi" w:cstheme="minorHAnsi"/>
+                <w:sz w:val="22"/>
+                <w:szCs w:val="22"/>
+              </w:rPr>
+              <w:t>and t2, t0, t1</w:t>
+            </w:r>
+          </w:p>
+          <w:p>
+            <w:pPr>
+              <w:pStyle w:val="ListParagraph"/>
+              <w:spacing w:before="0" w:beforeAutospacing="0" w:after="0" w:afterAutospacing="0"/>
+              <w:rPr>
+                <w:rFonts w:asciiTheme="minorHAnsi" w:hAnsiTheme="minorHAnsi" w:cstheme="minorHAnsi"/>
+                <w:sz w:val="22"/>
+                <w:szCs w:val="22"/>
+              </w:rPr>
+            </w:pPr>
+            <w:r>
+              <w:rPr>
+                <w:rFonts w:asciiTheme="minorHAnsi" w:hAnsiTheme="minorHAnsi" w:cstheme="minorHAnsi"/>
+                <w:sz w:val="22"/>
+                <w:szCs w:val="22"/>
+              </w:rPr>
+              <w:t>or  t3, t0, t1</w:t>
+            </w:r>
+          </w:p>
+          <w:p>
+            <w:pPr>
+              <w:pStyle w:val="ListParagraph"/>
+              <w:spacing w:before="0" w:beforeAutospacing="0" w:after="0" w:afterAutospacing="0"/>
+              <w:rPr>
+                <w:rFonts w:asciiTheme="minorHAnsi" w:hAnsiTheme="minorHAnsi" w:cstheme="minorHAnsi"/>
+                <w:sz w:val="22"/>
+                <w:szCs w:val="22"/>
+              </w:rPr>
+            </w:pPr>
+            <w:r>
+              <w:rPr>
+                <w:rFonts w:asciiTheme="minorHAnsi" w:hAnsiTheme="minorHAnsi" w:cstheme="minorHAnsi"/>
+                <w:sz w:val="22"/>
+                <w:szCs w:val="22"/>
+              </w:rPr>
+              <w:t>xor t4, t0, t1</w:t>
+            </w:r>
+          </w:p>
+          <w:p>
+            <w:pPr>
+              <w:pStyle w:val="ListParagraph"/>
+              <w:spacing w:before="0" w:beforeAutospacing="0" w:after="0" w:afterAutospacing="0"/>
+              <w:rPr>
+                <w:rFonts w:asciiTheme="minorHAnsi" w:hAnsiTheme="minorHAnsi" w:cstheme="minorHAnsi"/>
+                <w:sz w:val="22"/>
+                <w:szCs w:val="22"/>
+              </w:rPr>
+            </w:pPr>
+          </w:p>
+          <w:p>
+            <w:pPr>
+              <w:pStyle w:val="ListParagraph"/>
+              <w:spacing w:before="0" w:beforeAutospacing="0" w:after="0" w:afterAutospacing="0"/>
+              <w:rPr>
+                <w:rFonts w:asciiTheme="minorHAnsi" w:hAnsiTheme="minorHAnsi" w:cstheme="minorHAnsi"/>
+                <w:sz w:val="22"/>
+                <w:szCs w:val="22"/>
+              </w:rPr>
+            </w:pPr>
+          </w:p>
+          <w:p>
+            <w:pPr>
+              <w:pStyle w:val="ListParagraph"/>
+              <w:spacing w:before="0" w:beforeAutospacing="0" w:after="240" w:afterAutospacing="0"/>
+              <w:rPr>
+                <w:rFonts w:asciiTheme="minorHAnsi" w:hAnsiTheme="minorHAnsi" w:cstheme="minorHAnsi"/>
+                <w:sz w:val="22"/>
+                <w:szCs w:val="22"/>
+              </w:rPr>
+            </w:pPr>
+          </w:p>
+        </w:tc>
+      </w:tr>
+      <w:tr>
+        <w:tc>
+          <w:tcPr>
+            <w:tcW w:w="9737" w:type="dxa"/>
+          </w:tcPr>
+          <w:p>
+            <w:pPr>
+              <w:pStyle w:val="ListParagraph"/>
+              <w:spacing w:before="120" w:beforeAutospacing="0" w:after="120" w:afterAutospacing="0"/>
+              <w:rPr>
+                <w:rFonts w:asciiTheme="minorHAnsi" w:hAnsiTheme="minorHAnsi" w:cstheme="minorHAnsi"/>
+                <w:b/>
+                <w:bCs/>
+                <w:sz w:val="26"/>
+                <w:szCs w:val="26"/>
+              </w:rPr>
+            </w:pPr>
+            <w:r>
+              <w:rPr>
+                <w:rFonts w:asciiTheme="minorHAnsi" w:hAnsiTheme="minorHAnsi" w:cstheme="minorHAnsi"/>
+                <w:b/>
+                <w:bCs/>
+                <w:sz w:val="26"/>
+                <w:szCs w:val="26"/>
+              </w:rPr>
+              <w:t>Output:</w:t>
+            </w:r>
+          </w:p>
+        </w:tc>
+      </w:tr>
+      <w:tr>
+        <w:tc>
+          <w:tcPr>
+            <w:tcW w:w="9737" w:type="dxa"/>
+          </w:tcPr>
+          <w:p>
+            <w:pPr>
+              <w:pStyle w:val="ListParagraph"/>
+              <w:spacing w:before="0" w:beforeAutospacing="0" w:after="0" w:afterAutospacing="0"/>
+              <w:rPr>
+                <w:rFonts w:asciiTheme="minorHAnsi" w:hAnsiTheme="minorHAnsi" w:cstheme="minorHAnsi"/>
+                <w:sz w:val="22"/>
+                <w:szCs w:val="22"/>
+              </w:rPr>
+            </w:pPr>
+          </w:p>
+          <w:p>
+            <w:pPr>
+              <w:pStyle w:val="ListParagraph"/>
+              <w:spacing w:before="0" w:beforeAutospacing="0" w:after="0" w:afterAutospacing="0"/>
+              <w:rPr>
+                <w:rFonts w:asciiTheme="minorHAnsi" w:hAnsiTheme="minorHAnsi" w:cstheme="minorHAnsi"/>
+                <w:sz w:val="22"/>
+                <w:szCs w:val="22"/>
+              </w:rPr>
+            </w:pPr>
+            <w:r>
+              <w:rPr>
+                <w:rFonts w:asciiTheme="minorHAnsi" w:hAnsiTheme="minorHAnsi" w:cstheme="minorHAnsi"/>
+                <w:sz w:val="22"/>
+                <w:szCs w:val="22"/>
+              </w:rPr>
+              <w:drawing>
+                <wp:inline distT="0" distB="0" distL="0" distR="0" wp14:anchorId="636B85FD" wp14:editId="2F0028AE">
+                  <wp:extent cx="5868219" cy="3343742"/>
+                  <wp:effectExtent l="0" t="0" r="0" b="9525"/>
+                  <wp:docPr id="2141391043" name="Picture 1"/>
+                  <wp:cNvGraphicFramePr>
+                    <a:graphicFrameLocks xmlns:a="http://schemas.openxmlformats.org/drawingml/2006/main" noChangeAspect="1"/>
+                  </wp:cNvGraphicFramePr>
+                  <a:graphic xmlns:a="http://schemas.openxmlformats.org/drawingml/2006/main">
+                    <a:graphicData uri="http://schemas.openxmlformats.org/drawingml/2006/picture">
+                      <pic:pic xmlns:pic="http://schemas.openxmlformats.org/drawingml/2006/picture">
+                        <pic:nvPicPr>
+                          <pic:cNvPr id="2141391043" name=""/>
+                          <pic:cNvPicPr/>
+                        </pic:nvPicPr>
+                        <pic:blipFill>
+                          <a:blip r:embed="rId13"/>
+                          <a:stretch>
+                            <a:fillRect/>
+                          </a:stretch>
+                        </pic:blipFill>
+                        <pic:spPr>
+                          <a:xfrm>
+                            <a:off x="0" y="0"/>
+                            <a:ext cx="5868219" cy="3343742"/>
+                          </a:xfrm>
+                          <a:prstGeom prst="rect">
+                            <a:avLst/>
+                          </a:prstGeom>
+                        </pic:spPr>
+                      </pic:pic>
+                    </a:graphicData>
+                  </a:graphic>
+                </wp:inline>
+              </w:drawing>
+            </w:r>
+          </w:p>
+          <w:p>
+            <w:pPr>
+              <w:pStyle w:val="ListParagraph"/>
+              <w:spacing w:before="0" w:beforeAutospacing="0" w:after="0" w:afterAutospacing="0"/>
+              <w:rPr>
+                <w:rFonts w:asciiTheme="minorHAnsi" w:hAnsiTheme="minorHAnsi" w:cstheme="minorHAnsi"/>
+                <w:sz w:val="22"/>
+                <w:szCs w:val="22"/>
+              </w:rPr>
+            </w:pPr>
+          </w:p>
+          <w:p>
+            <w:pPr>
+              <w:pStyle w:val="ListParagraph"/>
+              <w:spacing w:before="0" w:beforeAutospacing="0" w:after="0" w:afterAutospacing="0"/>
+              <w:rPr>
+                <w:rFonts w:asciiTheme="minorHAnsi" w:hAnsiTheme="minorHAnsi" w:cstheme="minorHAnsi"/>
+                <w:sz w:val="22"/>
+                <w:szCs w:val="22"/>
+              </w:rPr>
+            </w:pPr>
+          </w:p>
+          <w:p>
+            <w:pPr>
+              <w:pStyle w:val="ListParagraph"/>
+              <w:spacing w:before="0" w:beforeAutospacing="0" w:after="240" w:afterAutospacing="0"/>
+              <w:rPr>
+                <w:rFonts w:asciiTheme="minorHAnsi" w:hAnsiTheme="minorHAnsi" w:cstheme="minorHAnsi"/>
+                <w:sz w:val="22"/>
+                <w:szCs w:val="22"/>
+              </w:rPr>
+            </w:pPr>
+          </w:p>
+        </w:tc>
+      </w:tr>
+    </w:tbl>
+    <w:p>
+      <w:pPr>
+        <w:rPr>
+          <w:b/>
+          <w:sz w:val="28"/>
+          <w:szCs w:val="28"/>
+          <w:lang w:val="en-GB"/>
+        </w:rPr>
+      </w:pPr>
+      <w:r>
+        <w:rPr>
+          <w:b/>
+          <w:sz w:val="28"/>
+          <w:szCs w:val="28"/>
+          <w:lang w:val="en-GB"/>
+        </w:rPr>
+        <w:lastRenderedPageBreak/>
+        <w:t>Task 4:</w:t>
+      </w:r>
+    </w:p>
+    <w:p>
+      <w:pPr>
+        <w:autoSpaceDE w:val="0"/>
+        <w:autoSpaceDN w:val="0"/>
+        <w:adjustRightInd w:val="0"/>
+        <w:spacing w:line="276" w:lineRule="auto"/>
+        <w:rPr>
+          <w:rFonts w:asciiTheme="minorHAnsi" w:hAnsiTheme="minorHAnsi" w:cstheme="minorHAnsi"/>
+          <w:sz w:val="22"/>
+          <w:szCs w:val="22"/>
+        </w:rPr>
+      </w:pPr>
+    </w:p>
+    <w:tbl>
+      <w:tblPr>
+        <w:tblStyle w:val="TableGrid"/>
+        <w:tblW w:w="0" w:type="auto"/>
+        <w:tblLook w:val="04A0" w:firstRow="1" w:lastRow="0" w:firstColumn="1" w:lastColumn="0" w:noHBand="0" w:noVBand="1"/>
+      </w:tblPr>
+      <w:tblGrid>
+        <w:gridCol w:w="9737"/>
+      </w:tblGrid>
+      <w:tr>
+        <w:tc>
+          <w:tcPr>
+            <w:tcW w:w="9737" w:type="dxa"/>
+          </w:tcPr>
+          <w:p>
+            <w:pPr>
+              <w:pStyle w:val="ListParagraph"/>
+              <w:spacing w:before="120" w:beforeAutospacing="0" w:after="120" w:afterAutospacing="0"/>
+              <w:rPr>
+                <w:rFonts w:asciiTheme="minorHAnsi" w:hAnsiTheme="minorHAnsi" w:cstheme="minorHAnsi"/>
+                <w:b/>
+                <w:bCs/>
+                <w:sz w:val="26"/>
+                <w:szCs w:val="26"/>
+              </w:rPr>
+            </w:pPr>
+            <w:r>
+              <w:rPr>
+                <w:rFonts w:asciiTheme="minorHAnsi" w:hAnsiTheme="minorHAnsi" w:cstheme="minorHAnsi"/>
+                <w:b/>
+                <w:bCs/>
+                <w:sz w:val="26"/>
+                <w:szCs w:val="26"/>
+              </w:rPr>
+              <w:t>Description</w:t>
+            </w:r>
+            <w:r>
+              <w:rPr>
+                <w:rFonts w:asciiTheme="minorHAnsi" w:hAnsiTheme="minorHAnsi" w:cstheme="minorHAnsi"/>
+                <w:b/>
+                <w:bCs/>
+                <w:sz w:val="26"/>
+                <w:szCs w:val="26"/>
+              </w:rPr>
+              <w:t>:</w:t>
+            </w:r>
+          </w:p>
+        </w:tc>
+      </w:tr>
+      <w:tr>
+        <w:tc>
+          <w:tcPr>
+            <w:tcW w:w="9737" w:type="dxa"/>
+          </w:tcPr>
+          <w:p>
+            <w:pPr>
+              <w:pStyle w:val="ListParagraph"/>
+              <w:rPr>
+                <w:rFonts w:asciiTheme="minorHAnsi" w:hAnsiTheme="minorHAnsi" w:cstheme="minorHAnsi"/>
+                <w:sz w:val="22"/>
+                <w:szCs w:val="22"/>
+              </w:rPr>
+            </w:pPr>
+            <w:r>
+              <w:rPr>
+                <w:rFonts w:asciiTheme="minorHAnsi" w:hAnsiTheme="minorHAnsi" w:cstheme="minorHAnsi"/>
+                <w:sz w:val="22"/>
+                <w:szCs w:val="22"/>
+              </w:rPr>
+              <w:t xml:space="preserve">We had to test the given code and check the register values to see if it was working as intended. To make it work, a main program was added that gave initial values to the variables, and the labels were changed to make the code work in the Venus </w:t>
+            </w:r>
+            <w:r>
+              <w:rPr>
+                <w:rFonts w:asciiTheme="minorHAnsi" w:hAnsiTheme="minorHAnsi" w:cstheme="minorHAnsi"/>
+                <w:sz w:val="22"/>
+                <w:szCs w:val="22"/>
+              </w:rPr>
+              <w:t>S</w:t>
+            </w:r>
+            <w:r>
+              <w:rPr>
+                <w:rFonts w:asciiTheme="minorHAnsi" w:hAnsiTheme="minorHAnsi" w:cstheme="minorHAnsi"/>
+                <w:sz w:val="22"/>
+                <w:szCs w:val="22"/>
+              </w:rPr>
+              <w:t xml:space="preserve">imulator. </w:t>
+            </w:r>
+            <w:r>
+              <w:rPr>
+                <w:rFonts w:asciiTheme="minorHAnsi" w:hAnsiTheme="minorHAnsi" w:cstheme="minorHAnsi"/>
+                <w:sz w:val="22"/>
+                <w:szCs w:val="22"/>
+              </w:rPr>
+              <w:t xml:space="preserve">The final value was also printed in the console output in the final part of the code. </w:t>
+            </w:r>
+          </w:p>
+          <w:p>
+            <w:pPr>
+              <w:pStyle w:val="ListParagraph"/>
+              <w:rPr>
+                <w:rFonts w:asciiTheme="minorHAnsi" w:hAnsiTheme="minorHAnsi" w:cstheme="minorHAnsi"/>
+                <w:sz w:val="22"/>
+                <w:szCs w:val="22"/>
+              </w:rPr>
+            </w:pPr>
+          </w:p>
+        </w:tc>
+      </w:tr>
+      <w:tr>
+        <w:tc>
+          <w:tcPr>
+            <w:tcW w:w="9737" w:type="dxa"/>
+          </w:tcPr>
+          <w:p>
+            <w:pPr>
+              <w:pStyle w:val="ListParagraph"/>
+              <w:spacing w:before="120" w:beforeAutospacing="0" w:after="120" w:afterAutospacing="0"/>
+              <w:rPr>
+                <w:rFonts w:asciiTheme="minorHAnsi" w:hAnsiTheme="minorHAnsi" w:cstheme="minorHAnsi"/>
+                <w:b/>
+                <w:bCs/>
+                <w:sz w:val="26"/>
+                <w:szCs w:val="26"/>
+              </w:rPr>
+            </w:pPr>
+            <w:r>
+              <w:rPr>
+                <w:rFonts w:asciiTheme="minorHAnsi" w:hAnsiTheme="minorHAnsi" w:cstheme="minorHAnsi"/>
+                <w:b/>
+                <w:bCs/>
+                <w:sz w:val="26"/>
+                <w:szCs w:val="26"/>
+              </w:rPr>
+              <w:t xml:space="preserve">Code: </w:t>
+            </w:r>
+          </w:p>
+        </w:tc>
+      </w:tr>
+      <w:tr>
+        <w:tc>
+          <w:tcPr>
+            <w:tcW w:w="9737" w:type="dxa"/>
+          </w:tcPr>
+          <w:p>
+            <w:pPr>
+              <w:pStyle w:val="ListParagraph"/>
+              <w:spacing w:before="0" w:beforeAutospacing="0" w:after="0" w:afterAutospacing="0"/>
+              <w:rPr>
+                <w:rFonts w:asciiTheme="minorHAnsi" w:hAnsiTheme="minorHAnsi" w:cstheme="minorHAnsi"/>
+                <w:sz w:val="22"/>
+                <w:szCs w:val="22"/>
+              </w:rPr>
+            </w:pPr>
+            <w:r>
+              <w:rPr>
+                <w:rFonts w:asciiTheme="minorHAnsi" w:hAnsiTheme="minorHAnsi" w:cstheme="minorHAnsi"/>
+                <w:sz w:val="22"/>
+                <w:szCs w:val="22"/>
+              </w:rPr>
+              <w:t>.data</w:t>
+            </w:r>
+          </w:p>
+          <w:p>
+            <w:pPr>
+              <w:pStyle w:val="ListParagraph"/>
+              <w:spacing w:before="0" w:beforeAutospacing="0" w:after="0" w:afterAutospacing="0"/>
+              <w:rPr>
+                <w:rFonts w:asciiTheme="minorHAnsi" w:hAnsiTheme="minorHAnsi" w:cstheme="minorHAnsi"/>
+                <w:sz w:val="22"/>
+                <w:szCs w:val="22"/>
+              </w:rPr>
+            </w:pPr>
+            <w:r>
+              <w:rPr>
+                <w:rFonts w:asciiTheme="minorHAnsi" w:hAnsiTheme="minorHAnsi" w:cstheme="minorHAnsi"/>
+                <w:sz w:val="22"/>
+                <w:szCs w:val="22"/>
+              </w:rPr>
+              <w:t>array: .word 10, 20, 30</w:t>
+            </w:r>
+          </w:p>
+          <w:p>
+            <w:pPr>
+              <w:pStyle w:val="ListParagraph"/>
+              <w:spacing w:before="0" w:beforeAutospacing="0" w:after="0" w:afterAutospacing="0"/>
+              <w:rPr>
+                <w:rFonts w:asciiTheme="minorHAnsi" w:hAnsiTheme="minorHAnsi" w:cstheme="minorHAnsi"/>
+                <w:sz w:val="22"/>
+                <w:szCs w:val="22"/>
+              </w:rPr>
+            </w:pPr>
+          </w:p>
+          <w:p>
+            <w:pPr>
+              <w:pStyle w:val="ListParagraph"/>
+              <w:spacing w:before="0" w:beforeAutospacing="0" w:after="0" w:afterAutospacing="0"/>
+              <w:rPr>
+                <w:rFonts w:asciiTheme="minorHAnsi" w:hAnsiTheme="minorHAnsi" w:cstheme="minorHAnsi"/>
+                <w:sz w:val="22"/>
+                <w:szCs w:val="22"/>
+              </w:rPr>
+            </w:pPr>
+            <w:r>
+              <w:rPr>
+                <w:rFonts w:asciiTheme="minorHAnsi" w:hAnsiTheme="minorHAnsi" w:cstheme="minorHAnsi"/>
+                <w:sz w:val="22"/>
+                <w:szCs w:val="22"/>
+              </w:rPr>
+              <w:t>.text</w:t>
+            </w:r>
+          </w:p>
+          <w:p>
+            <w:pPr>
+              <w:pStyle w:val="ListParagraph"/>
+              <w:spacing w:before="0" w:beforeAutospacing="0" w:after="0" w:afterAutospacing="0"/>
+              <w:rPr>
+                <w:rFonts w:asciiTheme="minorHAnsi" w:hAnsiTheme="minorHAnsi" w:cstheme="minorHAnsi"/>
+                <w:sz w:val="22"/>
+                <w:szCs w:val="22"/>
+              </w:rPr>
+            </w:pPr>
+            <w:r>
+              <w:rPr>
+                <w:rFonts w:asciiTheme="minorHAnsi" w:hAnsiTheme="minorHAnsi" w:cstheme="minorHAnsi"/>
+                <w:sz w:val="22"/>
+                <w:szCs w:val="22"/>
+              </w:rPr>
+              <w:t>main:</w:t>
+            </w:r>
+          </w:p>
+          <w:p>
+            <w:pPr>
+              <w:pStyle w:val="ListParagraph"/>
+              <w:spacing w:before="0" w:beforeAutospacing="0" w:after="0" w:afterAutospacing="0"/>
+              <w:rPr>
+                <w:rFonts w:asciiTheme="minorHAnsi" w:hAnsiTheme="minorHAnsi" w:cstheme="minorHAnsi"/>
+                <w:sz w:val="22"/>
+                <w:szCs w:val="22"/>
+              </w:rPr>
+            </w:pPr>
+            <w:r>
+              <w:rPr>
+                <w:rFonts w:asciiTheme="minorHAnsi" w:hAnsiTheme="minorHAnsi" w:cstheme="minorHAnsi"/>
+                <w:sz w:val="22"/>
+                <w:szCs w:val="22"/>
+              </w:rPr>
+              <w:t xml:space="preserve">    la a0, array</w:t>
+            </w:r>
+          </w:p>
+          <w:p>
+            <w:pPr>
+              <w:pStyle w:val="ListParagraph"/>
+              <w:spacing w:before="0" w:beforeAutospacing="0" w:after="0" w:afterAutospacing="0"/>
+              <w:rPr>
+                <w:rFonts w:asciiTheme="minorHAnsi" w:hAnsiTheme="minorHAnsi" w:cstheme="minorHAnsi"/>
+                <w:sz w:val="22"/>
+                <w:szCs w:val="22"/>
+              </w:rPr>
+            </w:pPr>
+            <w:r>
+              <w:rPr>
+                <w:rFonts w:asciiTheme="minorHAnsi" w:hAnsiTheme="minorHAnsi" w:cstheme="minorHAnsi"/>
+                <w:sz w:val="22"/>
+                <w:szCs w:val="22"/>
+              </w:rPr>
+              <w:t xml:space="preserve">    li a1, 3</w:t>
+            </w:r>
+          </w:p>
+          <w:p>
+            <w:pPr>
+              <w:pStyle w:val="ListParagraph"/>
+              <w:spacing w:before="0" w:beforeAutospacing="0" w:after="0" w:afterAutospacing="0"/>
+              <w:rPr>
+                <w:rFonts w:asciiTheme="minorHAnsi" w:hAnsiTheme="minorHAnsi" w:cstheme="minorHAnsi"/>
+                <w:sz w:val="22"/>
+                <w:szCs w:val="22"/>
+              </w:rPr>
+            </w:pPr>
+          </w:p>
+          <w:p>
+            <w:pPr>
+              <w:pStyle w:val="ListParagraph"/>
+              <w:spacing w:before="0" w:beforeAutospacing="0" w:after="0" w:afterAutospacing="0"/>
+              <w:rPr>
+                <w:rFonts w:asciiTheme="minorHAnsi" w:hAnsiTheme="minorHAnsi" w:cstheme="minorHAnsi"/>
+                <w:sz w:val="22"/>
+                <w:szCs w:val="22"/>
+              </w:rPr>
+            </w:pPr>
+            <w:r>
+              <w:rPr>
+                <w:rFonts w:asciiTheme="minorHAnsi" w:hAnsiTheme="minorHAnsi" w:cstheme="minorHAnsi"/>
+                <w:sz w:val="22"/>
+                <w:szCs w:val="22"/>
+              </w:rPr>
+              <w:t xml:space="preserve">    jal ra, arraysum</w:t>
+            </w:r>
+          </w:p>
+          <w:p>
+            <w:pPr>
+              <w:pStyle w:val="ListParagraph"/>
+              <w:spacing w:before="0" w:beforeAutospacing="0" w:after="0" w:afterAutospacing="0"/>
+              <w:rPr>
+                <w:rFonts w:asciiTheme="minorHAnsi" w:hAnsiTheme="minorHAnsi" w:cstheme="minorHAnsi"/>
+                <w:sz w:val="22"/>
+                <w:szCs w:val="22"/>
+              </w:rPr>
+            </w:pPr>
+            <w:r>
+              <w:rPr>
+                <w:rFonts w:asciiTheme="minorHAnsi" w:hAnsiTheme="minorHAnsi" w:cstheme="minorHAnsi"/>
+                <w:sz w:val="22"/>
+                <w:szCs w:val="22"/>
+              </w:rPr>
+              <w:tab/>
+              <w:t>j done</w:t>
+            </w:r>
+          </w:p>
+          <w:p>
+            <w:pPr>
+              <w:pStyle w:val="ListParagraph"/>
+              <w:spacing w:before="0" w:beforeAutospacing="0" w:after="0" w:afterAutospacing="0"/>
+              <w:rPr>
+                <w:rFonts w:asciiTheme="minorHAnsi" w:hAnsiTheme="minorHAnsi" w:cstheme="minorHAnsi"/>
+                <w:sz w:val="22"/>
+                <w:szCs w:val="22"/>
+              </w:rPr>
+            </w:pPr>
+            <w:r>
+              <w:rPr>
+                <w:rFonts w:asciiTheme="minorHAnsi" w:hAnsiTheme="minorHAnsi" w:cstheme="minorHAnsi"/>
+                <w:sz w:val="22"/>
+                <w:szCs w:val="22"/>
+              </w:rPr>
+              <w:t xml:space="preserve">    # When we get here, a0 should be 60</w:t>
+            </w:r>
+          </w:p>
+          <w:p>
+            <w:pPr>
+              <w:pStyle w:val="ListParagraph"/>
+              <w:spacing w:before="0" w:beforeAutospacing="0" w:after="0" w:afterAutospacing="0"/>
+              <w:rPr>
+                <w:rFonts w:asciiTheme="minorHAnsi" w:hAnsiTheme="minorHAnsi" w:cstheme="minorHAnsi"/>
+                <w:sz w:val="22"/>
+                <w:szCs w:val="22"/>
+              </w:rPr>
+            </w:pPr>
+            <w:r>
+              <w:rPr>
+                <w:rFonts w:asciiTheme="minorHAnsi" w:hAnsiTheme="minorHAnsi" w:cstheme="minorHAnsi"/>
+                <w:sz w:val="22"/>
+                <w:szCs w:val="22"/>
+              </w:rPr>
+              <w:t>arraysum:</w:t>
+            </w:r>
+          </w:p>
+          <w:p>
+            <w:pPr>
+              <w:pStyle w:val="ListParagraph"/>
+              <w:spacing w:before="0" w:beforeAutospacing="0" w:after="0" w:afterAutospacing="0"/>
+              <w:rPr>
+                <w:rFonts w:asciiTheme="minorHAnsi" w:hAnsiTheme="minorHAnsi" w:cstheme="minorHAnsi"/>
+                <w:sz w:val="22"/>
+                <w:szCs w:val="22"/>
+              </w:rPr>
+            </w:pPr>
+            <w:r>
+              <w:rPr>
+                <w:rFonts w:asciiTheme="minorHAnsi" w:hAnsiTheme="minorHAnsi" w:cstheme="minorHAnsi"/>
+                <w:sz w:val="22"/>
+                <w:szCs w:val="22"/>
+              </w:rPr>
+              <w:t xml:space="preserve">    # a0 = int a[]</w:t>
+            </w:r>
+          </w:p>
+          <w:p>
+            <w:pPr>
+              <w:pStyle w:val="ListParagraph"/>
+              <w:spacing w:before="0" w:beforeAutospacing="0" w:after="0" w:afterAutospacing="0"/>
+              <w:rPr>
+                <w:rFonts w:asciiTheme="minorHAnsi" w:hAnsiTheme="minorHAnsi" w:cstheme="minorHAnsi"/>
+                <w:sz w:val="22"/>
+                <w:szCs w:val="22"/>
+              </w:rPr>
+            </w:pPr>
+            <w:r>
+              <w:rPr>
+                <w:rFonts w:asciiTheme="minorHAnsi" w:hAnsiTheme="minorHAnsi" w:cstheme="minorHAnsi"/>
+                <w:sz w:val="22"/>
+                <w:szCs w:val="22"/>
+              </w:rPr>
+              <w:t xml:space="preserve">    # a1 = int size</w:t>
+            </w:r>
+          </w:p>
+          <w:p>
+            <w:pPr>
+              <w:pStyle w:val="ListParagraph"/>
+              <w:spacing w:before="0" w:beforeAutospacing="0" w:after="0" w:afterAutospacing="0"/>
+              <w:rPr>
+                <w:rFonts w:asciiTheme="minorHAnsi" w:hAnsiTheme="minorHAnsi" w:cstheme="minorHAnsi"/>
+                <w:sz w:val="22"/>
+                <w:szCs w:val="22"/>
+              </w:rPr>
+            </w:pPr>
+            <w:r>
+              <w:rPr>
+                <w:rFonts w:asciiTheme="minorHAnsi" w:hAnsiTheme="minorHAnsi" w:cstheme="minorHAnsi"/>
+                <w:sz w:val="22"/>
+                <w:szCs w:val="22"/>
+              </w:rPr>
+              <w:t xml:space="preserve">    # t0 = ret</w:t>
+            </w:r>
+          </w:p>
+          <w:p>
+            <w:pPr>
+              <w:pStyle w:val="ListParagraph"/>
+              <w:spacing w:before="0" w:beforeAutospacing="0" w:after="0" w:afterAutospacing="0"/>
+              <w:rPr>
+                <w:rFonts w:asciiTheme="minorHAnsi" w:hAnsiTheme="minorHAnsi" w:cstheme="minorHAnsi"/>
+                <w:sz w:val="22"/>
+                <w:szCs w:val="22"/>
+              </w:rPr>
+            </w:pPr>
+            <w:r>
+              <w:rPr>
+                <w:rFonts w:asciiTheme="minorHAnsi" w:hAnsiTheme="minorHAnsi" w:cstheme="minorHAnsi"/>
+                <w:sz w:val="22"/>
+                <w:szCs w:val="22"/>
+              </w:rPr>
+              <w:t xml:space="preserve">    # t1 = i</w:t>
+            </w:r>
+          </w:p>
+          <w:p>
+            <w:pPr>
+              <w:pStyle w:val="ListParagraph"/>
+              <w:spacing w:before="0" w:beforeAutospacing="0" w:after="0" w:afterAutospacing="0"/>
+              <w:rPr>
+                <w:rFonts w:asciiTheme="minorHAnsi" w:hAnsiTheme="minorHAnsi" w:cstheme="minorHAnsi"/>
+                <w:sz w:val="22"/>
+                <w:szCs w:val="22"/>
+              </w:rPr>
+            </w:pPr>
+            <w:r>
+              <w:rPr>
+                <w:rFonts w:asciiTheme="minorHAnsi" w:hAnsiTheme="minorHAnsi" w:cstheme="minorHAnsi"/>
+                <w:sz w:val="22"/>
+                <w:szCs w:val="22"/>
+              </w:rPr>
+              <w:t xml:space="preserve">    li    t0, 0</w:t>
+            </w:r>
+            <w:r>
+              <w:rPr>
+                <w:rFonts w:asciiTheme="minorHAnsi" w:hAnsiTheme="minorHAnsi" w:cstheme="minorHAnsi"/>
+                <w:sz w:val="22"/>
+                <w:szCs w:val="22"/>
+              </w:rPr>
+              <w:tab/>
+              <w:t># ret = 0</w:t>
+            </w:r>
+          </w:p>
+          <w:p>
+            <w:pPr>
+              <w:pStyle w:val="ListParagraph"/>
+              <w:spacing w:before="0" w:beforeAutospacing="0" w:after="0" w:afterAutospacing="0"/>
+              <w:rPr>
+                <w:rFonts w:asciiTheme="minorHAnsi" w:hAnsiTheme="minorHAnsi" w:cstheme="minorHAnsi"/>
+                <w:sz w:val="22"/>
+                <w:szCs w:val="22"/>
+              </w:rPr>
+            </w:pPr>
+            <w:r>
+              <w:rPr>
+                <w:rFonts w:asciiTheme="minorHAnsi" w:hAnsiTheme="minorHAnsi" w:cstheme="minorHAnsi"/>
+                <w:sz w:val="22"/>
+                <w:szCs w:val="22"/>
+              </w:rPr>
+              <w:t xml:space="preserve">    li    t1, 0</w:t>
+            </w:r>
+            <w:r>
+              <w:rPr>
+                <w:rFonts w:asciiTheme="minorHAnsi" w:hAnsiTheme="minorHAnsi" w:cstheme="minorHAnsi"/>
+                <w:sz w:val="22"/>
+                <w:szCs w:val="22"/>
+              </w:rPr>
+              <w:tab/>
+              <w:t># i = 0</w:t>
+            </w:r>
+          </w:p>
+          <w:p>
+            <w:pPr>
+              <w:pStyle w:val="ListParagraph"/>
+              <w:spacing w:before="0" w:beforeAutospacing="0" w:after="0" w:afterAutospacing="0"/>
+              <w:rPr>
+                <w:rFonts w:asciiTheme="minorHAnsi" w:hAnsiTheme="minorHAnsi" w:cstheme="minorHAnsi"/>
+                <w:sz w:val="22"/>
+                <w:szCs w:val="22"/>
+              </w:rPr>
+            </w:pPr>
+            <w:r>
+              <w:rPr>
+                <w:rFonts w:asciiTheme="minorHAnsi" w:hAnsiTheme="minorHAnsi" w:cstheme="minorHAnsi"/>
+                <w:sz w:val="22"/>
+                <w:szCs w:val="22"/>
+              </w:rPr>
+              <w:t>loop:</w:t>
+            </w:r>
+            <w:r>
+              <w:rPr>
+                <w:rFonts w:asciiTheme="minorHAnsi" w:hAnsiTheme="minorHAnsi" w:cstheme="minorHAnsi"/>
+                <w:sz w:val="22"/>
+                <w:szCs w:val="22"/>
+              </w:rPr>
+              <w:tab/>
+              <w:t># For loop</w:t>
+            </w:r>
+          </w:p>
+          <w:p>
+            <w:pPr>
+              <w:pStyle w:val="ListParagraph"/>
+              <w:spacing w:before="0" w:beforeAutospacing="0" w:after="0" w:afterAutospacing="0"/>
+              <w:rPr>
+                <w:rFonts w:asciiTheme="minorHAnsi" w:hAnsiTheme="minorHAnsi" w:cstheme="minorHAnsi"/>
+                <w:sz w:val="22"/>
+                <w:szCs w:val="22"/>
+              </w:rPr>
+            </w:pPr>
+            <w:r>
+              <w:rPr>
+                <w:rFonts w:asciiTheme="minorHAnsi" w:hAnsiTheme="minorHAnsi" w:cstheme="minorHAnsi"/>
+                <w:sz w:val="22"/>
+                <w:szCs w:val="22"/>
+              </w:rPr>
+              <w:t xml:space="preserve">    bge   t1, a1, finish</w:t>
+            </w:r>
+            <w:r>
+              <w:rPr>
+                <w:rFonts w:asciiTheme="minorHAnsi" w:hAnsiTheme="minorHAnsi" w:cstheme="minorHAnsi"/>
+                <w:sz w:val="22"/>
+                <w:szCs w:val="22"/>
+              </w:rPr>
+              <w:tab/>
+              <w:t># if i &gt;= size, break</w:t>
+            </w:r>
+          </w:p>
+          <w:p>
+            <w:pPr>
+              <w:pStyle w:val="ListParagraph"/>
+              <w:spacing w:before="0" w:beforeAutospacing="0" w:after="0" w:afterAutospacing="0"/>
+              <w:rPr>
+                <w:rFonts w:asciiTheme="minorHAnsi" w:hAnsiTheme="minorHAnsi" w:cstheme="minorHAnsi"/>
+                <w:sz w:val="22"/>
+                <w:szCs w:val="22"/>
+              </w:rPr>
+            </w:pPr>
+            <w:r>
+              <w:rPr>
+                <w:rFonts w:asciiTheme="minorHAnsi" w:hAnsiTheme="minorHAnsi" w:cstheme="minorHAnsi"/>
+                <w:sz w:val="22"/>
+                <w:szCs w:val="22"/>
+              </w:rPr>
+              <w:t xml:space="preserve">    slli  t2, t1, 2</w:t>
+            </w:r>
+            <w:r>
+              <w:rPr>
+                <w:rFonts w:asciiTheme="minorHAnsi" w:hAnsiTheme="minorHAnsi" w:cstheme="minorHAnsi"/>
+                <w:sz w:val="22"/>
+                <w:szCs w:val="22"/>
+              </w:rPr>
+              <w:tab/>
+              <w:t># Multiply i by 4 (1 &lt;&lt; 2 = 4)</w:t>
+            </w:r>
+          </w:p>
+          <w:p>
+            <w:pPr>
+              <w:pStyle w:val="ListParagraph"/>
+              <w:spacing w:before="0" w:beforeAutospacing="0" w:after="0" w:afterAutospacing="0"/>
+              <w:rPr>
+                <w:rFonts w:asciiTheme="minorHAnsi" w:hAnsiTheme="minorHAnsi" w:cstheme="minorHAnsi"/>
+                <w:sz w:val="22"/>
+                <w:szCs w:val="22"/>
+              </w:rPr>
+            </w:pPr>
+            <w:r>
+              <w:rPr>
+                <w:rFonts w:asciiTheme="minorHAnsi" w:hAnsiTheme="minorHAnsi" w:cstheme="minorHAnsi"/>
+                <w:sz w:val="22"/>
+                <w:szCs w:val="22"/>
+              </w:rPr>
+              <w:t xml:space="preserve">    add   t2, a0, t2</w:t>
+            </w:r>
+            <w:r>
+              <w:rPr>
+                <w:rFonts w:asciiTheme="minorHAnsi" w:hAnsiTheme="minorHAnsi" w:cstheme="minorHAnsi"/>
+                <w:sz w:val="22"/>
+                <w:szCs w:val="22"/>
+              </w:rPr>
+              <w:tab/>
+              <w:t># Update memory address</w:t>
+            </w:r>
+          </w:p>
+          <w:p>
+            <w:pPr>
+              <w:pStyle w:val="ListParagraph"/>
+              <w:spacing w:before="0" w:beforeAutospacing="0" w:after="0" w:afterAutospacing="0"/>
+              <w:rPr>
+                <w:rFonts w:asciiTheme="minorHAnsi" w:hAnsiTheme="minorHAnsi" w:cstheme="minorHAnsi"/>
+                <w:sz w:val="22"/>
+                <w:szCs w:val="22"/>
+              </w:rPr>
+            </w:pPr>
+            <w:r>
+              <w:rPr>
+                <w:rFonts w:asciiTheme="minorHAnsi" w:hAnsiTheme="minorHAnsi" w:cstheme="minorHAnsi"/>
+                <w:sz w:val="22"/>
+                <w:szCs w:val="22"/>
+              </w:rPr>
+              <w:t xml:space="preserve">    lw    t2, 0(t2)</w:t>
+            </w:r>
+            <w:r>
+              <w:rPr>
+                <w:rFonts w:asciiTheme="minorHAnsi" w:hAnsiTheme="minorHAnsi" w:cstheme="minorHAnsi"/>
+                <w:sz w:val="22"/>
+                <w:szCs w:val="22"/>
+              </w:rPr>
+              <w:tab/>
+              <w:t># Dereference address to get integer</w:t>
+            </w:r>
+          </w:p>
+          <w:p>
+            <w:pPr>
+              <w:pStyle w:val="ListParagraph"/>
+              <w:spacing w:before="0" w:beforeAutospacing="0" w:after="0" w:afterAutospacing="0"/>
+              <w:rPr>
+                <w:rFonts w:asciiTheme="minorHAnsi" w:hAnsiTheme="minorHAnsi" w:cstheme="minorHAnsi"/>
+                <w:sz w:val="22"/>
+                <w:szCs w:val="22"/>
+              </w:rPr>
+            </w:pPr>
+            <w:r>
+              <w:rPr>
+                <w:rFonts w:asciiTheme="minorHAnsi" w:hAnsiTheme="minorHAnsi" w:cstheme="minorHAnsi"/>
+                <w:sz w:val="22"/>
+                <w:szCs w:val="22"/>
+              </w:rPr>
+              <w:t xml:space="preserve">    add   t0, t0, t2</w:t>
+            </w:r>
+            <w:r>
+              <w:rPr>
+                <w:rFonts w:asciiTheme="minorHAnsi" w:hAnsiTheme="minorHAnsi" w:cstheme="minorHAnsi"/>
+                <w:sz w:val="22"/>
+                <w:szCs w:val="22"/>
+              </w:rPr>
+              <w:tab/>
+              <w:t># Add integer value to ret</w:t>
+            </w:r>
+          </w:p>
+          <w:p>
+            <w:pPr>
+              <w:pStyle w:val="ListParagraph"/>
+              <w:spacing w:before="0" w:beforeAutospacing="0" w:after="0" w:afterAutospacing="0"/>
+              <w:rPr>
+                <w:rFonts w:asciiTheme="minorHAnsi" w:hAnsiTheme="minorHAnsi" w:cstheme="minorHAnsi"/>
+                <w:sz w:val="22"/>
+                <w:szCs w:val="22"/>
+              </w:rPr>
+            </w:pPr>
+            <w:r>
+              <w:rPr>
+                <w:rFonts w:asciiTheme="minorHAnsi" w:hAnsiTheme="minorHAnsi" w:cstheme="minorHAnsi"/>
+                <w:sz w:val="22"/>
+                <w:szCs w:val="22"/>
+              </w:rPr>
+              <w:t xml:space="preserve">    addi  t1, t1, 1</w:t>
+            </w:r>
+            <w:r>
+              <w:rPr>
+                <w:rFonts w:asciiTheme="minorHAnsi" w:hAnsiTheme="minorHAnsi" w:cstheme="minorHAnsi"/>
+                <w:sz w:val="22"/>
+                <w:szCs w:val="22"/>
+              </w:rPr>
+              <w:tab/>
+              <w:t># Increment the iterator</w:t>
+            </w:r>
+          </w:p>
+          <w:p>
+            <w:pPr>
+              <w:pStyle w:val="ListParagraph"/>
+              <w:spacing w:before="0" w:beforeAutospacing="0" w:after="0" w:afterAutospacing="0"/>
+              <w:rPr>
+                <w:rFonts w:asciiTheme="minorHAnsi" w:hAnsiTheme="minorHAnsi" w:cstheme="minorHAnsi"/>
+                <w:sz w:val="22"/>
+                <w:szCs w:val="22"/>
+              </w:rPr>
+            </w:pPr>
+            <w:r>
+              <w:rPr>
+                <w:rFonts w:asciiTheme="minorHAnsi" w:hAnsiTheme="minorHAnsi" w:cstheme="minorHAnsi"/>
+                <w:sz w:val="22"/>
+                <w:szCs w:val="22"/>
+              </w:rPr>
+              <w:t xml:space="preserve">    j     loop</w:t>
+            </w:r>
+            <w:r>
+              <w:rPr>
+                <w:rFonts w:asciiTheme="minorHAnsi" w:hAnsiTheme="minorHAnsi" w:cstheme="minorHAnsi"/>
+                <w:sz w:val="22"/>
+                <w:szCs w:val="22"/>
+              </w:rPr>
+              <w:tab/>
+              <w:t># Jump back to start of loop (1 backwards)</w:t>
+            </w:r>
+          </w:p>
+          <w:p>
+            <w:pPr>
+              <w:pStyle w:val="ListParagraph"/>
+              <w:spacing w:before="0" w:beforeAutospacing="0" w:after="0" w:afterAutospacing="0"/>
+              <w:rPr>
+                <w:rFonts w:asciiTheme="minorHAnsi" w:hAnsiTheme="minorHAnsi" w:cstheme="minorHAnsi"/>
+                <w:sz w:val="22"/>
+                <w:szCs w:val="22"/>
+              </w:rPr>
+            </w:pPr>
+            <w:r>
+              <w:rPr>
+                <w:rFonts w:asciiTheme="minorHAnsi" w:hAnsiTheme="minorHAnsi" w:cstheme="minorHAnsi"/>
+                <w:sz w:val="22"/>
+                <w:szCs w:val="22"/>
+              </w:rPr>
+              <w:t>finish:</w:t>
+            </w:r>
+          </w:p>
+          <w:p>
+            <w:pPr>
+              <w:pStyle w:val="ListParagraph"/>
+              <w:spacing w:before="0" w:beforeAutospacing="0" w:after="0" w:afterAutospacing="0"/>
+              <w:rPr>
+                <w:rFonts w:asciiTheme="minorHAnsi" w:hAnsiTheme="minorHAnsi" w:cstheme="minorHAnsi"/>
+                <w:sz w:val="22"/>
+                <w:szCs w:val="22"/>
+              </w:rPr>
+            </w:pPr>
+            <w:r>
+              <w:rPr>
+                <w:rFonts w:asciiTheme="minorHAnsi" w:hAnsiTheme="minorHAnsi" w:cstheme="minorHAnsi"/>
+                <w:sz w:val="22"/>
+                <w:szCs w:val="22"/>
+              </w:rPr>
+              <w:t xml:space="preserve">    mv    a0, t0</w:t>
+            </w:r>
+            <w:r>
+              <w:rPr>
+                <w:rFonts w:asciiTheme="minorHAnsi" w:hAnsiTheme="minorHAnsi" w:cstheme="minorHAnsi"/>
+                <w:sz w:val="22"/>
+                <w:szCs w:val="22"/>
+              </w:rPr>
+              <w:tab/>
+              <w:t># Move t0 (ret) into a0</w:t>
+            </w:r>
+          </w:p>
+          <w:p>
+            <w:pPr>
+              <w:pStyle w:val="ListParagraph"/>
+              <w:spacing w:before="0" w:beforeAutospacing="0" w:after="0" w:afterAutospacing="0"/>
+              <w:rPr>
+                <w:rFonts w:asciiTheme="minorHAnsi" w:hAnsiTheme="minorHAnsi" w:cstheme="minorHAnsi"/>
+                <w:sz w:val="22"/>
+                <w:szCs w:val="22"/>
+              </w:rPr>
+            </w:pPr>
+            <w:r>
+              <w:rPr>
+                <w:rFonts w:asciiTheme="minorHAnsi" w:hAnsiTheme="minorHAnsi" w:cstheme="minorHAnsi"/>
+                <w:sz w:val="22"/>
+                <w:szCs w:val="22"/>
+              </w:rPr>
+              <w:t xml:space="preserve">    ret</w:t>
+            </w:r>
+            <w:r>
+              <w:rPr>
+                <w:rFonts w:asciiTheme="minorHAnsi" w:hAnsiTheme="minorHAnsi" w:cstheme="minorHAnsi"/>
+                <w:sz w:val="22"/>
+                <w:szCs w:val="22"/>
+              </w:rPr>
+              <w:tab/>
+              <w:t># Return via return address register</w:t>
+            </w:r>
+          </w:p>
+          <w:p>
+            <w:pPr>
+              <w:pStyle w:val="ListParagraph"/>
+              <w:spacing w:before="0" w:beforeAutospacing="0" w:after="0" w:afterAutospacing="0"/>
+              <w:rPr>
+                <w:rFonts w:asciiTheme="minorHAnsi" w:hAnsiTheme="minorHAnsi" w:cstheme="minorHAnsi"/>
+                <w:sz w:val="22"/>
+                <w:szCs w:val="22"/>
+              </w:rPr>
+            </w:pPr>
+            <w:r>
+              <w:rPr>
+                <w:rFonts w:asciiTheme="minorHAnsi" w:hAnsiTheme="minorHAnsi" w:cstheme="minorHAnsi"/>
+                <w:sz w:val="22"/>
+                <w:szCs w:val="22"/>
+              </w:rPr>
+              <w:t>done:</w:t>
+            </w:r>
+          </w:p>
+          <w:p>
+            <w:pPr>
+              <w:pStyle w:val="ListParagraph"/>
+              <w:spacing w:before="0" w:beforeAutospacing="0" w:after="0" w:afterAutospacing="0"/>
+              <w:rPr>
+                <w:rFonts w:asciiTheme="minorHAnsi" w:hAnsiTheme="minorHAnsi" w:cstheme="minorHAnsi"/>
+                <w:sz w:val="22"/>
+                <w:szCs w:val="22"/>
+              </w:rPr>
+            </w:pPr>
+            <w:r>
+              <w:rPr>
+                <w:rFonts w:asciiTheme="minorHAnsi" w:hAnsiTheme="minorHAnsi" w:cstheme="minorHAnsi"/>
+                <w:sz w:val="22"/>
+                <w:szCs w:val="22"/>
+              </w:rPr>
+              <w:t xml:space="preserve">    mv a1, a0</w:t>
+            </w:r>
+          </w:p>
+          <w:p>
+            <w:pPr>
+              <w:pStyle w:val="ListParagraph"/>
+              <w:spacing w:before="0" w:beforeAutospacing="0" w:after="0" w:afterAutospacing="0"/>
+              <w:rPr>
+                <w:rFonts w:asciiTheme="minorHAnsi" w:hAnsiTheme="minorHAnsi" w:cstheme="minorHAnsi"/>
+                <w:sz w:val="22"/>
+                <w:szCs w:val="22"/>
+              </w:rPr>
+            </w:pPr>
+            <w:r>
+              <w:rPr>
+                <w:rFonts w:asciiTheme="minorHAnsi" w:hAnsiTheme="minorHAnsi" w:cstheme="minorHAnsi"/>
+                <w:sz w:val="22"/>
+                <w:szCs w:val="22"/>
+              </w:rPr>
+              <w:t xml:space="preserve">    li a0, 1</w:t>
+            </w:r>
+          </w:p>
+          <w:p>
+            <w:pPr>
+              <w:pStyle w:val="ListParagraph"/>
+              <w:spacing w:before="0" w:beforeAutospacing="0" w:after="0" w:afterAutospacing="0"/>
+              <w:rPr>
+                <w:rFonts w:asciiTheme="minorHAnsi" w:hAnsiTheme="minorHAnsi" w:cstheme="minorHAnsi"/>
+                <w:sz w:val="22"/>
+                <w:szCs w:val="22"/>
+              </w:rPr>
+            </w:pPr>
+            <w:r>
+              <w:rPr>
+                <w:rFonts w:asciiTheme="minorHAnsi" w:hAnsiTheme="minorHAnsi" w:cstheme="minorHAnsi"/>
+                <w:sz w:val="22"/>
+                <w:szCs w:val="22"/>
+              </w:rPr>
+              <w:t xml:space="preserve">    ecall</w:t>
+            </w:r>
+          </w:p>
+          <w:p>
+            <w:pPr>
+              <w:pStyle w:val="ListParagraph"/>
+              <w:spacing w:before="0" w:beforeAutospacing="0" w:after="0" w:afterAutospacing="0"/>
+              <w:rPr>
+                <w:rFonts w:asciiTheme="minorHAnsi" w:hAnsiTheme="minorHAnsi" w:cstheme="minorHAnsi"/>
+                <w:sz w:val="22"/>
+                <w:szCs w:val="22"/>
+              </w:rPr>
+            </w:pPr>
+          </w:p>
+          <w:p>
+            <w:pPr>
+              <w:pStyle w:val="ListParagraph"/>
+              <w:spacing w:before="0" w:beforeAutospacing="0" w:after="0" w:afterAutospacing="0"/>
+              <w:rPr>
+                <w:rFonts w:asciiTheme="minorHAnsi" w:hAnsiTheme="minorHAnsi" w:cstheme="minorHAnsi"/>
+                <w:sz w:val="22"/>
+                <w:szCs w:val="22"/>
+              </w:rPr>
+            </w:pPr>
+          </w:p>
+          <w:p>
+            <w:pPr>
+              <w:pStyle w:val="ListParagraph"/>
+              <w:spacing w:before="0" w:beforeAutospacing="0" w:after="0" w:afterAutospacing="0"/>
+              <w:rPr>
+                <w:rFonts w:asciiTheme="minorHAnsi" w:hAnsiTheme="minorHAnsi" w:cstheme="minorHAnsi"/>
+                <w:sz w:val="22"/>
+                <w:szCs w:val="22"/>
+              </w:rPr>
+            </w:pPr>
+          </w:p>
+        </w:tc>
+      </w:tr>
+      <w:tr>
+        <w:tc>
+          <w:tcPr>
+            <w:tcW w:w="9737" w:type="dxa"/>
+          </w:tcPr>
+          <w:p>
+            <w:pPr>
+              <w:pStyle w:val="ListParagraph"/>
+              <w:spacing w:before="120" w:beforeAutospacing="0" w:after="120" w:afterAutospacing="0"/>
+              <w:rPr>
+                <w:rFonts w:asciiTheme="minorHAnsi" w:hAnsiTheme="minorHAnsi" w:cstheme="minorHAnsi"/>
+                <w:b/>
+                <w:bCs/>
+                <w:sz w:val="26"/>
+                <w:szCs w:val="26"/>
+              </w:rPr>
+            </w:pPr>
+            <w:r>
+              <w:rPr>
+                <w:rFonts w:asciiTheme="minorHAnsi" w:hAnsiTheme="minorHAnsi" w:cstheme="minorHAnsi"/>
+                <w:b/>
+                <w:bCs/>
+                <w:sz w:val="26"/>
+                <w:szCs w:val="26"/>
+              </w:rPr>
+              <w:lastRenderedPageBreak/>
+              <w:t>Output:</w:t>
+            </w:r>
+          </w:p>
+        </w:tc>
+      </w:tr>
+      <w:tr>
+        <w:tc>
+          <w:tcPr>
+            <w:tcW w:w="9737" w:type="dxa"/>
+          </w:tcPr>
+          <w:p>
+            <w:pPr>
+              <w:pStyle w:val="ListParagraph"/>
+              <w:spacing w:before="0" w:beforeAutospacing="0" w:after="0" w:afterAutospacing="0"/>
+              <w:rPr>
+                <w:rFonts w:asciiTheme="minorHAnsi" w:hAnsiTheme="minorHAnsi" w:cstheme="minorHAnsi"/>
+                <w:sz w:val="22"/>
+                <w:szCs w:val="22"/>
+              </w:rPr>
+            </w:pPr>
+            <w:r>
+              <w:rPr>
+                <w:rFonts w:asciiTheme="minorHAnsi" w:hAnsiTheme="minorHAnsi" w:cstheme="minorHAnsi"/>
+                <w:sz w:val="22"/>
+                <w:szCs w:val="22"/>
+              </w:rPr>
+              <w:drawing>
+                <wp:inline distT="0" distB="0" distL="0" distR="0" wp14:anchorId="30B46230" wp14:editId="13279FE2">
+                  <wp:extent cx="2810267" cy="943107"/>
+                  <wp:effectExtent l="0" t="0" r="0" b="9525"/>
+                  <wp:docPr id="279637572" name="Picture 1"/>
+                  <wp:cNvGraphicFramePr>
+                    <a:graphicFrameLocks xmlns:a="http://schemas.openxmlformats.org/drawingml/2006/main" noChangeAspect="1"/>
+                  </wp:cNvGraphicFramePr>
+                  <a:graphic xmlns:a="http://schemas.openxmlformats.org/drawingml/2006/main">
+                    <a:graphicData uri="http://schemas.openxmlformats.org/drawingml/2006/picture">
+                      <pic:pic xmlns:pic="http://schemas.openxmlformats.org/drawingml/2006/picture">
+                        <pic:nvPicPr>
+                          <pic:cNvPr id="279637572" name=""/>
+                          <pic:cNvPicPr/>
+                        </pic:nvPicPr>
+                        <pic:blipFill>
+                          <a:blip r:embed="rId14"/>
+                          <a:stretch>
+                            <a:fillRect/>
+                          </a:stretch>
+                        </pic:blipFill>
+                        <pic:spPr>
+                          <a:xfrm>
+                            <a:off x="0" y="0"/>
+                            <a:ext cx="2810267" cy="943107"/>
+                          </a:xfrm>
+                          <a:prstGeom prst="rect">
+                            <a:avLst/>
+                          </a:prstGeom>
+                        </pic:spPr>
+                      </pic:pic>
+                    </a:graphicData>
+                  </a:graphic>
+                </wp:inline>
+              </w:drawing>
+            </w:r>
+          </w:p>
+          <w:p>
+            <w:pPr>
+              <w:pStyle w:val="ListParagraph"/>
+              <w:spacing w:before="0" w:beforeAutospacing="0" w:after="0" w:afterAutospacing="0"/>
+              <w:rPr>
+                <w:rFonts w:asciiTheme="minorHAnsi" w:hAnsiTheme="minorHAnsi" w:cstheme="minorHAnsi"/>
+                <w:sz w:val="22"/>
+                <w:szCs w:val="22"/>
+              </w:rPr>
+            </w:pPr>
+            <w:r>
+              <w:rPr>
+                <w:rFonts w:asciiTheme="minorHAnsi" w:hAnsiTheme="minorHAnsi" w:cstheme="minorHAnsi"/>
+                <w:sz w:val="22"/>
+                <w:szCs w:val="22"/>
+              </w:rPr>
+              <w:drawing>
+                <wp:inline distT="0" distB="0" distL="0" distR="0" wp14:anchorId="6A8F9291" wp14:editId="20F6A363">
+                  <wp:extent cx="5430008" cy="1609950"/>
+                  <wp:effectExtent l="0" t="0" r="0" b="9525"/>
+                  <wp:docPr id="1396055413" name="Picture 1"/>
+                  <wp:cNvGraphicFramePr>
+                    <a:graphicFrameLocks xmlns:a="http://schemas.openxmlformats.org/drawingml/2006/main" noChangeAspect="1"/>
+                  </wp:cNvGraphicFramePr>
+                  <a:graphic xmlns:a="http://schemas.openxmlformats.org/drawingml/2006/main">
+                    <a:graphicData uri="http://schemas.openxmlformats.org/drawingml/2006/picture">
+                      <pic:pic xmlns:pic="http://schemas.openxmlformats.org/drawingml/2006/picture">
+                        <pic:nvPicPr>
+                          <pic:cNvPr id="1396055413" name=""/>
+                          <pic:cNvPicPr/>
+                        </pic:nvPicPr>
+                        <pic:blipFill>
+                          <a:blip r:embed="rId15"/>
+                          <a:stretch>
+                            <a:fillRect/>
+                          </a:stretch>
+                        </pic:blipFill>
+                        <pic:spPr>
+                          <a:xfrm>
+                            <a:off x="0" y="0"/>
+                            <a:ext cx="5430008" cy="1609950"/>
+                          </a:xfrm>
+                          <a:prstGeom prst="rect">
+                            <a:avLst/>
+                          </a:prstGeom>
+                        </pic:spPr>
+                      </pic:pic>
+                    </a:graphicData>
+                  </a:graphic>
+                </wp:inline>
+              </w:drawing>
+            </w:r>
           </w:p>
           <w:p>
             <w:pPr>
@@ -2310,9 +4979,883 @@
         </w:rPr>
       </w:pPr>
     </w:p>
+    <w:p>
+      <w:pPr>
+        <w:pStyle w:val="ListParagraph"/>
+        <w:rPr>
+          <w:rFonts w:asciiTheme="minorHAnsi" w:hAnsiTheme="minorHAnsi" w:cstheme="minorHAnsi"/>
+          <w:sz w:val="22"/>
+          <w:szCs w:val="22"/>
+        </w:rPr>
+      </w:pPr>
+    </w:p>
+    <w:p>
+      <w:pPr>
+        <w:pStyle w:val="ListParagraph"/>
+        <w:rPr>
+          <w:rFonts w:asciiTheme="minorHAnsi" w:hAnsiTheme="minorHAnsi" w:cstheme="minorHAnsi"/>
+          <w:sz w:val="22"/>
+          <w:szCs w:val="22"/>
+        </w:rPr>
+      </w:pPr>
+    </w:p>
+    <w:p>
+      <w:pPr>
+        <w:pStyle w:val="ListParagraph"/>
+        <w:rPr>
+          <w:rFonts w:asciiTheme="minorHAnsi" w:hAnsiTheme="minorHAnsi" w:cstheme="minorHAnsi"/>
+          <w:sz w:val="22"/>
+          <w:szCs w:val="22"/>
+        </w:rPr>
+      </w:pPr>
+    </w:p>
+    <w:p>
+      <w:pPr>
+        <w:pStyle w:val="ListParagraph"/>
+        <w:rPr>
+          <w:rFonts w:asciiTheme="minorHAnsi" w:hAnsiTheme="minorHAnsi" w:cstheme="minorHAnsi"/>
+          <w:sz w:val="22"/>
+          <w:szCs w:val="22"/>
+        </w:rPr>
+      </w:pPr>
+    </w:p>
+    <w:p>
+      <w:pPr>
+        <w:pStyle w:val="ListParagraph"/>
+        <w:rPr>
+          <w:rFonts w:asciiTheme="minorHAnsi" w:hAnsiTheme="minorHAnsi" w:cstheme="minorHAnsi"/>
+          <w:sz w:val="22"/>
+          <w:szCs w:val="22"/>
+        </w:rPr>
+      </w:pPr>
+    </w:p>
+    <w:p>
+      <w:pPr>
+        <w:pStyle w:val="ListParagraph"/>
+        <w:rPr>
+          <w:rFonts w:asciiTheme="minorHAnsi" w:hAnsiTheme="minorHAnsi" w:cstheme="minorHAnsi"/>
+          <w:sz w:val="22"/>
+          <w:szCs w:val="22"/>
+        </w:rPr>
+      </w:pPr>
+    </w:p>
+    <w:p>
+      <w:pPr>
+        <w:pStyle w:val="ListParagraph"/>
+        <w:rPr>
+          <w:rFonts w:asciiTheme="minorHAnsi" w:hAnsiTheme="minorHAnsi" w:cstheme="minorHAnsi"/>
+          <w:sz w:val="22"/>
+          <w:szCs w:val="22"/>
+        </w:rPr>
+      </w:pPr>
+    </w:p>
+    <w:p>
+      <w:pPr>
+        <w:pStyle w:val="ListParagraph"/>
+        <w:rPr>
+          <w:rFonts w:asciiTheme="minorHAnsi" w:hAnsiTheme="minorHAnsi" w:cstheme="minorHAnsi"/>
+          <w:sz w:val="22"/>
+          <w:szCs w:val="22"/>
+        </w:rPr>
+      </w:pPr>
+    </w:p>
+    <w:p>
+      <w:pPr>
+        <w:pStyle w:val="ListParagraph"/>
+        <w:rPr>
+          <w:rFonts w:asciiTheme="minorHAnsi" w:hAnsiTheme="minorHAnsi" w:cstheme="minorHAnsi"/>
+          <w:sz w:val="22"/>
+          <w:szCs w:val="22"/>
+        </w:rPr>
+      </w:pPr>
+    </w:p>
+    <w:p>
+      <w:pPr>
+        <w:pStyle w:val="ListParagraph"/>
+        <w:rPr>
+          <w:rFonts w:asciiTheme="minorHAnsi" w:hAnsiTheme="minorHAnsi" w:cstheme="minorHAnsi"/>
+          <w:sz w:val="22"/>
+          <w:szCs w:val="22"/>
+        </w:rPr>
+      </w:pPr>
+    </w:p>
+    <w:p>
+      <w:pPr>
+        <w:pStyle w:val="ListParagraph"/>
+        <w:rPr>
+          <w:rFonts w:asciiTheme="minorHAnsi" w:hAnsiTheme="minorHAnsi" w:cstheme="minorHAnsi"/>
+          <w:sz w:val="22"/>
+          <w:szCs w:val="22"/>
+        </w:rPr>
+      </w:pPr>
+    </w:p>
+    <w:p>
+      <w:pPr>
+        <w:rPr>
+          <w:b/>
+          <w:sz w:val="28"/>
+          <w:szCs w:val="28"/>
+          <w:lang w:val="en-GB"/>
+        </w:rPr>
+      </w:pPr>
+      <w:r>
+        <w:rPr>
+          <w:b/>
+          <w:sz w:val="28"/>
+          <w:szCs w:val="28"/>
+          <w:lang w:val="en-GB"/>
+        </w:rPr>
+        <w:lastRenderedPageBreak/>
+        <w:t>Task 5:</w:t>
+      </w:r>
+    </w:p>
+    <w:p>
+      <w:pPr>
+        <w:autoSpaceDE w:val="0"/>
+        <w:autoSpaceDN w:val="0"/>
+        <w:adjustRightInd w:val="0"/>
+        <w:spacing w:line="276" w:lineRule="auto"/>
+        <w:rPr>
+          <w:rFonts w:asciiTheme="minorHAnsi" w:hAnsiTheme="minorHAnsi" w:cstheme="minorHAnsi"/>
+          <w:sz w:val="22"/>
+          <w:szCs w:val="22"/>
+        </w:rPr>
+      </w:pPr>
+    </w:p>
+    <w:tbl>
+      <w:tblPr>
+        <w:tblStyle w:val="TableGrid"/>
+        <w:tblW w:w="0" w:type="auto"/>
+        <w:tblLook w:val="04A0" w:firstRow="1" w:lastRow="0" w:firstColumn="1" w:lastColumn="0" w:noHBand="0" w:noVBand="1"/>
+      </w:tblPr>
+      <w:tblGrid>
+        <w:gridCol w:w="9737"/>
+      </w:tblGrid>
+      <w:tr>
+        <w:tc>
+          <w:tcPr>
+            <w:tcW w:w="9737" w:type="dxa"/>
+          </w:tcPr>
+          <w:p>
+            <w:pPr>
+              <w:pStyle w:val="ListParagraph"/>
+              <w:spacing w:before="120" w:beforeAutospacing="0" w:after="120" w:afterAutospacing="0"/>
+              <w:rPr>
+                <w:rFonts w:asciiTheme="minorHAnsi" w:hAnsiTheme="minorHAnsi" w:cstheme="minorHAnsi"/>
+                <w:b/>
+                <w:bCs/>
+                <w:sz w:val="26"/>
+                <w:szCs w:val="26"/>
+              </w:rPr>
+            </w:pPr>
+            <w:r>
+              <w:rPr>
+                <w:rFonts w:asciiTheme="minorHAnsi" w:hAnsiTheme="minorHAnsi" w:cstheme="minorHAnsi"/>
+                <w:b/>
+                <w:bCs/>
+                <w:sz w:val="26"/>
+                <w:szCs w:val="26"/>
+              </w:rPr>
+              <w:t>Description</w:t>
+            </w:r>
+            <w:r>
+              <w:rPr>
+                <w:rFonts w:asciiTheme="minorHAnsi" w:hAnsiTheme="minorHAnsi" w:cstheme="minorHAnsi"/>
+                <w:b/>
+                <w:bCs/>
+                <w:sz w:val="26"/>
+                <w:szCs w:val="26"/>
+              </w:rPr>
+              <w:t>:</w:t>
+            </w:r>
+          </w:p>
+        </w:tc>
+      </w:tr>
+      <w:tr>
+        <w:tc>
+          <w:tcPr>
+            <w:tcW w:w="9737" w:type="dxa"/>
+          </w:tcPr>
+          <w:p>
+            <w:pPr>
+              <w:pStyle w:val="ListParagraph"/>
+              <w:rPr>
+                <w:rFonts w:asciiTheme="minorHAnsi" w:hAnsiTheme="minorHAnsi" w:cstheme="minorHAnsi"/>
+                <w:sz w:val="22"/>
+                <w:szCs w:val="22"/>
+              </w:rPr>
+            </w:pPr>
+            <w:r>
+              <w:rPr>
+                <w:rFonts w:asciiTheme="minorHAnsi" w:hAnsiTheme="minorHAnsi" w:cstheme="minorHAnsi"/>
+                <w:sz w:val="22"/>
+                <w:szCs w:val="22"/>
+              </w:rPr>
+              <w:t>We had to write an assembly program that initialized the value of two at the start and then loaded those values into registers. Since the temporary registers only go up to t6, the rest of the values were stored in s1 onwards</w:t>
+            </w:r>
+            <w:r>
+              <w:rPr>
+                <w:rFonts w:asciiTheme="minorHAnsi" w:hAnsiTheme="minorHAnsi" w:cstheme="minorHAnsi"/>
+                <w:sz w:val="22"/>
+                <w:szCs w:val="22"/>
+              </w:rPr>
+              <w:t>, using the lw instruction.</w:t>
+            </w:r>
+          </w:p>
+          <w:p>
+            <w:pPr>
+              <w:pStyle w:val="ListParagraph"/>
+              <w:spacing w:before="120" w:beforeAutospacing="0" w:after="120" w:afterAutospacing="0"/>
+              <w:rPr>
+                <w:rFonts w:asciiTheme="minorHAnsi" w:hAnsiTheme="minorHAnsi" w:cstheme="minorHAnsi"/>
+                <w:sz w:val="22"/>
+                <w:szCs w:val="22"/>
+              </w:rPr>
+            </w:pPr>
+          </w:p>
+        </w:tc>
+      </w:tr>
+      <w:tr>
+        <w:tc>
+          <w:tcPr>
+            <w:tcW w:w="9737" w:type="dxa"/>
+          </w:tcPr>
+          <w:p>
+            <w:pPr>
+              <w:pStyle w:val="ListParagraph"/>
+              <w:spacing w:before="120" w:beforeAutospacing="0" w:after="120" w:afterAutospacing="0"/>
+              <w:rPr>
+                <w:rFonts w:asciiTheme="minorHAnsi" w:hAnsiTheme="minorHAnsi" w:cstheme="minorHAnsi"/>
+                <w:b/>
+                <w:bCs/>
+                <w:sz w:val="26"/>
+                <w:szCs w:val="26"/>
+              </w:rPr>
+            </w:pPr>
+            <w:r>
+              <w:rPr>
+                <w:rFonts w:asciiTheme="minorHAnsi" w:hAnsiTheme="minorHAnsi" w:cstheme="minorHAnsi"/>
+                <w:b/>
+                <w:bCs/>
+                <w:sz w:val="26"/>
+                <w:szCs w:val="26"/>
+              </w:rPr>
+              <w:t xml:space="preserve">Code: </w:t>
+            </w:r>
+          </w:p>
+        </w:tc>
+      </w:tr>
+      <w:tr>
+        <w:tc>
+          <w:tcPr>
+            <w:tcW w:w="9737" w:type="dxa"/>
+          </w:tcPr>
+          <w:p>
+            <w:pPr>
+              <w:pStyle w:val="ListParagraph"/>
+              <w:spacing w:before="0" w:beforeAutospacing="0" w:after="0" w:afterAutospacing="0"/>
+              <w:rPr>
+                <w:rFonts w:asciiTheme="minorHAnsi" w:hAnsiTheme="minorHAnsi" w:cstheme="minorHAnsi"/>
+                <w:sz w:val="22"/>
+                <w:szCs w:val="22"/>
+              </w:rPr>
+            </w:pPr>
+            <w:r>
+              <w:rPr>
+                <w:rFonts w:asciiTheme="minorHAnsi" w:hAnsiTheme="minorHAnsi" w:cstheme="minorHAnsi"/>
+                <w:sz w:val="22"/>
+                <w:szCs w:val="22"/>
+              </w:rPr>
+              <w:t xml:space="preserve">.data </w:t>
+            </w:r>
+          </w:p>
+          <w:p>
+            <w:pPr>
+              <w:pStyle w:val="ListParagraph"/>
+              <w:spacing w:before="0" w:beforeAutospacing="0" w:after="0" w:afterAutospacing="0"/>
+              <w:rPr>
+                <w:rFonts w:asciiTheme="minorHAnsi" w:hAnsiTheme="minorHAnsi" w:cstheme="minorHAnsi"/>
+                <w:sz w:val="22"/>
+                <w:szCs w:val="22"/>
+              </w:rPr>
+            </w:pPr>
+            <w:r>
+              <w:rPr>
+                <w:rFonts w:asciiTheme="minorHAnsi" w:hAnsiTheme="minorHAnsi" w:cstheme="minorHAnsi"/>
+                <w:sz w:val="22"/>
+                <w:szCs w:val="22"/>
+              </w:rPr>
+              <w:t>tableoftwo: .word 2,4,6,8,10,12,14,16,18,20</w:t>
+            </w:r>
+          </w:p>
+          <w:p>
+            <w:pPr>
+              <w:pStyle w:val="ListParagraph"/>
+              <w:spacing w:before="0" w:beforeAutospacing="0" w:after="0" w:afterAutospacing="0"/>
+              <w:rPr>
+                <w:rFonts w:asciiTheme="minorHAnsi" w:hAnsiTheme="minorHAnsi" w:cstheme="minorHAnsi"/>
+                <w:sz w:val="22"/>
+                <w:szCs w:val="22"/>
+              </w:rPr>
+            </w:pPr>
+          </w:p>
+          <w:p>
+            <w:pPr>
+              <w:pStyle w:val="ListParagraph"/>
+              <w:spacing w:before="0" w:beforeAutospacing="0" w:after="0" w:afterAutospacing="0"/>
+              <w:rPr>
+                <w:rFonts w:asciiTheme="minorHAnsi" w:hAnsiTheme="minorHAnsi" w:cstheme="minorHAnsi"/>
+                <w:sz w:val="22"/>
+                <w:szCs w:val="22"/>
+              </w:rPr>
+            </w:pPr>
+            <w:r>
+              <w:rPr>
+                <w:rFonts w:asciiTheme="minorHAnsi" w:hAnsiTheme="minorHAnsi" w:cstheme="minorHAnsi"/>
+                <w:sz w:val="22"/>
+                <w:szCs w:val="22"/>
+              </w:rPr>
+              <w:t>.text</w:t>
+            </w:r>
+          </w:p>
+          <w:p>
+            <w:pPr>
+              <w:pStyle w:val="ListParagraph"/>
+              <w:spacing w:before="0" w:beforeAutospacing="0" w:after="0" w:afterAutospacing="0"/>
+              <w:rPr>
+                <w:rFonts w:asciiTheme="minorHAnsi" w:hAnsiTheme="minorHAnsi" w:cstheme="minorHAnsi"/>
+                <w:sz w:val="22"/>
+                <w:szCs w:val="22"/>
+              </w:rPr>
+            </w:pPr>
+            <w:r>
+              <w:rPr>
+                <w:rFonts w:asciiTheme="minorHAnsi" w:hAnsiTheme="minorHAnsi" w:cstheme="minorHAnsi"/>
+                <w:sz w:val="22"/>
+                <w:szCs w:val="22"/>
+              </w:rPr>
+              <w:t>main:</w:t>
+            </w:r>
+          </w:p>
+          <w:p>
+            <w:pPr>
+              <w:pStyle w:val="ListParagraph"/>
+              <w:spacing w:before="0" w:beforeAutospacing="0" w:after="0" w:afterAutospacing="0"/>
+              <w:rPr>
+                <w:rFonts w:asciiTheme="minorHAnsi" w:hAnsiTheme="minorHAnsi" w:cstheme="minorHAnsi"/>
+                <w:sz w:val="22"/>
+                <w:szCs w:val="22"/>
+              </w:rPr>
+            </w:pPr>
+            <w:r>
+              <w:rPr>
+                <w:rFonts w:asciiTheme="minorHAnsi" w:hAnsiTheme="minorHAnsi" w:cstheme="minorHAnsi"/>
+                <w:sz w:val="22"/>
+                <w:szCs w:val="22"/>
+              </w:rPr>
+              <w:t>la t0, tableoftwo</w:t>
+            </w:r>
+          </w:p>
+          <w:p>
+            <w:pPr>
+              <w:pStyle w:val="ListParagraph"/>
+              <w:spacing w:before="0" w:beforeAutospacing="0" w:after="0" w:afterAutospacing="0"/>
+              <w:rPr>
+                <w:rFonts w:asciiTheme="minorHAnsi" w:hAnsiTheme="minorHAnsi" w:cstheme="minorHAnsi"/>
+                <w:sz w:val="22"/>
+                <w:szCs w:val="22"/>
+              </w:rPr>
+            </w:pPr>
+            <w:r>
+              <w:rPr>
+                <w:rFonts w:asciiTheme="minorHAnsi" w:hAnsiTheme="minorHAnsi" w:cstheme="minorHAnsi"/>
+                <w:sz w:val="22"/>
+                <w:szCs w:val="22"/>
+              </w:rPr>
+              <w:t>lw t1, 0(t0)</w:t>
+            </w:r>
+          </w:p>
+          <w:p>
+            <w:pPr>
+              <w:pStyle w:val="ListParagraph"/>
+              <w:spacing w:before="0" w:beforeAutospacing="0" w:after="0" w:afterAutospacing="0"/>
+              <w:rPr>
+                <w:rFonts w:asciiTheme="minorHAnsi" w:hAnsiTheme="minorHAnsi" w:cstheme="minorHAnsi"/>
+                <w:sz w:val="22"/>
+                <w:szCs w:val="22"/>
+              </w:rPr>
+            </w:pPr>
+            <w:r>
+              <w:rPr>
+                <w:rFonts w:asciiTheme="minorHAnsi" w:hAnsiTheme="minorHAnsi" w:cstheme="minorHAnsi"/>
+                <w:sz w:val="22"/>
+                <w:szCs w:val="22"/>
+              </w:rPr>
+              <w:t>lw t2, 4(t0)</w:t>
+            </w:r>
+          </w:p>
+          <w:p>
+            <w:pPr>
+              <w:pStyle w:val="ListParagraph"/>
+              <w:spacing w:before="0" w:beforeAutospacing="0" w:after="0" w:afterAutospacing="0"/>
+              <w:rPr>
+                <w:rFonts w:asciiTheme="minorHAnsi" w:hAnsiTheme="minorHAnsi" w:cstheme="minorHAnsi"/>
+                <w:sz w:val="22"/>
+                <w:szCs w:val="22"/>
+              </w:rPr>
+            </w:pPr>
+            <w:r>
+              <w:rPr>
+                <w:rFonts w:asciiTheme="minorHAnsi" w:hAnsiTheme="minorHAnsi" w:cstheme="minorHAnsi"/>
+                <w:sz w:val="22"/>
+                <w:szCs w:val="22"/>
+              </w:rPr>
+              <w:t>lw t3, 8(t0)</w:t>
+            </w:r>
+          </w:p>
+          <w:p>
+            <w:pPr>
+              <w:pStyle w:val="ListParagraph"/>
+              <w:spacing w:before="0" w:beforeAutospacing="0" w:after="0" w:afterAutospacing="0"/>
+              <w:rPr>
+                <w:rFonts w:asciiTheme="minorHAnsi" w:hAnsiTheme="minorHAnsi" w:cstheme="minorHAnsi"/>
+                <w:sz w:val="22"/>
+                <w:szCs w:val="22"/>
+              </w:rPr>
+            </w:pPr>
+            <w:r>
+              <w:rPr>
+                <w:rFonts w:asciiTheme="minorHAnsi" w:hAnsiTheme="minorHAnsi" w:cstheme="minorHAnsi"/>
+                <w:sz w:val="22"/>
+                <w:szCs w:val="22"/>
+              </w:rPr>
+              <w:t>lw t4, 12(t0)</w:t>
+            </w:r>
+          </w:p>
+          <w:p>
+            <w:pPr>
+              <w:pStyle w:val="ListParagraph"/>
+              <w:spacing w:before="0" w:beforeAutospacing="0" w:after="0" w:afterAutospacing="0"/>
+              <w:rPr>
+                <w:rFonts w:asciiTheme="minorHAnsi" w:hAnsiTheme="minorHAnsi" w:cstheme="minorHAnsi"/>
+                <w:sz w:val="22"/>
+                <w:szCs w:val="22"/>
+              </w:rPr>
+            </w:pPr>
+            <w:r>
+              <w:rPr>
+                <w:rFonts w:asciiTheme="minorHAnsi" w:hAnsiTheme="minorHAnsi" w:cstheme="minorHAnsi"/>
+                <w:sz w:val="22"/>
+                <w:szCs w:val="22"/>
+              </w:rPr>
+              <w:t>lw t5, 16(t0)</w:t>
+            </w:r>
+          </w:p>
+          <w:p>
+            <w:pPr>
+              <w:pStyle w:val="ListParagraph"/>
+              <w:spacing w:before="0" w:beforeAutospacing="0" w:after="0" w:afterAutospacing="0"/>
+              <w:rPr>
+                <w:rFonts w:asciiTheme="minorHAnsi" w:hAnsiTheme="minorHAnsi" w:cstheme="minorHAnsi"/>
+                <w:sz w:val="22"/>
+                <w:szCs w:val="22"/>
+              </w:rPr>
+            </w:pPr>
+            <w:r>
+              <w:rPr>
+                <w:rFonts w:asciiTheme="minorHAnsi" w:hAnsiTheme="minorHAnsi" w:cstheme="minorHAnsi"/>
+                <w:sz w:val="22"/>
+                <w:szCs w:val="22"/>
+              </w:rPr>
+              <w:t>lw t6, 20(t0)</w:t>
+            </w:r>
+          </w:p>
+          <w:p>
+            <w:pPr>
+              <w:pStyle w:val="ListParagraph"/>
+              <w:spacing w:before="0" w:beforeAutospacing="0" w:after="0" w:afterAutospacing="0"/>
+              <w:rPr>
+                <w:rFonts w:asciiTheme="minorHAnsi" w:hAnsiTheme="minorHAnsi" w:cstheme="minorHAnsi"/>
+                <w:sz w:val="22"/>
+                <w:szCs w:val="22"/>
+              </w:rPr>
+            </w:pPr>
+            <w:r>
+              <w:rPr>
+                <w:rFonts w:asciiTheme="minorHAnsi" w:hAnsiTheme="minorHAnsi" w:cstheme="minorHAnsi"/>
+                <w:sz w:val="22"/>
+                <w:szCs w:val="22"/>
+              </w:rPr>
+              <w:t>lw s1, 24(t0)</w:t>
+            </w:r>
+          </w:p>
+          <w:p>
+            <w:pPr>
+              <w:pStyle w:val="ListParagraph"/>
+              <w:spacing w:before="0" w:beforeAutospacing="0" w:after="0" w:afterAutospacing="0"/>
+              <w:rPr>
+                <w:rFonts w:asciiTheme="minorHAnsi" w:hAnsiTheme="minorHAnsi" w:cstheme="minorHAnsi"/>
+                <w:sz w:val="22"/>
+                <w:szCs w:val="22"/>
+              </w:rPr>
+            </w:pPr>
+            <w:r>
+              <w:rPr>
+                <w:rFonts w:asciiTheme="minorHAnsi" w:hAnsiTheme="minorHAnsi" w:cstheme="minorHAnsi"/>
+                <w:sz w:val="22"/>
+                <w:szCs w:val="22"/>
+              </w:rPr>
+              <w:t>lw s2, 28(t0)</w:t>
+            </w:r>
+          </w:p>
+          <w:p>
+            <w:pPr>
+              <w:pStyle w:val="ListParagraph"/>
+              <w:spacing w:before="0" w:beforeAutospacing="0" w:after="0" w:afterAutospacing="0"/>
+              <w:rPr>
+                <w:rFonts w:asciiTheme="minorHAnsi" w:hAnsiTheme="minorHAnsi" w:cstheme="minorHAnsi"/>
+                <w:sz w:val="22"/>
+                <w:szCs w:val="22"/>
+              </w:rPr>
+            </w:pPr>
+            <w:r>
+              <w:rPr>
+                <w:rFonts w:asciiTheme="minorHAnsi" w:hAnsiTheme="minorHAnsi" w:cstheme="minorHAnsi"/>
+                <w:sz w:val="22"/>
+                <w:szCs w:val="22"/>
+              </w:rPr>
+              <w:t>lw s3, 32(t0)</w:t>
+            </w:r>
+          </w:p>
+          <w:p>
+            <w:pPr>
+              <w:pStyle w:val="ListParagraph"/>
+              <w:spacing w:before="0" w:beforeAutospacing="0" w:after="0" w:afterAutospacing="0"/>
+              <w:rPr>
+                <w:rFonts w:asciiTheme="minorHAnsi" w:hAnsiTheme="minorHAnsi" w:cstheme="minorHAnsi"/>
+                <w:sz w:val="22"/>
+                <w:szCs w:val="22"/>
+              </w:rPr>
+            </w:pPr>
+            <w:r>
+              <w:rPr>
+                <w:rFonts w:asciiTheme="minorHAnsi" w:hAnsiTheme="minorHAnsi" w:cstheme="minorHAnsi"/>
+                <w:sz w:val="22"/>
+                <w:szCs w:val="22"/>
+              </w:rPr>
+              <w:t>lw s4, 36(t0)</w:t>
+            </w:r>
+          </w:p>
+          <w:p>
+            <w:pPr>
+              <w:pStyle w:val="ListParagraph"/>
+              <w:spacing w:before="0" w:beforeAutospacing="0" w:after="0" w:afterAutospacing="0"/>
+              <w:rPr>
+                <w:rFonts w:asciiTheme="minorHAnsi" w:hAnsiTheme="minorHAnsi" w:cstheme="minorHAnsi"/>
+                <w:sz w:val="22"/>
+                <w:szCs w:val="22"/>
+              </w:rPr>
+            </w:pPr>
+          </w:p>
+          <w:p>
+            <w:pPr>
+              <w:pStyle w:val="ListParagraph"/>
+              <w:spacing w:before="0" w:beforeAutospacing="0" w:after="0" w:afterAutospacing="0"/>
+              <w:rPr>
+                <w:rFonts w:asciiTheme="minorHAnsi" w:hAnsiTheme="minorHAnsi" w:cstheme="minorHAnsi"/>
+                <w:sz w:val="22"/>
+                <w:szCs w:val="22"/>
+              </w:rPr>
+            </w:pPr>
+          </w:p>
+          <w:p>
+            <w:pPr>
+              <w:pStyle w:val="ListParagraph"/>
+              <w:spacing w:before="0" w:beforeAutospacing="0" w:after="240" w:afterAutospacing="0"/>
+              <w:rPr>
+                <w:rFonts w:asciiTheme="minorHAnsi" w:hAnsiTheme="minorHAnsi" w:cstheme="minorHAnsi"/>
+                <w:sz w:val="22"/>
+                <w:szCs w:val="22"/>
+              </w:rPr>
+            </w:pPr>
+          </w:p>
+        </w:tc>
+      </w:tr>
+      <w:tr>
+        <w:tc>
+          <w:tcPr>
+            <w:tcW w:w="9737" w:type="dxa"/>
+          </w:tcPr>
+          <w:p>
+            <w:pPr>
+              <w:pStyle w:val="ListParagraph"/>
+              <w:spacing w:before="120" w:beforeAutospacing="0" w:after="120" w:afterAutospacing="0"/>
+              <w:rPr>
+                <w:rFonts w:asciiTheme="minorHAnsi" w:hAnsiTheme="minorHAnsi" w:cstheme="minorHAnsi"/>
+                <w:b/>
+                <w:bCs/>
+                <w:sz w:val="26"/>
+                <w:szCs w:val="26"/>
+              </w:rPr>
+            </w:pPr>
+            <w:r>
+              <w:rPr>
+                <w:rFonts w:asciiTheme="minorHAnsi" w:hAnsiTheme="minorHAnsi" w:cstheme="minorHAnsi"/>
+                <w:b/>
+                <w:bCs/>
+                <w:sz w:val="26"/>
+                <w:szCs w:val="26"/>
+              </w:rPr>
+              <w:t>Output:</w:t>
+            </w:r>
+          </w:p>
+        </w:tc>
+      </w:tr>
+      <w:tr>
+        <w:tc>
+          <w:tcPr>
+            <w:tcW w:w="9737" w:type="dxa"/>
+          </w:tcPr>
+          <w:p>
+            <w:pPr>
+              <w:pStyle w:val="ListParagraph"/>
+              <w:spacing w:before="0" w:beforeAutospacing="0" w:after="0" w:afterAutospacing="0"/>
+              <w:rPr>
+                <w:rFonts w:asciiTheme="minorHAnsi" w:hAnsiTheme="minorHAnsi" w:cstheme="minorHAnsi"/>
+                <w:sz w:val="22"/>
+                <w:szCs w:val="22"/>
+              </w:rPr>
+            </w:pPr>
+            <w:r>
+              <w:rPr>
+                <w:rFonts w:asciiTheme="minorHAnsi" w:hAnsiTheme="minorHAnsi" w:cstheme="minorHAnsi"/>
+                <w:sz w:val="22"/>
+                <w:szCs w:val="22"/>
+              </w:rPr>
+              <w:drawing>
+                <wp:inline distT="0" distB="0" distL="0" distR="0" wp14:anchorId="6BFE74A2" wp14:editId="1BCD5028">
+                  <wp:extent cx="2838846" cy="1810003"/>
+                  <wp:effectExtent l="0" t="0" r="0" b="0"/>
+                  <wp:docPr id="1216136837" name="Picture 1"/>
+                  <wp:cNvGraphicFramePr>
+                    <a:graphicFrameLocks xmlns:a="http://schemas.openxmlformats.org/drawingml/2006/main" noChangeAspect="1"/>
+                  </wp:cNvGraphicFramePr>
+                  <a:graphic xmlns:a="http://schemas.openxmlformats.org/drawingml/2006/main">
+                    <a:graphicData uri="http://schemas.openxmlformats.org/drawingml/2006/picture">
+                      <pic:pic xmlns:pic="http://schemas.openxmlformats.org/drawingml/2006/picture">
+                        <pic:nvPicPr>
+                          <pic:cNvPr id="1216136837" name=""/>
+                          <pic:cNvPicPr/>
+                        </pic:nvPicPr>
+                        <pic:blipFill>
+                          <a:blip r:embed="rId16"/>
+                          <a:stretch>
+                            <a:fillRect/>
+                          </a:stretch>
+                        </pic:blipFill>
+                        <pic:spPr>
+                          <a:xfrm>
+                            <a:off x="0" y="0"/>
+                            <a:ext cx="2838846" cy="1810003"/>
+                          </a:xfrm>
+                          <a:prstGeom prst="rect">
+                            <a:avLst/>
+                          </a:prstGeom>
+                        </pic:spPr>
+                      </pic:pic>
+                    </a:graphicData>
+                  </a:graphic>
+                </wp:inline>
+              </w:drawing>
+            </w:r>
+          </w:p>
+          <w:p>
+            <w:pPr>
+              <w:pStyle w:val="ListParagraph"/>
+              <w:spacing w:before="0" w:beforeAutospacing="0" w:after="0" w:afterAutospacing="0"/>
+              <w:rPr>
+                <w:rFonts w:asciiTheme="minorHAnsi" w:hAnsiTheme="minorHAnsi" w:cstheme="minorHAnsi"/>
+                <w:sz w:val="22"/>
+                <w:szCs w:val="22"/>
+              </w:rPr>
+            </w:pPr>
+            <w:r>
+              <w:rPr>
+                <w:rFonts w:asciiTheme="minorHAnsi" w:hAnsiTheme="minorHAnsi" w:cstheme="minorHAnsi"/>
+                <w:sz w:val="22"/>
+                <w:szCs w:val="22"/>
+              </w:rPr>
+              <w:lastRenderedPageBreak/>
+              <w:drawing>
+                <wp:inline distT="0" distB="0" distL="0" distR="0" wp14:anchorId="38BDFDC1" wp14:editId="6BBCA0CA">
+                  <wp:extent cx="2867425" cy="3429479"/>
+                  <wp:effectExtent l="0" t="0" r="9525" b="0"/>
+                  <wp:docPr id="1570319190" name="Picture 1"/>
+                  <wp:cNvGraphicFramePr>
+                    <a:graphicFrameLocks xmlns:a="http://schemas.openxmlformats.org/drawingml/2006/main" noChangeAspect="1"/>
+                  </wp:cNvGraphicFramePr>
+                  <a:graphic xmlns:a="http://schemas.openxmlformats.org/drawingml/2006/main">
+                    <a:graphicData uri="http://schemas.openxmlformats.org/drawingml/2006/picture">
+                      <pic:pic xmlns:pic="http://schemas.openxmlformats.org/drawingml/2006/picture">
+                        <pic:nvPicPr>
+                          <pic:cNvPr id="1570319190" name=""/>
+                          <pic:cNvPicPr/>
+                        </pic:nvPicPr>
+                        <pic:blipFill>
+                          <a:blip r:embed="rId17"/>
+                          <a:stretch>
+                            <a:fillRect/>
+                          </a:stretch>
+                        </pic:blipFill>
+                        <pic:spPr>
+                          <a:xfrm>
+                            <a:off x="0" y="0"/>
+                            <a:ext cx="2867425" cy="3429479"/>
+                          </a:xfrm>
+                          <a:prstGeom prst="rect">
+                            <a:avLst/>
+                          </a:prstGeom>
+                        </pic:spPr>
+                      </pic:pic>
+                    </a:graphicData>
+                  </a:graphic>
+                </wp:inline>
+              </w:drawing>
+            </w:r>
+          </w:p>
+          <w:p>
+            <w:pPr>
+              <w:pStyle w:val="ListParagraph"/>
+              <w:spacing w:before="0" w:beforeAutospacing="0" w:after="0" w:afterAutospacing="0"/>
+              <w:rPr>
+                <w:rFonts w:asciiTheme="minorHAnsi" w:hAnsiTheme="minorHAnsi" w:cstheme="minorHAnsi"/>
+                <w:sz w:val="22"/>
+                <w:szCs w:val="22"/>
+              </w:rPr>
+            </w:pPr>
+            <w:r>
+              <w:rPr>
+                <w:rFonts w:asciiTheme="minorHAnsi" w:hAnsiTheme="minorHAnsi" w:cstheme="minorHAnsi"/>
+                <w:sz w:val="22"/>
+                <w:szCs w:val="22"/>
+              </w:rPr>
+              <w:drawing>
+                <wp:inline distT="0" distB="0" distL="0" distR="0" wp14:anchorId="52EA540D" wp14:editId="02A762EC">
+                  <wp:extent cx="2819794" cy="866896"/>
+                  <wp:effectExtent l="0" t="0" r="0" b="9525"/>
+                  <wp:docPr id="1708284327" name="Picture 1"/>
+                  <wp:cNvGraphicFramePr>
+                    <a:graphicFrameLocks xmlns:a="http://schemas.openxmlformats.org/drawingml/2006/main" noChangeAspect="1"/>
+                  </wp:cNvGraphicFramePr>
+                  <a:graphic xmlns:a="http://schemas.openxmlformats.org/drawingml/2006/main">
+                    <a:graphicData uri="http://schemas.openxmlformats.org/drawingml/2006/picture">
+                      <pic:pic xmlns:pic="http://schemas.openxmlformats.org/drawingml/2006/picture">
+                        <pic:nvPicPr>
+                          <pic:cNvPr id="1708284327" name=""/>
+                          <pic:cNvPicPr/>
+                        </pic:nvPicPr>
+                        <pic:blipFill>
+                          <a:blip r:embed="rId18"/>
+                          <a:stretch>
+                            <a:fillRect/>
+                          </a:stretch>
+                        </pic:blipFill>
+                        <pic:spPr>
+                          <a:xfrm>
+                            <a:off x="0" y="0"/>
+                            <a:ext cx="2819794" cy="866896"/>
+                          </a:xfrm>
+                          <a:prstGeom prst="rect">
+                            <a:avLst/>
+                          </a:prstGeom>
+                        </pic:spPr>
+                      </pic:pic>
+                    </a:graphicData>
+                  </a:graphic>
+                </wp:inline>
+              </w:drawing>
+            </w:r>
+          </w:p>
+          <w:p>
+            <w:pPr>
+              <w:pStyle w:val="ListParagraph"/>
+              <w:spacing w:before="0" w:beforeAutospacing="0" w:after="0" w:afterAutospacing="0"/>
+              <w:rPr>
+                <w:rFonts w:asciiTheme="minorHAnsi" w:hAnsiTheme="minorHAnsi" w:cstheme="minorHAnsi"/>
+                <w:sz w:val="22"/>
+                <w:szCs w:val="22"/>
+              </w:rPr>
+            </w:pPr>
+            <w:r>
+              <w:rPr>
+                <w:rFonts w:asciiTheme="minorHAnsi" w:hAnsiTheme="minorHAnsi" w:cstheme="minorHAnsi"/>
+                <w:sz w:val="22"/>
+                <w:szCs w:val="22"/>
+              </w:rPr>
+              <w:drawing>
+                <wp:inline distT="0" distB="0" distL="0" distR="0" wp14:anchorId="1B6CD88E" wp14:editId="39BC7C21">
+                  <wp:extent cx="2896004" cy="2572109"/>
+                  <wp:effectExtent l="0" t="0" r="0" b="0"/>
+                  <wp:docPr id="830619451" name="Picture 1"/>
+                  <wp:cNvGraphicFramePr>
+                    <a:graphicFrameLocks xmlns:a="http://schemas.openxmlformats.org/drawingml/2006/main" noChangeAspect="1"/>
+                  </wp:cNvGraphicFramePr>
+                  <a:graphic xmlns:a="http://schemas.openxmlformats.org/drawingml/2006/main">
+                    <a:graphicData uri="http://schemas.openxmlformats.org/drawingml/2006/picture">
+                      <pic:pic xmlns:pic="http://schemas.openxmlformats.org/drawingml/2006/picture">
+                        <pic:nvPicPr>
+                          <pic:cNvPr id="830619451" name=""/>
+                          <pic:cNvPicPr/>
+                        </pic:nvPicPr>
+                        <pic:blipFill>
+                          <a:blip r:embed="rId19"/>
+                          <a:stretch>
+                            <a:fillRect/>
+                          </a:stretch>
+                        </pic:blipFill>
+                        <pic:spPr>
+                          <a:xfrm>
+                            <a:off x="0" y="0"/>
+                            <a:ext cx="2896004" cy="2572109"/>
+                          </a:xfrm>
+                          <a:prstGeom prst="rect">
+                            <a:avLst/>
+                          </a:prstGeom>
+                        </pic:spPr>
+                      </pic:pic>
+                    </a:graphicData>
+                  </a:graphic>
+                </wp:inline>
+              </w:drawing>
+            </w:r>
+          </w:p>
+          <w:p>
+            <w:pPr>
+              <w:pStyle w:val="ListParagraph"/>
+              <w:spacing w:before="0" w:beforeAutospacing="0" w:after="240" w:afterAutospacing="0"/>
+              <w:rPr>
+                <w:rFonts w:asciiTheme="minorHAnsi" w:hAnsiTheme="minorHAnsi" w:cstheme="minorHAnsi"/>
+                <w:sz w:val="22"/>
+                <w:szCs w:val="22"/>
+              </w:rPr>
+            </w:pPr>
+          </w:p>
+        </w:tc>
+      </w:tr>
+    </w:tbl>
+    <w:p>
+      <w:pPr>
+        <w:pStyle w:val="ListParagraph"/>
+        <w:rPr>
+          <w:rFonts w:asciiTheme="minorHAnsi" w:hAnsiTheme="minorHAnsi" w:cstheme="minorHAnsi"/>
+          <w:sz w:val="22"/>
+          <w:szCs w:val="22"/>
+        </w:rPr>
+      </w:pPr>
+    </w:p>
     <w:sectPr>
-      <w:headerReference w:type="default" r:id="rId9"/>
-      <w:footerReference w:type="default" r:id="rId10"/>
+      <w:headerReference w:type="default" r:id="rId20"/>
+      <w:footerReference w:type="default" r:id="rId21"/>
       <w:type w:val="continuous"/>
       <w:pgSz w:w="11907" w:h="16839" w:code="9"/>
       <w:pgMar w:top="1440" w:right="1080" w:bottom="1440" w:left="1080" w:header="720" w:footer="720" w:gutter="0"/>
@@ -2325,7 +5868,7 @@
 </file>
 
 <file path=word/endnotes.xml><?xml version="1.0" encoding="utf-8"?>
-<w:endnotes xmlns:wpc="http://schemas.microsoft.com/office/word/2010/wordprocessingCanvas" xmlns:cx="http://schemas.microsoft.com/office/drawing/2014/chartex" xmlns:cx1="http://schemas.microsoft.com/office/drawing/2015/9/8/chartex" xmlns:mc="http://schemas.openxmlformats.org/markup-compatibility/2006" xmlns:o="urn:schemas-microsoft-com:office:office" xmlns:r="http://schemas.openxmlformats.org/officeDocument/2006/relationships" xmlns:m="http://schemas.openxmlformats.org/officeDocument/2006/math" xmlns:v="urn:schemas-microsoft-com:vml" xmlns:wp14="http://schemas.microsoft.com/office/word/2010/wordprocessingDrawing" xmlns:wp="http://schemas.openxmlformats.org/drawingml/2006/wordprocessingDrawing" xmlns:w10="urn:schemas-microsoft-com:office:word" xmlns:w="http://schemas.openxmlformats.org/wordprocessingml/2006/main" xmlns:w14="http://schemas.microsoft.com/office/word/2010/wordml" xmlns:w15="http://schemas.microsoft.com/office/word/2012/wordml" xmlns:w16se="http://schemas.microsoft.com/office/word/2015/wordml/symex" xmlns:wpg="http://schemas.microsoft.com/office/word/2010/wordprocessingGroup" xmlns:wpi="http://schemas.microsoft.com/office/word/2010/wordprocessingInk" xmlns:wne="http://schemas.microsoft.com/office/word/2006/wordml" xmlns:wps="http://schemas.microsoft.com/office/word/2010/wordprocessingShape" mc:Ignorable="w14 w15 w16se wp14">
+<w:endnotes xmlns:wpc="http://schemas.microsoft.com/office/word/2010/wordprocessingCanvas" xmlns:cx="http://schemas.microsoft.com/office/drawing/2014/chartex" xmlns:cx1="http://schemas.microsoft.com/office/drawing/2015/9/8/chartex" xmlns:cx2="http://schemas.microsoft.com/office/drawing/2015/10/21/chartex" xmlns:cx3="http://schemas.microsoft.com/office/drawing/2016/5/9/chartex" xmlns:cx4="http://schemas.microsoft.com/office/drawing/2016/5/10/chartex" xmlns:cx5="http://schemas.microsoft.com/office/drawing/2016/5/11/chartex" xmlns:cx6="http://schemas.microsoft.com/office/drawing/2016/5/12/chartex" xmlns:cx7="http://schemas.microsoft.com/office/drawing/2016/5/13/chartex" xmlns:cx8="http://schemas.microsoft.com/office/drawing/2016/5/14/chartex" xmlns:mc="http://schemas.openxmlformats.org/markup-compatibility/2006" xmlns:aink="http://schemas.microsoft.com/office/drawing/2016/ink" xmlns:am3d="http://schemas.microsoft.com/office/drawing/2017/model3d" xmlns:o="urn:schemas-microsoft-com:office:office" xmlns:oel="http://schemas.microsoft.com/office/2019/extlst" xmlns:r="http://schemas.openxmlformats.org/officeDocument/2006/relationships" xmlns:m="http://schemas.openxmlformats.org/officeDocument/2006/math" xmlns:v="urn:schemas-microsoft-com:vml" xmlns:wp14="http://schemas.microsoft.com/office/word/2010/wordprocessingDrawing" xmlns:wp="http://schemas.openxmlformats.org/drawingml/2006/wordprocessingDrawing" xmlns:w10="urn:schemas-microsoft-com:office:word" xmlns:w="http://schemas.openxmlformats.org/wordprocessingml/2006/main" xmlns:w14="http://schemas.microsoft.com/office/word/2010/wordml" xmlns:w15="http://schemas.microsoft.com/office/word/2012/wordml" xmlns:w16cex="http://schemas.microsoft.com/office/word/2018/wordml/cex" xmlns:w16cid="http://schemas.microsoft.com/office/word/2016/wordml/cid" xmlns:w16="http://schemas.microsoft.com/office/word/2018/wordml" xmlns:w16du="http://schemas.microsoft.com/office/word/2023/wordml/word16du" xmlns:w16sdtdh="http://schemas.microsoft.com/office/word/2020/wordml/sdtdatahash" xmlns:w16sdtfl="http://schemas.microsoft.com/office/word/2024/wordml/sdtformatlock" xmlns:w16se="http://schemas.microsoft.com/office/word/2015/wordml/symex" xmlns:wpg="http://schemas.microsoft.com/office/word/2010/wordprocessingGroup" xmlns:wpi="http://schemas.microsoft.com/office/word/2010/wordprocessingInk" xmlns:wne="http://schemas.microsoft.com/office/word/2006/wordml" xmlns:wps="http://schemas.microsoft.com/office/word/2010/wordprocessingShape" mc:Ignorable="w14 w15 w16se w16cid w16 w16cex w16sdtdh w16sdtfl w16du wp14">
   <w:endnote w:type="separator" w:id="-1">
     <w:p>
       <w:r>
@@ -2344,7 +5887,7 @@
 </file>
 
 <file path=word/footer1.xml><?xml version="1.0" encoding="utf-8"?>
-<w:ftr xmlns:wpc="http://schemas.microsoft.com/office/word/2010/wordprocessingCanvas" xmlns:cx="http://schemas.microsoft.com/office/drawing/2014/chartex" xmlns:cx1="http://schemas.microsoft.com/office/drawing/2015/9/8/chartex" xmlns:mc="http://schemas.openxmlformats.org/markup-compatibility/2006" xmlns:o="urn:schemas-microsoft-com:office:office" xmlns:r="http://schemas.openxmlformats.org/officeDocument/2006/relationships" xmlns:m="http://schemas.openxmlformats.org/officeDocument/2006/math" xmlns:v="urn:schemas-microsoft-com:vml" xmlns:wp14="http://schemas.microsoft.com/office/word/2010/wordprocessingDrawing" xmlns:wp="http://schemas.openxmlformats.org/drawingml/2006/wordprocessingDrawing" xmlns:w10="urn:schemas-microsoft-com:office:word" xmlns:w="http://schemas.openxmlformats.org/wordprocessingml/2006/main" xmlns:w14="http://schemas.microsoft.com/office/word/2010/wordml" xmlns:w15="http://schemas.microsoft.com/office/word/2012/wordml" xmlns:w16se="http://schemas.microsoft.com/office/word/2015/wordml/symex" xmlns:wpg="http://schemas.microsoft.com/office/word/2010/wordprocessingGroup" xmlns:wpi="http://schemas.microsoft.com/office/word/2010/wordprocessingInk" xmlns:wne="http://schemas.microsoft.com/office/word/2006/wordml" xmlns:wps="http://schemas.microsoft.com/office/word/2010/wordprocessingShape" mc:Ignorable="w14 w15 w16se wp14">
+<w:ftr xmlns:wpc="http://schemas.microsoft.com/office/word/2010/wordprocessingCanvas" xmlns:cx="http://schemas.microsoft.com/office/drawing/2014/chartex" xmlns:cx1="http://schemas.microsoft.com/office/drawing/2015/9/8/chartex" xmlns:cx2="http://schemas.microsoft.com/office/drawing/2015/10/21/chartex" xmlns:cx3="http://schemas.microsoft.com/office/drawing/2016/5/9/chartex" xmlns:cx4="http://schemas.microsoft.com/office/drawing/2016/5/10/chartex" xmlns:cx5="http://schemas.microsoft.com/office/drawing/2016/5/11/chartex" xmlns:cx6="http://schemas.microsoft.com/office/drawing/2016/5/12/chartex" xmlns:cx7="http://schemas.microsoft.com/office/drawing/2016/5/13/chartex" xmlns:cx8="http://schemas.microsoft.com/office/drawing/2016/5/14/chartex" xmlns:mc="http://schemas.openxmlformats.org/markup-compatibility/2006" xmlns:aink="http://schemas.microsoft.com/office/drawing/2016/ink" xmlns:am3d="http://schemas.microsoft.com/office/drawing/2017/model3d" xmlns:o="urn:schemas-microsoft-com:office:office" xmlns:oel="http://schemas.microsoft.com/office/2019/extlst" xmlns:r="http://schemas.openxmlformats.org/officeDocument/2006/relationships" xmlns:m="http://schemas.openxmlformats.org/officeDocument/2006/math" xmlns:v="urn:schemas-microsoft-com:vml" xmlns:wp14="http://schemas.microsoft.com/office/word/2010/wordprocessingDrawing" xmlns:wp="http://schemas.openxmlformats.org/drawingml/2006/wordprocessingDrawing" xmlns:w10="urn:schemas-microsoft-com:office:word" xmlns:w="http://schemas.openxmlformats.org/wordprocessingml/2006/main" xmlns:w14="http://schemas.microsoft.com/office/word/2010/wordml" xmlns:w15="http://schemas.microsoft.com/office/word/2012/wordml" xmlns:w16cex="http://schemas.microsoft.com/office/word/2018/wordml/cex" xmlns:w16cid="http://schemas.microsoft.com/office/word/2016/wordml/cid" xmlns:w16="http://schemas.microsoft.com/office/word/2018/wordml" xmlns:w16du="http://schemas.microsoft.com/office/word/2023/wordml/word16du" xmlns:w16sdtdh="http://schemas.microsoft.com/office/word/2020/wordml/sdtdatahash" xmlns:w16sdtfl="http://schemas.microsoft.com/office/word/2024/wordml/sdtformatlock" xmlns:w16se="http://schemas.microsoft.com/office/word/2015/wordml/symex" xmlns:wpg="http://schemas.microsoft.com/office/word/2010/wordprocessingGroup" xmlns:wpi="http://schemas.microsoft.com/office/word/2010/wordprocessingInk" xmlns:wne="http://schemas.microsoft.com/office/word/2006/wordml" xmlns:wps="http://schemas.microsoft.com/office/word/2010/wordprocessingShape" mc:Ignorable="w14 w15 w16se w16cid w16 w16cex w16sdtdh w16sdtfl w16du wp14">
   <w:tbl>
     <w:tblPr>
       <w:tblStyle w:val="TableGrid"/>
@@ -2546,7 +6089,7 @@
 </file>
 
 <file path=word/footnotes.xml><?xml version="1.0" encoding="utf-8"?>
-<w:footnotes xmlns:wpc="http://schemas.microsoft.com/office/word/2010/wordprocessingCanvas" xmlns:cx="http://schemas.microsoft.com/office/drawing/2014/chartex" xmlns:cx1="http://schemas.microsoft.com/office/drawing/2015/9/8/chartex" xmlns:mc="http://schemas.openxmlformats.org/markup-compatibility/2006" xmlns:o="urn:schemas-microsoft-com:office:office" xmlns:r="http://schemas.openxmlformats.org/officeDocument/2006/relationships" xmlns:m="http://schemas.openxmlformats.org/officeDocument/2006/math" xmlns:v="urn:schemas-microsoft-com:vml" xmlns:wp14="http://schemas.microsoft.com/office/word/2010/wordprocessingDrawing" xmlns:wp="http://schemas.openxmlformats.org/drawingml/2006/wordprocessingDrawing" xmlns:w10="urn:schemas-microsoft-com:office:word" xmlns:w="http://schemas.openxmlformats.org/wordprocessingml/2006/main" xmlns:w14="http://schemas.microsoft.com/office/word/2010/wordml" xmlns:w15="http://schemas.microsoft.com/office/word/2012/wordml" xmlns:w16se="http://schemas.microsoft.com/office/word/2015/wordml/symex" xmlns:wpg="http://schemas.microsoft.com/office/word/2010/wordprocessingGroup" xmlns:wpi="http://schemas.microsoft.com/office/word/2010/wordprocessingInk" xmlns:wne="http://schemas.microsoft.com/office/word/2006/wordml" xmlns:wps="http://schemas.microsoft.com/office/word/2010/wordprocessingShape" mc:Ignorable="w14 w15 w16se wp14">
+<w:footnotes xmlns:wpc="http://schemas.microsoft.com/office/word/2010/wordprocessingCanvas" xmlns:cx="http://schemas.microsoft.com/office/drawing/2014/chartex" xmlns:cx1="http://schemas.microsoft.com/office/drawing/2015/9/8/chartex" xmlns:cx2="http://schemas.microsoft.com/office/drawing/2015/10/21/chartex" xmlns:cx3="http://schemas.microsoft.com/office/drawing/2016/5/9/chartex" xmlns:cx4="http://schemas.microsoft.com/office/drawing/2016/5/10/chartex" xmlns:cx5="http://schemas.microsoft.com/office/drawing/2016/5/11/chartex" xmlns:cx6="http://schemas.microsoft.com/office/drawing/2016/5/12/chartex" xmlns:cx7="http://schemas.microsoft.com/office/drawing/2016/5/13/chartex" xmlns:cx8="http://schemas.microsoft.com/office/drawing/2016/5/14/chartex" xmlns:mc="http://schemas.openxmlformats.org/markup-compatibility/2006" xmlns:aink="http://schemas.microsoft.com/office/drawing/2016/ink" xmlns:am3d="http://schemas.microsoft.com/office/drawing/2017/model3d" xmlns:o="urn:schemas-microsoft-com:office:office" xmlns:oel="http://schemas.microsoft.com/office/2019/extlst" xmlns:r="http://schemas.openxmlformats.org/officeDocument/2006/relationships" xmlns:m="http://schemas.openxmlformats.org/officeDocument/2006/math" xmlns:v="urn:schemas-microsoft-com:vml" xmlns:wp14="http://schemas.microsoft.com/office/word/2010/wordprocessingDrawing" xmlns:wp="http://schemas.openxmlformats.org/drawingml/2006/wordprocessingDrawing" xmlns:w10="urn:schemas-microsoft-com:office:word" xmlns:w="http://schemas.openxmlformats.org/wordprocessingml/2006/main" xmlns:w14="http://schemas.microsoft.com/office/word/2010/wordml" xmlns:w15="http://schemas.microsoft.com/office/word/2012/wordml" xmlns:w16cex="http://schemas.microsoft.com/office/word/2018/wordml/cex" xmlns:w16cid="http://schemas.microsoft.com/office/word/2016/wordml/cid" xmlns:w16="http://schemas.microsoft.com/office/word/2018/wordml" xmlns:w16du="http://schemas.microsoft.com/office/word/2023/wordml/word16du" xmlns:w16sdtdh="http://schemas.microsoft.com/office/word/2020/wordml/sdtdatahash" xmlns:w16sdtfl="http://schemas.microsoft.com/office/word/2024/wordml/sdtformatlock" xmlns:w16se="http://schemas.microsoft.com/office/word/2015/wordml/symex" xmlns:wpg="http://schemas.microsoft.com/office/word/2010/wordprocessingGroup" xmlns:wpi="http://schemas.microsoft.com/office/word/2010/wordprocessingInk" xmlns:wne="http://schemas.microsoft.com/office/word/2006/wordml" xmlns:wps="http://schemas.microsoft.com/office/word/2010/wordprocessingShape" mc:Ignorable="w14 w15 w16se w16cid w16 w16cex w16sdtdh w16sdtfl w16du wp14">
   <w:footnote w:type="separator" w:id="-1">
     <w:p>
       <w:r>
@@ -2565,7 +6108,7 @@
 </file>
 
 <file path=word/header1.xml><?xml version="1.0" encoding="utf-8"?>
-<w:hdr xmlns:wpc="http://schemas.microsoft.com/office/word/2010/wordprocessingCanvas" xmlns:cx="http://schemas.microsoft.com/office/drawing/2014/chartex" xmlns:cx1="http://schemas.microsoft.com/office/drawing/2015/9/8/chartex" xmlns:mc="http://schemas.openxmlformats.org/markup-compatibility/2006" xmlns:o="urn:schemas-microsoft-com:office:office" xmlns:r="http://schemas.openxmlformats.org/officeDocument/2006/relationships" xmlns:m="http://schemas.openxmlformats.org/officeDocument/2006/math" xmlns:v="urn:schemas-microsoft-com:vml" xmlns:wp14="http://schemas.microsoft.com/office/word/2010/wordprocessingDrawing" xmlns:wp="http://schemas.openxmlformats.org/drawingml/2006/wordprocessingDrawing" xmlns:w10="urn:schemas-microsoft-com:office:word" xmlns:w="http://schemas.openxmlformats.org/wordprocessingml/2006/main" xmlns:w14="http://schemas.microsoft.com/office/word/2010/wordml" xmlns:w15="http://schemas.microsoft.com/office/word/2012/wordml" xmlns:w16se="http://schemas.microsoft.com/office/word/2015/wordml/symex" xmlns:wpg="http://schemas.microsoft.com/office/word/2010/wordprocessingGroup" xmlns:wpi="http://schemas.microsoft.com/office/word/2010/wordprocessingInk" xmlns:wne="http://schemas.microsoft.com/office/word/2006/wordml" xmlns:wps="http://schemas.microsoft.com/office/word/2010/wordprocessingShape" mc:Ignorable="w14 w15 w16se wp14">
+<w:hdr xmlns:wpc="http://schemas.microsoft.com/office/word/2010/wordprocessingCanvas" xmlns:cx="http://schemas.microsoft.com/office/drawing/2014/chartex" xmlns:cx1="http://schemas.microsoft.com/office/drawing/2015/9/8/chartex" xmlns:cx2="http://schemas.microsoft.com/office/drawing/2015/10/21/chartex" xmlns:cx3="http://schemas.microsoft.com/office/drawing/2016/5/9/chartex" xmlns:cx4="http://schemas.microsoft.com/office/drawing/2016/5/10/chartex" xmlns:cx5="http://schemas.microsoft.com/office/drawing/2016/5/11/chartex" xmlns:cx6="http://schemas.microsoft.com/office/drawing/2016/5/12/chartex" xmlns:cx7="http://schemas.microsoft.com/office/drawing/2016/5/13/chartex" xmlns:cx8="http://schemas.microsoft.com/office/drawing/2016/5/14/chartex" xmlns:mc="http://schemas.openxmlformats.org/markup-compatibility/2006" xmlns:aink="http://schemas.microsoft.com/office/drawing/2016/ink" xmlns:am3d="http://schemas.microsoft.com/office/drawing/2017/model3d" xmlns:o="urn:schemas-microsoft-com:office:office" xmlns:oel="http://schemas.microsoft.com/office/2019/extlst" xmlns:r="http://schemas.openxmlformats.org/officeDocument/2006/relationships" xmlns:m="http://schemas.openxmlformats.org/officeDocument/2006/math" xmlns:v="urn:schemas-microsoft-com:vml" xmlns:wp14="http://schemas.microsoft.com/office/word/2010/wordprocessingDrawing" xmlns:wp="http://schemas.openxmlformats.org/drawingml/2006/wordprocessingDrawing" xmlns:w10="urn:schemas-microsoft-com:office:word" xmlns:w="http://schemas.openxmlformats.org/wordprocessingml/2006/main" xmlns:w14="http://schemas.microsoft.com/office/word/2010/wordml" xmlns:w15="http://schemas.microsoft.com/office/word/2012/wordml" xmlns:w16cex="http://schemas.microsoft.com/office/word/2018/wordml/cex" xmlns:w16cid="http://schemas.microsoft.com/office/word/2016/wordml/cid" xmlns:w16="http://schemas.microsoft.com/office/word/2018/wordml" xmlns:w16du="http://schemas.microsoft.com/office/word/2023/wordml/word16du" xmlns:w16sdtdh="http://schemas.microsoft.com/office/word/2020/wordml/sdtdatahash" xmlns:w16sdtfl="http://schemas.microsoft.com/office/word/2024/wordml/sdtformatlock" xmlns:w16se="http://schemas.microsoft.com/office/word/2015/wordml/symex" xmlns:wpg="http://schemas.microsoft.com/office/word/2010/wordprocessingGroup" xmlns:wpi="http://schemas.microsoft.com/office/word/2010/wordprocessingInk" xmlns:wne="http://schemas.microsoft.com/office/word/2006/wordml" xmlns:wps="http://schemas.microsoft.com/office/word/2010/wordprocessingShape" mc:Ignorable="w14 w15 w16se w16cid w16 w16cex w16sdtdh w16sdtfl w16du wp14">
   <w:p>
     <w:pPr>
       <w:widowControl w:val="0"/>
@@ -3225,7 +6768,7 @@
 </file>
 
 <file path=word/numbering.xml><?xml version="1.0" encoding="utf-8"?>
-<w:numbering xmlns:wpc="http://schemas.microsoft.com/office/word/2010/wordprocessingCanvas" xmlns:cx="http://schemas.microsoft.com/office/drawing/2014/chartex" xmlns:cx1="http://schemas.microsoft.com/office/drawing/2015/9/8/chartex" xmlns:mc="http://schemas.openxmlformats.org/markup-compatibility/2006" xmlns:o="urn:schemas-microsoft-com:office:office" xmlns:r="http://schemas.openxmlformats.org/officeDocument/2006/relationships" xmlns:m="http://schemas.openxmlformats.org/officeDocument/2006/math" xmlns:v="urn:schemas-microsoft-com:vml" xmlns:wp14="http://schemas.microsoft.com/office/word/2010/wordprocessingDrawing" xmlns:wp="http://schemas.openxmlformats.org/drawingml/2006/wordprocessingDrawing" xmlns:w10="urn:schemas-microsoft-com:office:word" xmlns:w="http://schemas.openxmlformats.org/wordprocessingml/2006/main" xmlns:w14="http://schemas.microsoft.com/office/word/2010/wordml" xmlns:w15="http://schemas.microsoft.com/office/word/2012/wordml" xmlns:w16se="http://schemas.microsoft.com/office/word/2015/wordml/symex" xmlns:wpg="http://schemas.microsoft.com/office/word/2010/wordprocessingGroup" xmlns:wpi="http://schemas.microsoft.com/office/word/2010/wordprocessingInk" xmlns:wne="http://schemas.microsoft.com/office/word/2006/wordml" xmlns:wps="http://schemas.microsoft.com/office/word/2010/wordprocessingShape" mc:Ignorable="w14 w15 w16se wp14">
+<w:numbering xmlns:wpc="http://schemas.microsoft.com/office/word/2010/wordprocessingCanvas" xmlns:cx="http://schemas.microsoft.com/office/drawing/2014/chartex" xmlns:cx1="http://schemas.microsoft.com/office/drawing/2015/9/8/chartex" xmlns:cx2="http://schemas.microsoft.com/office/drawing/2015/10/21/chartex" xmlns:cx3="http://schemas.microsoft.com/office/drawing/2016/5/9/chartex" xmlns:cx4="http://schemas.microsoft.com/office/drawing/2016/5/10/chartex" xmlns:cx5="http://schemas.microsoft.com/office/drawing/2016/5/11/chartex" xmlns:cx6="http://schemas.microsoft.com/office/drawing/2016/5/12/chartex" xmlns:cx7="http://schemas.microsoft.com/office/drawing/2016/5/13/chartex" xmlns:cx8="http://schemas.microsoft.com/office/drawing/2016/5/14/chartex" xmlns:mc="http://schemas.openxmlformats.org/markup-compatibility/2006" xmlns:aink="http://schemas.microsoft.com/office/drawing/2016/ink" xmlns:am3d="http://schemas.microsoft.com/office/drawing/2017/model3d" xmlns:o="urn:schemas-microsoft-com:office:office" xmlns:oel="http://schemas.microsoft.com/office/2019/extlst" xmlns:r="http://schemas.openxmlformats.org/officeDocument/2006/relationships" xmlns:m="http://schemas.openxmlformats.org/officeDocument/2006/math" xmlns:v="urn:schemas-microsoft-com:vml" xmlns:wp14="http://schemas.microsoft.com/office/word/2010/wordprocessingDrawing" xmlns:wp="http://schemas.openxmlformats.org/drawingml/2006/wordprocessingDrawing" xmlns:w10="urn:schemas-microsoft-com:office:word" xmlns:w="http://schemas.openxmlformats.org/wordprocessingml/2006/main" xmlns:w14="http://schemas.microsoft.com/office/word/2010/wordml" xmlns:w15="http://schemas.microsoft.com/office/word/2012/wordml" xmlns:w16cex="http://schemas.microsoft.com/office/word/2018/wordml/cex" xmlns:w16cid="http://schemas.microsoft.com/office/word/2016/wordml/cid" xmlns:w16="http://schemas.microsoft.com/office/word/2018/wordml" xmlns:w16du="http://schemas.microsoft.com/office/word/2023/wordml/word16du" xmlns:w16sdtdh="http://schemas.microsoft.com/office/word/2020/wordml/sdtdatahash" xmlns:w16sdtfl="http://schemas.microsoft.com/office/word/2024/wordml/sdtformatlock" xmlns:w16se="http://schemas.microsoft.com/office/word/2015/wordml/symex" xmlns:wpg="http://schemas.microsoft.com/office/word/2010/wordprocessingGroup" xmlns:wpi="http://schemas.microsoft.com/office/word/2010/wordprocessingInk" xmlns:wne="http://schemas.microsoft.com/office/word/2006/wordml" xmlns:wps="http://schemas.microsoft.com/office/word/2010/wordprocessingShape" mc:Ignorable="w14 w15 w16se w16cid w16 w16cex w16sdtdh w16sdtfl w16du wp14">
   <w:numPicBullet w:numPicBulletId="0">
     <w:pict>
       <v:shapetype id="_x0000_t75" coordsize="21600,21600" o:spt="75" o:preferrelative="t" path="m@4@5l@4@11@9@11@9@5xe" filled="f" stroked="f">
@@ -3247,7 +6790,7 @@
         <v:path o:extrusionok="f" gradientshapeok="t" o:connecttype="rect"/>
         <o:lock v:ext="edit" aspectratio="t"/>
       </v:shapetype>
-      <v:shape id="_x0000_i1027" type="#_x0000_t75" style="width:12.6pt;height:12.6pt" o:bullet="t">
+      <v:shape id="_x0000_i1025" type="#_x0000_t75" style="width:12.85pt;height:12.85pt" o:bullet="t">
         <v:imagedata r:id="rId1" o:title="mso8AAC"/>
       </v:shape>
     </w:pict>
@@ -7809,140 +11352,140 @@
       </w:pPr>
     </w:lvl>
   </w:abstractNum>
-  <w:num w:numId="1">
+  <w:num w:numId="1" w16cid:durableId="571551249">
     <w:abstractNumId w:val="29"/>
   </w:num>
-  <w:num w:numId="2">
+  <w:num w:numId="2" w16cid:durableId="730731071">
     <w:abstractNumId w:val="35"/>
   </w:num>
-  <w:num w:numId="3">
+  <w:num w:numId="3" w16cid:durableId="1422146036">
     <w:abstractNumId w:val="25"/>
   </w:num>
-  <w:num w:numId="4">
+  <w:num w:numId="4" w16cid:durableId="48236228">
     <w:abstractNumId w:val="38"/>
   </w:num>
-  <w:num w:numId="5">
+  <w:num w:numId="5" w16cid:durableId="1711298301">
     <w:abstractNumId w:val="2"/>
   </w:num>
-  <w:num w:numId="6">
+  <w:num w:numId="6" w16cid:durableId="865756056">
     <w:abstractNumId w:val="1"/>
   </w:num>
-  <w:num w:numId="7">
+  <w:num w:numId="7" w16cid:durableId="1464149854">
     <w:abstractNumId w:val="0"/>
   </w:num>
-  <w:num w:numId="8">
+  <w:num w:numId="8" w16cid:durableId="642009649">
     <w:abstractNumId w:val="13"/>
   </w:num>
-  <w:num w:numId="9">
+  <w:num w:numId="9" w16cid:durableId="1414935712">
     <w:abstractNumId w:val="21"/>
   </w:num>
-  <w:num w:numId="10">
+  <w:num w:numId="10" w16cid:durableId="1323200799">
     <w:abstractNumId w:val="6"/>
   </w:num>
-  <w:num w:numId="11">
+  <w:num w:numId="11" w16cid:durableId="1257521547">
     <w:abstractNumId w:val="11"/>
   </w:num>
-  <w:num w:numId="12">
+  <w:num w:numId="12" w16cid:durableId="848838039">
     <w:abstractNumId w:val="31"/>
   </w:num>
-  <w:num w:numId="13">
+  <w:num w:numId="13" w16cid:durableId="1662126146">
     <w:abstractNumId w:val="20"/>
   </w:num>
-  <w:num w:numId="14">
+  <w:num w:numId="14" w16cid:durableId="748161670">
     <w:abstractNumId w:val="16"/>
   </w:num>
-  <w:num w:numId="15">
+  <w:num w:numId="15" w16cid:durableId="877933005">
     <w:abstractNumId w:val="26"/>
   </w:num>
-  <w:num w:numId="16">
+  <w:num w:numId="16" w16cid:durableId="2146240021">
     <w:abstractNumId w:val="36"/>
   </w:num>
-  <w:num w:numId="17">
+  <w:num w:numId="17" w16cid:durableId="1408922552">
     <w:abstractNumId w:val="40"/>
   </w:num>
-  <w:num w:numId="18">
+  <w:num w:numId="18" w16cid:durableId="2060518380">
     <w:abstractNumId w:val="15"/>
   </w:num>
-  <w:num w:numId="19">
+  <w:num w:numId="19" w16cid:durableId="631180198">
     <w:abstractNumId w:val="39"/>
   </w:num>
-  <w:num w:numId="20">
+  <w:num w:numId="20" w16cid:durableId="40323830">
     <w:abstractNumId w:val="4"/>
   </w:num>
-  <w:num w:numId="21">
+  <w:num w:numId="21" w16cid:durableId="1094595874">
     <w:abstractNumId w:val="27"/>
   </w:num>
-  <w:num w:numId="22">
+  <w:num w:numId="22" w16cid:durableId="574171339">
     <w:abstractNumId w:val="9"/>
   </w:num>
-  <w:num w:numId="23">
+  <w:num w:numId="23" w16cid:durableId="1028600223">
     <w:abstractNumId w:val="30"/>
   </w:num>
-  <w:num w:numId="24">
+  <w:num w:numId="24" w16cid:durableId="858856550">
     <w:abstractNumId w:val="33"/>
   </w:num>
-  <w:num w:numId="25">
+  <w:num w:numId="25" w16cid:durableId="2092969043">
     <w:abstractNumId w:val="14"/>
   </w:num>
-  <w:num w:numId="26">
+  <w:num w:numId="26" w16cid:durableId="172840935">
     <w:abstractNumId w:val="18"/>
   </w:num>
-  <w:num w:numId="27">
+  <w:num w:numId="27" w16cid:durableId="1915967157">
     <w:abstractNumId w:val="28"/>
   </w:num>
-  <w:num w:numId="28">
+  <w:num w:numId="28" w16cid:durableId="5182381">
     <w:abstractNumId w:val="7"/>
   </w:num>
-  <w:num w:numId="29">
+  <w:num w:numId="29" w16cid:durableId="291063636">
     <w:abstractNumId w:val="23"/>
   </w:num>
-  <w:num w:numId="30">
+  <w:num w:numId="30" w16cid:durableId="1488941397">
     <w:abstractNumId w:val="22"/>
   </w:num>
-  <w:num w:numId="31">
+  <w:num w:numId="31" w16cid:durableId="1306544042">
     <w:abstractNumId w:val="12"/>
   </w:num>
-  <w:num w:numId="32">
+  <w:num w:numId="32" w16cid:durableId="531915297">
     <w:abstractNumId w:val="41"/>
   </w:num>
-  <w:num w:numId="33">
+  <w:num w:numId="33" w16cid:durableId="1213811118">
     <w:abstractNumId w:val="24"/>
   </w:num>
-  <w:num w:numId="34">
+  <w:num w:numId="34" w16cid:durableId="601497545">
     <w:abstractNumId w:val="3"/>
   </w:num>
-  <w:num w:numId="35">
+  <w:num w:numId="35" w16cid:durableId="1549028043">
     <w:abstractNumId w:val="19"/>
   </w:num>
-  <w:num w:numId="36">
+  <w:num w:numId="36" w16cid:durableId="379984829">
     <w:abstractNumId w:val="37"/>
   </w:num>
-  <w:num w:numId="37">
+  <w:num w:numId="37" w16cid:durableId="44718276">
     <w:abstractNumId w:val="8"/>
   </w:num>
-  <w:num w:numId="38">
+  <w:num w:numId="38" w16cid:durableId="1536582189">
     <w:abstractNumId w:val="5"/>
   </w:num>
-  <w:num w:numId="39">
+  <w:num w:numId="39" w16cid:durableId="388967316">
     <w:abstractNumId w:val="42"/>
   </w:num>
-  <w:num w:numId="40">
+  <w:num w:numId="40" w16cid:durableId="1860969836">
     <w:abstractNumId w:val="32"/>
   </w:num>
-  <w:num w:numId="41">
+  <w:num w:numId="41" w16cid:durableId="1751122114">
     <w:abstractNumId w:val="34"/>
   </w:num>
-  <w:num w:numId="42">
+  <w:num w:numId="42" w16cid:durableId="1548838508">
     <w:abstractNumId w:val="10"/>
   </w:num>
-  <w:num w:numId="43">
+  <w:num w:numId="43" w16cid:durableId="1818524107">
     <w:abstractNumId w:val="17"/>
   </w:num>
 </w:numbering>
 </file>
 
 <file path=word/styles.xml><?xml version="1.0" encoding="utf-8"?>
-<w:styles xmlns:mc="http://schemas.openxmlformats.org/markup-compatibility/2006" xmlns:r="http://schemas.openxmlformats.org/officeDocument/2006/relationships" xmlns:w="http://schemas.openxmlformats.org/wordprocessingml/2006/main" xmlns:w14="http://schemas.microsoft.com/office/word/2010/wordml" xmlns:w15="http://schemas.microsoft.com/office/word/2012/wordml" xmlns:w16se="http://schemas.microsoft.com/office/word/2015/wordml/symex" mc:Ignorable="w14 w15 w16se">
+<w:styles xmlns:mc="http://schemas.openxmlformats.org/markup-compatibility/2006" xmlns:r="http://schemas.openxmlformats.org/officeDocument/2006/relationships" xmlns:w="http://schemas.openxmlformats.org/wordprocessingml/2006/main" xmlns:w14="http://schemas.microsoft.com/office/word/2010/wordml" xmlns:w15="http://schemas.microsoft.com/office/word/2012/wordml" xmlns:w16cex="http://schemas.microsoft.com/office/word/2018/wordml/cex" xmlns:w16cid="http://schemas.microsoft.com/office/word/2016/wordml/cid" xmlns:w16="http://schemas.microsoft.com/office/word/2018/wordml" xmlns:w16du="http://schemas.microsoft.com/office/word/2023/wordml/word16du" xmlns:w16sdtdh="http://schemas.microsoft.com/office/word/2020/wordml/sdtdatahash" xmlns:w16sdtfl="http://schemas.microsoft.com/office/word/2024/wordml/sdtformatlock" xmlns:w16se="http://schemas.microsoft.com/office/word/2015/wordml/symex" mc:Ignorable="w14 w15 w16se w16cid w16 w16cex w16sdtdh w16sdtfl w16du">
   <w:docDefaults>
     <w:rPrDefault>
       <w:rPr>
@@ -7958,7 +11501,7 @@
       </w:pPr>
     </w:pPrDefault>
   </w:docDefaults>
-  <w:latentStyles w:defLockedState="0" w:defUIPriority="99" w:defSemiHidden="0" w:defUnhideWhenUsed="0" w:defQFormat="0" w:count="371">
+  <w:latentStyles w:defLockedState="0" w:defUIPriority="99" w:defSemiHidden="0" w:defUnhideWhenUsed="0" w:defQFormat="0" w:count="376">
     <w:lsdException w:name="Normal" w:uiPriority="0" w:qFormat="1"/>
     <w:lsdException w:name="heading 1" w:uiPriority="9" w:qFormat="1"/>
     <w:lsdException w:name="heading 2" w:semiHidden="1" w:uiPriority="9" w:unhideWhenUsed="1" w:qFormat="1"/>
@@ -8330,11 +11873,16 @@
     <w:lsdException w:name="List Table 5 Dark Accent 6" w:uiPriority="50"/>
     <w:lsdException w:name="List Table 6 Colorful Accent 6" w:uiPriority="51"/>
     <w:lsdException w:name="List Table 7 Colorful Accent 6" w:uiPriority="52"/>
+    <w:lsdException w:name="Mention" w:semiHidden="1" w:unhideWhenUsed="1"/>
+    <w:lsdException w:name="Smart Hyperlink" w:semiHidden="1" w:unhideWhenUsed="1"/>
+    <w:lsdException w:name="Hashtag" w:semiHidden="1" w:unhideWhenUsed="1"/>
+    <w:lsdException w:name="Unresolved Mention" w:semiHidden="1" w:unhideWhenUsed="1"/>
+    <w:lsdException w:name="Smart Link" w:semiHidden="1" w:unhideWhenUsed="1"/>
   </w:latentStyles>
   <w:style w:type="paragraph" w:default="1" w:styleId="Normal">
     <w:name w:val="Normal"/>
     <w:qFormat/>
-    <w:rsid w:val="00F87B16"/>
+    <w:rsid w:val="00F94203"/>
     <w:pPr>
       <w:spacing w:after="0" w:line="240" w:lineRule="auto"/>
     </w:pPr>
